--- a/instruction_manual/Agent_Walking_Pathfinding_Manual.docx
+++ b/instruction_manual/Agent_Walking_Pathfinding_Manual.docx
@@ -22,7 +22,7 @@
           <w:sz w:val="18"/>
           <w:szCs w:val="18"/>
         </w:rPr>
-        <w:t xml:space="preserve">Hoe een agent rationeel door de wereld beweegt. Dit één A4 beschrijft het volledige doel; geef het door om vanaf nul opnieuw te beginnen.</w:t>
+        <w:t xml:space="preserve">Hoe een agent rationeel door de wereld beweegt. Dit een A4 beschrijft het volledige doel; geef het door om vanaf nul opnieuw te beginnen.</w:t>
       </w:r>
     </w:p>
     <w:p>
@@ -30,7 +30,7 @@
         <w:pStyle w:val="Heading2"/>
       </w:pPr>
       <w:r>
-        <w:t xml:space="preserve">1. Doel in één zin</w:t>
+        <w:t xml:space="preserve">1. Doel in een zin</w:t>
       </w:r>
     </w:p>
     <w:p>
@@ -38,7 +38,7 @@
         <w:spacing w:after="60"/>
       </w:pPr>
       <w:r>
-        <w:t xml:space="preserve">Een externe functie bepaalt in welk domein de agent moet zijn. Elke step checkt de agent dat: is hij er nog niet, dan loopt hij via de gang naar dat domein (kortste pad als priority-queue, één cel per stap); is hij er wel, dan loopt hij wat rond (idle) of staat hij stil (working).</w:t>
+        <w:t xml:space="preserve">Een externe functie bepaalt in welk domein de agent moet zijn. Elke step checkt de agent dat: is hij er nog niet, dan loopt hij via de gang naar dat domein (kortste pad als priority-queue, een cel per stap); is hij er wel, dan loopt hij wat rond (idle) of staat hij stil (working).</w:t>
       </w:r>
     </w:p>
     <w:p>
@@ -74,7 +74,7 @@
           <w:sz w:val="19"/>
           <w:szCs w:val="19"/>
         </w:rPr>
-        <w:t xml:space="preserve">de ruimte waar de agent moet zijn. Wordt EXTERN gezet (andere module) en verandert zelden — minimaal elke 50 steps. De agent checkt elke step welk domein hij moet zijn; hij verandert dit zelf nooit.</w:t>
+        <w:t xml:space="preserve">de ruimte waar de agent moet zijn. Wordt EXTERN gezet (andere module). De agent checkt elke step welk domein hij moet zijn — het doel kan elke stap veranderen. Geen minimale stabiliteit; dat is testcase-specifiek voor controleerbaarheid.</w:t>
       </w:r>
     </w:p>
     <w:p>
@@ -147,7 +147,7 @@
           <w:sz w:val="19"/>
           <w:szCs w:val="19"/>
         </w:rPr>
-        <w:t xml:space="preserve">Pad = priority-queue: het hele pad van huidige cel naar doel wordt vooraf berekend als een wachtrij van cellen (front = volgende stap). De agent pakt elke step één cel van de voorkant.</w:t>
+        <w:t xml:space="preserve">Pad = priority-queue: het hele pad van huidige cel naar doel wordt vooraf berekend als een wachtrij van cellen (front = volgende stap). De agent pakt elke step een cel van de voorkant.</w:t>
       </w:r>
     </w:p>
     <w:p>
@@ -172,7 +172,7 @@
           <w:sz w:val="19"/>
           <w:szCs w:val="19"/>
         </w:rPr>
-        <w:t xml:space="preserve">Eén stap per step: elke beweging gaat naar een buurcel. Chebyshev-afstand tot de vorige cel is altijd ≤ 1. De agent mag NOOIT springen van het ene punt op de map naar het andere.</w:t>
+        <w:t xml:space="preserve">Een stap per step: elke beweging gaat naar een buurcel. Chebyshev-afstand tot de vorige cel is altijd &lt;= 1. De agent mag NOOIT springen van het ene punt op de map naar het andere.</w:t>
       </w:r>
     </w:p>
     <w:p>
@@ -366,7 +366,7 @@
                 <w:sz w:val="18"/>
                 <w:szCs w:val="18"/>
               </w:rPr>
-              <w:t xml:space="preserve">Elke step: zit ik in het doel-domein? Het doel komt van buiten en is ≥ 50 steps stabiel.</w:t>
+              <w:t xml:space="preserve">Elke step: zit ik in het doel-domein? Het doel komt van buiten; kan elke step veranderen.</w:t>
             </w:r>
           </w:p>
         </w:tc>
@@ -424,7 +424,7 @@
                 <w:sz w:val="18"/>
                 <w:szCs w:val="18"/>
               </w:rPr>
-              <w:t xml:space="preserve">Niet in doel-domein → plan/vervolg BFS-pad via de gang, loop één cel. Bij aankomst → idle of working.</w:t>
+              <w:t xml:space="preserve">Niet in doel-domein -&gt; plan/vervolg BFS-pad via de gang, loop een cel. Bij aankomst -&gt; idle of working.</w:t>
             </w:r>
           </w:p>
         </w:tc>
@@ -482,7 +482,7 @@
                 <w:sz w:val="18"/>
                 <w:szCs w:val="18"/>
               </w:rPr>
-              <w:t xml:space="preserve">In doel-domein, niks te doen → loop wat rond in de kamer (één cel per step).</w:t>
+              <w:t xml:space="preserve">In doel-domein, niks te doen -&gt; loop wat rond in de kamer (een cel per step).</w:t>
             </w:r>
           </w:p>
         </w:tc>
@@ -540,7 +540,7 @@
                 <w:sz w:val="18"/>
                 <w:szCs w:val="18"/>
               </w:rPr>
-              <w:t xml:space="preserve">In doel-domein → blijf staan waar je bent (geen beweging).</w:t>
+              <w:t xml:space="preserve">In doel-domein -&gt; blijf staan waar je bent (geen beweging).</w:t>
             </w:r>
           </w:p>
         </w:tc>
@@ -568,7 +568,7 @@
           <w:sz w:val="19"/>
           <w:szCs w:val="19"/>
         </w:rPr>
-        <w:t xml:space="preserve">Elke beweging heeft stap-afstand 1 (nul “jumps” over de hele run).</w:t>
+        <w:t xml:space="preserve">Elke beweging heeft stap-afstand 1 (nul jumps over de hele run).</w:t>
       </w:r>
     </w:p>
     <w:p>
@@ -602,7 +602,7 @@
           <w:sz w:val="19"/>
           <w:szCs w:val="19"/>
         </w:rPr>
-        <w:t xml:space="preserve">Doel-domein wordt alleen extern gezet, is ≥ 50 steps stabiel, en wordt elke step gecheckt.</w:t>
+        <w:t xml:space="preserve">Doel-domein wordt alleen extern gezet en wordt elke step gecheckt.</w:t>
       </w:r>
     </w:p>
     <w:p>
@@ -637,7 +637,7 @@
           <w:sz w:val="17"/>
           <w:szCs w:val="17"/>
         </w:rPr>
-        <w:t xml:space="preserve">Referentie-implementatie: testcases/html/walking_behaviour/index.html. Gevalideerd: 0 jumps, alle reizen via de gang, doel-domein ≥ 50 steps.</w:t>
+        <w:t xml:space="preserve">Referentie-implementatie: testcases/html/walking_behaviour/index.html. Gevalideerd: 0 jumps, alle reizen via de gang.</w:t>
       </w:r>
     </w:p>
     <w:sectPr>

--- a/instruction_manual/Agent_Walking_Pathfinding_Manual.docx
+++ b/instruction_manual/Agent_Walking_Pathfinding_Manual.docx
@@ -638,6 +638,8840 @@
           <w:szCs w:val="17"/>
         </w:rPr>
         <w:t xml:space="preserve">Referentie-implementatie: testcases/html/walking_behaviour/index.html. Gevalideerd: 0 jumps, alle reizen via de gang.</w:t>
+      </w:r>
+    </w:p>
+    <w:p>
+      <w:r>
+        <w:br w:type="page"/>
+      </w:r>
+    </w:p>
+    <w:p>
+      <w:pPr>
+        <w:spacing w:after="40"/>
+      </w:pPr>
+      <w:r>
+        <w:rPr>
+          <w:rFonts w:ascii="Arial" w:cs="Arial" w:eastAsia="Arial" w:hAnsi="Arial"/>
+          <w:b/>
+          <w:bCs/>
+          <w:color w:val="1F3864"/>
+          <w:sz w:val="32"/>
+          <w:szCs w:val="32"/>
+        </w:rPr>
+        <w:t xml:space="preserve">Artefact v1 — Verbatim Code</w:t>
+      </w:r>
+    </w:p>
+    <w:p>
+      <w:pPr>
+        <w:spacing w:after="40"/>
+      </w:pPr>
+      <w:r>
+        <w:rPr>
+          <w:rFonts w:ascii="Courier New" w:cs="Courier New" w:eastAsia="Courier New" w:hAnsi="Courier New"/>
+          <w:color w:val="555555"/>
+          <w:sz w:val="17"/>
+          <w:szCs w:val="17"/>
+        </w:rPr>
+        <w:t xml:space="preserve">Commit: 32c49e0c54d71c423590b4696f599ba6f19b317e  —  2026-06-18  —  Branch: main</w:t>
+      </w:r>
+    </w:p>
+    <w:p>
+      <w:pPr>
+        <w:spacing w:after="40"/>
+      </w:pPr>
+      <w:r>
+        <w:rPr>
+          <w:i/>
+          <w:iCs/>
+          <w:color w:val="555555"/>
+          <w:sz w:val="17"/>
+          <w:szCs w:val="17"/>
+        </w:rPr>
+        <w:t xml:space="preserve">Paste sections 1–5 into a clean project to reproduce the approved walking behaviour exactly.</w:t>
+      </w:r>
+    </w:p>
+    <w:p>
+      <w:pPr>
+        <w:pBdr>
+          <w:bottom w:val="single" w:color="2E75B6" w:sz="4" w:space="1"/>
+        </w:pBdr>
+        <w:spacing w:after="180" w:before="0"/>
+      </w:pPr>
+    </w:p>
+    <w:p>
+      <w:pPr>
+        <w:spacing w:after="0" w:before="200"/>
+      </w:pPr>
+    </w:p>
+    <w:tbl>
+      <w:tblPr>
+        <w:tblW w:type="dxa" w:w="9746"/>
+        <w:tblBorders>
+          <w:top w:val="none"/>
+          <w:left w:val="none"/>
+          <w:bottom w:val="none"/>
+          <w:right w:val="none"/>
+          <w:insideH w:val="single" w:color="auto" w:sz="4"/>
+          <w:insideV w:val="single" w:color="auto" w:sz="4"/>
+        </w:tblBorders>
+      </w:tblPr>
+      <w:tblGrid>
+        <w:gridCol w:w="560"/>
+        <w:gridCol w:w="9186"/>
+      </w:tblGrid>
+      <w:tr>
+        <w:tc>
+          <w:tcPr>
+            <w:tcW w:type="dxa" w:w="560"/>
+            <w:tcBorders>
+              <w:top w:val="none"/>
+              <w:left w:val="none"/>
+              <w:bottom w:val="none"/>
+              <w:right w:val="none"/>
+            </w:tcBorders>
+            <w:shd w:fill="2E75B6" w:val="clear"/>
+            <w:tcMar>
+              <w:top w:type="dxa" w:w="60"/>
+              <w:left w:type="dxa" w:w="80"/>
+              <w:bottom w:type="dxa" w:w="60"/>
+              <w:right w:type="dxa" w:w="80"/>
+            </w:tcMar>
+          </w:tcPr>
+          <w:p>
+            <w:pPr>
+              <w:spacing w:after="0" w:before="0"/>
+              <w:jc w:val="center"/>
+            </w:pPr>
+            <w:r>
+              <w:rPr>
+                <w:rFonts w:ascii="Arial" w:cs="Arial" w:eastAsia="Arial" w:hAnsi="Arial"/>
+                <w:b/>
+                <w:bCs/>
+                <w:color w:val="FFFFFF"/>
+                <w:sz w:val="18"/>
+                <w:szCs w:val="18"/>
+              </w:rPr>
+              <w:t xml:space="preserve">1</w:t>
+            </w:r>
+          </w:p>
+        </w:tc>
+        <w:tc>
+          <w:tcPr>
+            <w:tcW w:type="dxa" w:w="9186"/>
+            <w:tcBorders>
+              <w:top w:val="none"/>
+              <w:left w:val="none"/>
+              <w:bottom w:val="none"/>
+              <w:right w:val="none"/>
+            </w:tcBorders>
+            <w:shd w:fill="EEF2FA" w:val="clear"/>
+            <w:tcMar>
+              <w:top w:type="dxa" w:w="60"/>
+              <w:left w:type="dxa" w:w="140"/>
+              <w:bottom w:type="dxa" w:w="60"/>
+              <w:right w:type="dxa" w:w="80"/>
+            </w:tcMar>
+          </w:tcPr>
+          <w:p>
+            <w:pPr>
+              <w:spacing w:after="0" w:before="0"/>
+            </w:pPr>
+            <w:r>
+              <w:rPr>
+                <w:rFonts w:ascii="Arial" w:cs="Arial" w:eastAsia="Arial" w:hAnsi="Arial"/>
+                <w:b/>
+                <w:bCs/>
+                <w:color w:val="1F3864"/>
+                <w:sz w:val="19"/>
+                <w:szCs w:val="19"/>
+              </w:rPr>
+              <w:t xml:space="preserve">Env — Relevant Fields</w:t>
+            </w:r>
+          </w:p>
+        </w:tc>
+      </w:tr>
+    </w:tbl>
+    <w:p>
+      <w:pPr>
+        <w:spacing w:after="80" w:before="0"/>
+      </w:pPr>
+    </w:p>
+    <w:p>
+      <w:pPr>
+        <w:spacing w:after="40" w:before="120"/>
+      </w:pPr>
+      <w:r>
+        <w:rPr>
+          <w:rFonts w:ascii="Arial" w:cs="Arial" w:eastAsia="Arial" w:hAnsi="Arial"/>
+          <w:b/>
+          <w:bCs/>
+          <w:color w:val="2E75B6"/>
+          <w:sz w:val="17"/>
+          <w:szCs w:val="17"/>
+        </w:rPr>
+        <w:t xml:space="preserve">Activity struct  (src/include/Env.h)</w:t>
+      </w:r>
+    </w:p>
+    <w:tbl>
+      <w:tblPr>
+        <w:tblW w:type="dxa" w:w="9746"/>
+        <w:tblBorders>
+          <w:top w:val="single" w:color="333355" w:sz="2"/>
+          <w:left w:val="single" w:color="2E75B6" w:sz="8"/>
+          <w:bottom w:val="single" w:color="333355" w:sz="2"/>
+          <w:right w:val="single" w:color="333355" w:sz="2"/>
+          <w:insideH w:val="single" w:color="auto" w:sz="4"/>
+          <w:insideV w:val="single" w:color="auto" w:sz="4"/>
+        </w:tblBorders>
+      </w:tblPr>
+      <w:tblGrid>
+        <w:gridCol w:w="9746"/>
+      </w:tblGrid>
+      <w:tr>
+        <w:tc>
+          <w:tcPr>
+            <w:tcW w:type="dxa" w:w="9746"/>
+            <w:tcBorders>
+              <w:top w:val="none"/>
+              <w:left w:val="none"/>
+              <w:bottom w:val="none"/>
+              <w:right w:val="none"/>
+            </w:tcBorders>
+            <w:shd w:fill="1A1A2E" w:val="clear"/>
+            <w:tcMar>
+              <w:top w:type="dxa" w:w="18"/>
+              <w:left w:type="dxa" w:w="160"/>
+              <w:bottom w:type="dxa" w:w="18"/>
+              <w:right w:type="dxa" w:w="80"/>
+            </w:tcMar>
+          </w:tcPr>
+          <w:p>
+            <w:pPr>
+              <w:spacing w:after="0" w:before="0"/>
+            </w:pPr>
+            <w:r>
+              <w:rPr>
+                <w:rFonts w:ascii="Courier New" w:cs="Courier New" w:eastAsia="Courier New" w:hAnsi="Courier New"/>
+                <w:color w:val="E8E8E8"/>
+                <w:sz w:val="15"/>
+                <w:szCs w:val="15"/>
+              </w:rPr>
+              <w:t xml:space="preserve">struct Activity {</w:t>
+            </w:r>
+          </w:p>
+        </w:tc>
+      </w:tr>
+      <w:tr>
+        <w:tc>
+          <w:tcPr>
+            <w:tcW w:type="dxa" w:w="9746"/>
+            <w:tcBorders>
+              <w:top w:val="none"/>
+              <w:left w:val="none"/>
+              <w:bottom w:val="none"/>
+              <w:right w:val="none"/>
+            </w:tcBorders>
+            <w:shd w:fill="1A1A2E" w:val="clear"/>
+            <w:tcMar>
+              <w:top w:type="dxa" w:w="18"/>
+              <w:left w:type="dxa" w:w="160"/>
+              <w:bottom w:type="dxa" w:w="18"/>
+              <w:right w:type="dxa" w:w="80"/>
+            </w:tcMar>
+          </w:tcPr>
+          <w:p>
+            <w:pPr>
+              <w:spacing w:after="0" w:before="0"/>
+            </w:pPr>
+            <w:r>
+              <w:rPr>
+                <w:rFonts w:ascii="Courier New" w:cs="Courier New" w:eastAsia="Courier New" w:hAnsi="Courier New"/>
+                <w:color w:val="E8E8E8"/>
+                <w:sz w:val="15"/>
+                <w:szCs w:val="15"/>
+              </w:rPr>
+              <w:t xml:space="preserve">    int domain = WalkGrid::CORRIDOR;</w:t>
+            </w:r>
+          </w:p>
+        </w:tc>
+      </w:tr>
+      <w:tr>
+        <w:tc>
+          <w:tcPr>
+            <w:tcW w:type="dxa" w:w="9746"/>
+            <w:tcBorders>
+              <w:top w:val="none"/>
+              <w:left w:val="none"/>
+              <w:bottom w:val="none"/>
+              <w:right w:val="none"/>
+            </w:tcBorders>
+            <w:shd w:fill="1A1A2E" w:val="clear"/>
+            <w:tcMar>
+              <w:top w:type="dxa" w:w="18"/>
+              <w:left w:type="dxa" w:w="160"/>
+              <w:bottom w:type="dxa" w:w="18"/>
+              <w:right w:type="dxa" w:w="80"/>
+            </w:tcMar>
+          </w:tcPr>
+          <w:p>
+            <w:pPr>
+              <w:spacing w:after="0" w:before="0"/>
+            </w:pPr>
+            <w:r>
+              <w:rPr>
+                <w:rFonts w:ascii="Courier New" w:cs="Courier New" w:eastAsia="Courier New" w:hAnsi="Courier New"/>
+                <w:color w:val="E8E8E8"/>
+                <w:sz w:val="15"/>
+                <w:szCs w:val="15"/>
+              </w:rPr>
+              <w:t xml:space="preserve">    float probability = 0.0f;</w:t>
+            </w:r>
+          </w:p>
+        </w:tc>
+      </w:tr>
+      <w:tr>
+        <w:tc>
+          <w:tcPr>
+            <w:tcW w:type="dxa" w:w="9746"/>
+            <w:tcBorders>
+              <w:top w:val="none"/>
+              <w:left w:val="none"/>
+              <w:bottom w:val="none"/>
+              <w:right w:val="none"/>
+            </w:tcBorders>
+            <w:shd w:fill="1A1A2E" w:val="clear"/>
+            <w:tcMar>
+              <w:top w:type="dxa" w:w="18"/>
+              <w:left w:type="dxa" w:w="160"/>
+              <w:bottom w:type="dxa" w:w="18"/>
+              <w:right w:type="dxa" w:w="80"/>
+            </w:tcMar>
+          </w:tcPr>
+          <w:p>
+            <w:pPr>
+              <w:spacing w:after="0" w:before="0"/>
+            </w:pPr>
+            <w:r>
+              <w:rPr>
+                <w:rFonts w:ascii="Courier New" w:cs="Courier New" w:eastAsia="Courier New" w:hAnsi="Courier New"/>
+                <w:color w:val="E8E8E8"/>
+                <w:sz w:val="15"/>
+                <w:szCs w:val="15"/>
+              </w:rPr>
+              <w:t xml:space="preserve">    std::vector&lt;glm::vec2&gt; positions;</w:t>
+            </w:r>
+          </w:p>
+        </w:tc>
+      </w:tr>
+      <w:tr>
+        <w:tc>
+          <w:tcPr>
+            <w:tcW w:type="dxa" w:w="9746"/>
+            <w:tcBorders>
+              <w:top w:val="none"/>
+              <w:left w:val="none"/>
+              <w:bottom w:val="none"/>
+              <w:right w:val="none"/>
+            </w:tcBorders>
+            <w:shd w:fill="1A1A2E" w:val="clear"/>
+            <w:tcMar>
+              <w:top w:type="dxa" w:w="18"/>
+              <w:left w:type="dxa" w:w="160"/>
+              <w:bottom w:type="dxa" w:w="18"/>
+              <w:right w:type="dxa" w:w="80"/>
+            </w:tcMar>
+          </w:tcPr>
+          <w:p>
+            <w:pPr>
+              <w:spacing w:after="0" w:before="0"/>
+            </w:pPr>
+            <w:r>
+              <w:rPr>
+                <w:rFonts w:ascii="Courier New" w:cs="Courier New" w:eastAsia="Courier New" w:hAnsi="Courier New"/>
+                <w:color w:val="E8E8E8"/>
+                <w:sz w:val="15"/>
+                <w:szCs w:val="15"/>
+              </w:rPr>
+              <w:t xml:space="preserve">};</w:t>
+            </w:r>
+          </w:p>
+        </w:tc>
+      </w:tr>
+    </w:tbl>
+    <w:p>
+      <w:pPr>
+        <w:spacing w:after="60" w:before="0"/>
+      </w:pPr>
+    </w:p>
+    <w:p>
+      <w:pPr>
+        <w:spacing w:after="40" w:before="120"/>
+      </w:pPr>
+      <w:r>
+        <w:rPr>
+          <w:rFonts w:ascii="Arial" w:cs="Arial" w:eastAsia="Arial" w:hAnsi="Arial"/>
+          <w:b/>
+          <w:bCs/>
+          <w:color w:val="2E75B6"/>
+          <w:sz w:val="17"/>
+          <w:szCs w:val="17"/>
+        </w:rPr>
+        <w:t xml:space="preserve">Env class — walking-relevant members  (src/include/Env.h)</w:t>
+      </w:r>
+    </w:p>
+    <w:tbl>
+      <w:tblPr>
+        <w:tblW w:type="dxa" w:w="9746"/>
+        <w:tblBorders>
+          <w:top w:val="single" w:color="333355" w:sz="2"/>
+          <w:left w:val="single" w:color="2E75B6" w:sz="8"/>
+          <w:bottom w:val="single" w:color="333355" w:sz="2"/>
+          <w:right w:val="single" w:color="333355" w:sz="2"/>
+          <w:insideH w:val="single" w:color="auto" w:sz="4"/>
+          <w:insideV w:val="single" w:color="auto" w:sz="4"/>
+        </w:tblBorders>
+      </w:tblPr>
+      <w:tblGrid>
+        <w:gridCol w:w="9746"/>
+      </w:tblGrid>
+      <w:tr>
+        <w:tc>
+          <w:tcPr>
+            <w:tcW w:type="dxa" w:w="9746"/>
+            <w:tcBorders>
+              <w:top w:val="none"/>
+              <w:left w:val="none"/>
+              <w:bottom w:val="none"/>
+              <w:right w:val="none"/>
+            </w:tcBorders>
+            <w:shd w:fill="1A1A2E" w:val="clear"/>
+            <w:tcMar>
+              <w:top w:type="dxa" w:w="18"/>
+              <w:left w:type="dxa" w:w="160"/>
+              <w:bottom w:type="dxa" w:w="18"/>
+              <w:right w:type="dxa" w:w="80"/>
+            </w:tcMar>
+          </w:tcPr>
+          <w:p>
+            <w:pPr>
+              <w:spacing w:after="0" w:before="0"/>
+            </w:pPr>
+            <w:r>
+              <w:rPr>
+                <w:rFonts w:ascii="Courier New" w:cs="Courier New" w:eastAsia="Courier New" w:hAnsi="Courier New"/>
+                <w:color w:val="E8E8E8"/>
+                <w:sz w:val="15"/>
+                <w:szCs w:val="15"/>
+              </w:rPr>
+              <w:t xml:space="preserve">class Env {</w:t>
+            </w:r>
+          </w:p>
+        </w:tc>
+      </w:tr>
+      <w:tr>
+        <w:tc>
+          <w:tcPr>
+            <w:tcW w:type="dxa" w:w="9746"/>
+            <w:tcBorders>
+              <w:top w:val="none"/>
+              <w:left w:val="none"/>
+              <w:bottom w:val="none"/>
+              <w:right w:val="none"/>
+            </w:tcBorders>
+            <w:shd w:fill="1A1A2E" w:val="clear"/>
+            <w:tcMar>
+              <w:top w:type="dxa" w:w="18"/>
+              <w:left w:type="dxa" w:w="160"/>
+              <w:bottom w:type="dxa" w:w="18"/>
+              <w:right w:type="dxa" w:w="80"/>
+            </w:tcMar>
+          </w:tcPr>
+          <w:p>
+            <w:pPr>
+              <w:spacing w:after="0" w:before="0"/>
+            </w:pPr>
+            <w:r>
+              <w:rPr>
+                <w:rFonts w:ascii="Courier New" w:cs="Courier New" w:eastAsia="Courier New" w:hAnsi="Courier New"/>
+                <w:color w:val="E8E8E8"/>
+                <w:sz w:val="15"/>
+                <w:szCs w:val="15"/>
+              </w:rPr>
+              <w:t xml:space="preserve">private:</w:t>
+            </w:r>
+          </w:p>
+        </w:tc>
+      </w:tr>
+      <w:tr>
+        <w:tc>
+          <w:tcPr>
+            <w:tcW w:type="dxa" w:w="9746"/>
+            <w:tcBorders>
+              <w:top w:val="none"/>
+              <w:left w:val="none"/>
+              <w:bottom w:val="none"/>
+              <w:right w:val="none"/>
+            </w:tcBorders>
+            <w:shd w:fill="1A1A2E" w:val="clear"/>
+            <w:tcMar>
+              <w:top w:type="dxa" w:w="18"/>
+              <w:left w:type="dxa" w:w="160"/>
+              <w:bottom w:type="dxa" w:w="18"/>
+              <w:right w:type="dxa" w:w="80"/>
+            </w:tcMar>
+          </w:tcPr>
+          <w:p>
+            <w:pPr>
+              <w:spacing w:after="0" w:before="0"/>
+            </w:pPr>
+            <w:r>
+              <w:rPr>
+                <w:rFonts w:ascii="Courier New" w:cs="Courier New" w:eastAsia="Courier New" w:hAnsi="Courier New"/>
+                <w:color w:val="E8E8E8"/>
+                <w:sz w:val="15"/>
+                <w:szCs w:val="15"/>
+              </w:rPr>
+              <w:t xml:space="preserve">    float width, height, deltaTime;</w:t>
+            </w:r>
+          </w:p>
+        </w:tc>
+      </w:tr>
+      <w:tr>
+        <w:tc>
+          <w:tcPr>
+            <w:tcW w:type="dxa" w:w="9746"/>
+            <w:tcBorders>
+              <w:top w:val="none"/>
+              <w:left w:val="none"/>
+              <w:bottom w:val="none"/>
+              <w:right w:val="none"/>
+            </w:tcBorders>
+            <w:shd w:fill="1A1A2E" w:val="clear"/>
+            <w:tcMar>
+              <w:top w:type="dxa" w:w="18"/>
+              <w:left w:type="dxa" w:w="160"/>
+              <w:bottom w:type="dxa" w:w="18"/>
+              <w:right w:type="dxa" w:w="80"/>
+            </w:tcMar>
+          </w:tcPr>
+          <w:p>
+            <w:pPr>
+              <w:spacing w:after="0" w:before="0"/>
+            </w:pPr>
+            <w:r>
+              <w:rPr>
+                <w:rFonts w:ascii="Courier New" w:cs="Courier New" w:eastAsia="Courier New" w:hAnsi="Courier New"/>
+                <w:color w:val="E8E8E8"/>
+                <w:sz w:val="15"/>
+                <w:szCs w:val="15"/>
+              </w:rPr>
+              <w:t xml:space="preserve">    int frameCount;</w:t>
+            </w:r>
+          </w:p>
+        </w:tc>
+      </w:tr>
+      <w:tr>
+        <w:tc>
+          <w:tcPr>
+            <w:tcW w:type="dxa" w:w="9746"/>
+            <w:tcBorders>
+              <w:top w:val="none"/>
+              <w:left w:val="none"/>
+              <w:bottom w:val="none"/>
+              <w:right w:val="none"/>
+            </w:tcBorders>
+            <w:shd w:fill="1A1A2E" w:val="clear"/>
+            <w:tcMar>
+              <w:top w:type="dxa" w:w="18"/>
+              <w:left w:type="dxa" w:w="160"/>
+              <w:bottom w:type="dxa" w:w="18"/>
+              <w:right w:type="dxa" w:w="80"/>
+            </w:tcMar>
+          </w:tcPr>
+          <w:p>
+            <w:pPr>
+              <w:spacing w:after="0" w:before="0"/>
+            </w:pPr>
+            <w:r>
+              <w:rPr>
+                <w:rFonts w:ascii="Courier New" w:cs="Courier New" w:eastAsia="Courier New" w:hAnsi="Courier New"/>
+                <w:color w:val="E8E8E8"/>
+                <w:sz w:val="15"/>
+                <w:szCs w:val="15"/>
+              </w:rPr>
+              <w:t xml:space="preserve">    bool isRunning;</w:t>
+            </w:r>
+          </w:p>
+        </w:tc>
+      </w:tr>
+      <w:tr>
+        <w:tc>
+          <w:tcPr>
+            <w:tcW w:type="dxa" w:w="9746"/>
+            <w:tcBorders>
+              <w:top w:val="none"/>
+              <w:left w:val="none"/>
+              <w:bottom w:val="none"/>
+              <w:right w:val="none"/>
+            </w:tcBorders>
+            <w:shd w:fill="1A1A2E" w:val="clear"/>
+            <w:tcMar>
+              <w:top w:type="dxa" w:w="18"/>
+              <w:left w:type="dxa" w:w="160"/>
+              <w:bottom w:type="dxa" w:w="18"/>
+              <w:right w:type="dxa" w:w="80"/>
+            </w:tcMar>
+          </w:tcPr>
+          <w:p>
+            <w:pPr>
+              <w:spacing w:after="0" w:before="0"/>
+            </w:pPr>
+            <w:r>
+              <w:rPr>
+                <w:rFonts w:ascii="Courier New" w:cs="Courier New" w:eastAsia="Courier New" w:hAnsi="Courier New"/>
+                <w:color w:val="E8E8E8"/>
+                <w:sz w:val="15"/>
+                <w:szCs w:val="15"/>
+              </w:rPr>
+              <w:t xml:space="preserve">    std::vector&lt;Agent*&gt; agents;</w:t>
+            </w:r>
+          </w:p>
+        </w:tc>
+      </w:tr>
+      <w:tr>
+        <w:tc>
+          <w:tcPr>
+            <w:tcW w:type="dxa" w:w="9746"/>
+            <w:tcBorders>
+              <w:top w:val="none"/>
+              <w:left w:val="none"/>
+              <w:bottom w:val="none"/>
+              <w:right w:val="none"/>
+            </w:tcBorders>
+            <w:shd w:fill="1A1A2E" w:val="clear"/>
+            <w:tcMar>
+              <w:top w:type="dxa" w:w="18"/>
+              <w:left w:type="dxa" w:w="160"/>
+              <w:bottom w:type="dxa" w:w="18"/>
+              <w:right w:type="dxa" w:w="80"/>
+            </w:tcMar>
+          </w:tcPr>
+          <w:p>
+            <w:pPr>
+              <w:spacing w:after="0" w:before="0"/>
+            </w:pPr>
+            <w:r>
+              <w:rPr>
+                <w:rFonts w:ascii="Courier New" w:cs="Courier New" w:eastAsia="Courier New" w:hAnsi="Courier New"/>
+                <w:color w:val="E8E8E8"/>
+                <w:sz w:val="15"/>
+                <w:szCs w:val="15"/>
+              </w:rPr>
+              <w:t xml:space="preserve">    int maxAgents, activeAgents;</w:t>
+            </w:r>
+          </w:p>
+        </w:tc>
+      </w:tr>
+      <w:tr>
+        <w:tc>
+          <w:tcPr>
+            <w:tcW w:type="dxa" w:w="9746"/>
+            <w:tcBorders>
+              <w:top w:val="none"/>
+              <w:left w:val="none"/>
+              <w:bottom w:val="none"/>
+              <w:right w:val="none"/>
+            </w:tcBorders>
+            <w:shd w:fill="1A1A2E" w:val="clear"/>
+            <w:tcMar>
+              <w:top w:type="dxa" w:w="18"/>
+              <w:left w:type="dxa" w:w="160"/>
+              <w:bottom w:type="dxa" w:w="18"/>
+              <w:right w:type="dxa" w:w="80"/>
+            </w:tcMar>
+          </w:tcPr>
+          <w:p>
+            <w:pPr>
+              <w:spacing w:after="0" w:before="0"/>
+            </w:pPr>
+            <w:r>
+              <w:rPr>
+                <w:rFonts w:ascii="Courier New" w:cs="Courier New" w:eastAsia="Courier New" w:hAnsi="Courier New"/>
+                <w:color w:val="E8E8E8"/>
+                <w:sz w:val="15"/>
+                <w:szCs w:val="15"/>
+              </w:rPr>
+              <w:t xml:space="preserve">    WalkGrid grid;</w:t>
+            </w:r>
+          </w:p>
+        </w:tc>
+      </w:tr>
+      <w:tr>
+        <w:tc>
+          <w:tcPr>
+            <w:tcW w:type="dxa" w:w="9746"/>
+            <w:tcBorders>
+              <w:top w:val="none"/>
+              <w:left w:val="none"/>
+              <w:bottom w:val="none"/>
+              <w:right w:val="none"/>
+            </w:tcBorders>
+            <w:shd w:fill="1A1A2E" w:val="clear"/>
+            <w:tcMar>
+              <w:top w:type="dxa" w:w="18"/>
+              <w:left w:type="dxa" w:w="160"/>
+              <w:bottom w:type="dxa" w:w="18"/>
+              <w:right w:type="dxa" w:w="80"/>
+            </w:tcMar>
+          </w:tcPr>
+          <w:p>
+            <w:pPr>
+              <w:spacing w:after="0" w:before="0"/>
+            </w:pPr>
+            <w:r>
+              <w:rPr>
+                <w:rFonts w:ascii="Courier New" w:cs="Courier New" w:eastAsia="Courier New" w:hAnsi="Courier New"/>
+                <w:color w:val="E8E8E8"/>
+                <w:sz w:val="15"/>
+                <w:szCs w:val="15"/>
+              </w:rPr>
+              <w:t xml:space="preserve">    std::unordered_map&lt;std::string, Activity&gt; activities;</w:t>
+            </w:r>
+          </w:p>
+        </w:tc>
+      </w:tr>
+      <w:tr>
+        <w:tc>
+          <w:tcPr>
+            <w:tcW w:type="dxa" w:w="9746"/>
+            <w:tcBorders>
+              <w:top w:val="none"/>
+              <w:left w:val="none"/>
+              <w:bottom w:val="none"/>
+              <w:right w:val="none"/>
+            </w:tcBorders>
+            <w:shd w:fill="1A1A2E" w:val="clear"/>
+            <w:tcMar>
+              <w:top w:type="dxa" w:w="18"/>
+              <w:left w:type="dxa" w:w="160"/>
+              <w:bottom w:type="dxa" w:w="18"/>
+              <w:right w:type="dxa" w:w="80"/>
+            </w:tcMar>
+          </w:tcPr>
+          <w:p>
+            <w:pPr>
+              <w:spacing w:after="0" w:before="0"/>
+            </w:pPr>
+            <w:r>
+              <w:rPr>
+                <w:rFonts w:ascii="Courier New" w:cs="Courier New" w:eastAsia="Courier New" w:hAnsi="Courier New"/>
+                <w:color w:val="E8E8E8"/>
+                <w:sz w:val="15"/>
+                <w:szCs w:val="15"/>
+              </w:rPr>
+              <w:t xml:space="preserve">    std::vector&lt;std::string&gt; activityNames;</w:t>
+            </w:r>
+          </w:p>
+        </w:tc>
+      </w:tr>
+      <w:tr>
+        <w:tc>
+          <w:tcPr>
+            <w:tcW w:type="dxa" w:w="9746"/>
+            <w:tcBorders>
+              <w:top w:val="none"/>
+              <w:left w:val="none"/>
+              <w:bottom w:val="none"/>
+              <w:right w:val="none"/>
+            </w:tcBorders>
+            <w:shd w:fill="1A1A2E" w:val="clear"/>
+            <w:tcMar>
+              <w:top w:type="dxa" w:w="18"/>
+              <w:left w:type="dxa" w:w="160"/>
+              <w:bottom w:type="dxa" w:w="18"/>
+              <w:right w:type="dxa" w:w="80"/>
+            </w:tcMar>
+          </w:tcPr>
+          <w:p>
+            <w:pPr>
+              <w:spacing w:after="0" w:before="0"/>
+            </w:pPr>
+            <w:r>
+              <w:rPr>
+                <w:rFonts w:ascii="Courier New" w:cs="Courier New" w:eastAsia="Courier New" w:hAnsi="Courier New"/>
+                <w:color w:val="E8E8E8"/>
+                <w:sz w:val="15"/>
+                <w:szCs w:val="15"/>
+              </w:rPr>
+              <w:t xml:space="preserve">    void controlAgentDomains();</w:t>
+            </w:r>
+          </w:p>
+        </w:tc>
+      </w:tr>
+      <w:tr>
+        <w:tc>
+          <w:tcPr>
+            <w:tcW w:type="dxa" w:w="9746"/>
+            <w:tcBorders>
+              <w:top w:val="none"/>
+              <w:left w:val="none"/>
+              <w:bottom w:val="none"/>
+              <w:right w:val="none"/>
+            </w:tcBorders>
+            <w:shd w:fill="1A1A2E" w:val="clear"/>
+            <w:tcMar>
+              <w:top w:type="dxa" w:w="18"/>
+              <w:left w:type="dxa" w:w="160"/>
+              <w:bottom w:type="dxa" w:w="18"/>
+              <w:right w:type="dxa" w:w="80"/>
+            </w:tcMar>
+          </w:tcPr>
+          <w:p>
+            <w:pPr>
+              <w:spacing w:after="0" w:before="0"/>
+            </w:pPr>
+            <w:r>
+              <w:rPr>
+                <w:rFonts w:ascii="Courier New" w:cs="Courier New" w:eastAsia="Courier New" w:hAnsi="Courier New"/>
+                <w:color w:val="E8E8E8"/>
+                <w:sz w:val="15"/>
+                <w:szCs w:val="15"/>
+              </w:rPr>
+              <w:t xml:space="preserve">    std::vector&lt;int&gt; domainList;               // domains available for assignment</w:t>
+            </w:r>
+          </w:p>
+        </w:tc>
+      </w:tr>
+      <w:tr>
+        <w:tc>
+          <w:tcPr>
+            <w:tcW w:type="dxa" w:w="9746"/>
+            <w:tcBorders>
+              <w:top w:val="none"/>
+              <w:left w:val="none"/>
+              <w:bottom w:val="none"/>
+              <w:right w:val="none"/>
+            </w:tcBorders>
+            <w:shd w:fill="1A1A2E" w:val="clear"/>
+            <w:tcMar>
+              <w:top w:type="dxa" w:w="18"/>
+              <w:left w:type="dxa" w:w="160"/>
+              <w:bottom w:type="dxa" w:w="18"/>
+              <w:right w:type="dxa" w:w="80"/>
+            </w:tcMar>
+          </w:tcPr>
+          <w:p>
+            <w:pPr>
+              <w:spacing w:after="0" w:before="0"/>
+            </w:pPr>
+            <w:r>
+              <w:rPr>
+                <w:rFonts w:ascii="Courier New" w:cs="Courier New" w:eastAsia="Courier New" w:hAnsi="Courier New"/>
+                <w:color w:val="E8E8E8"/>
+                <w:sz w:val="15"/>
+                <w:szCs w:val="15"/>
+              </w:rPr>
+              <w:t xml:space="preserve">    std::unordered_map&lt;int, int&gt; nextChangeAt; // agentId -&gt; frame of next change</w:t>
+            </w:r>
+          </w:p>
+        </w:tc>
+      </w:tr>
+      <w:tr>
+        <w:tc>
+          <w:tcPr>
+            <w:tcW w:type="dxa" w:w="9746"/>
+            <w:tcBorders>
+              <w:top w:val="none"/>
+              <w:left w:val="none"/>
+              <w:bottom w:val="none"/>
+              <w:right w:val="none"/>
+            </w:tcBorders>
+            <w:shd w:fill="1A1A2E" w:val="clear"/>
+            <w:tcMar>
+              <w:top w:type="dxa" w:w="18"/>
+              <w:left w:type="dxa" w:w="160"/>
+              <w:bottom w:type="dxa" w:w="18"/>
+              <w:right w:type="dxa" w:w="80"/>
+            </w:tcMar>
+          </w:tcPr>
+          <w:p>
+            <w:pPr>
+              <w:spacing w:after="0" w:before="0"/>
+            </w:pPr>
+            <w:r>
+              <w:rPr>
+                <w:rFonts w:ascii="Courier New" w:cs="Courier New" w:eastAsia="Courier New" w:hAnsi="Courier New"/>
+                <w:color w:val="E8E8E8"/>
+                <w:sz w:val="15"/>
+                <w:szCs w:val="15"/>
+              </w:rPr>
+              <w:t xml:space="preserve">    ...</w:t>
+            </w:r>
+          </w:p>
+        </w:tc>
+      </w:tr>
+      <w:tr>
+        <w:tc>
+          <w:tcPr>
+            <w:tcW w:type="dxa" w:w="9746"/>
+            <w:tcBorders>
+              <w:top w:val="none"/>
+              <w:left w:val="none"/>
+              <w:bottom w:val="none"/>
+              <w:right w:val="none"/>
+            </w:tcBorders>
+            <w:shd w:fill="1A1A2E" w:val="clear"/>
+            <w:tcMar>
+              <w:top w:type="dxa" w:w="18"/>
+              <w:left w:type="dxa" w:w="160"/>
+              <w:bottom w:type="dxa" w:w="18"/>
+              <w:right w:type="dxa" w:w="80"/>
+            </w:tcMar>
+          </w:tcPr>
+          <w:p>
+            <w:pPr>
+              <w:spacing w:after="0" w:before="0"/>
+            </w:pPr>
+            <w:r>
+              <w:rPr>
+                <w:rFonts w:ascii="Courier New" w:cs="Courier New" w:eastAsia="Courier New" w:hAnsi="Courier New"/>
+                <w:color w:val="E8E8E8"/>
+                <w:sz w:val="15"/>
+                <w:szCs w:val="15"/>
+              </w:rPr>
+              <w:t xml:space="preserve">};</w:t>
+            </w:r>
+          </w:p>
+        </w:tc>
+      </w:tr>
+    </w:tbl>
+    <w:p>
+      <w:pPr>
+        <w:spacing w:after="60" w:before="0"/>
+      </w:pPr>
+    </w:p>
+    <w:p>
+      <w:pPr>
+        <w:spacing w:after="40" w:before="120"/>
+      </w:pPr>
+      <w:r>
+        <w:rPr>
+          <w:rFonts w:ascii="Arial" w:cs="Arial" w:eastAsia="Arial" w:hAnsi="Arial"/>
+          <w:b/>
+          <w:bCs/>
+          <w:color w:val="2E75B6"/>
+          <w:sz w:val="17"/>
+          <w:szCs w:val="17"/>
+        </w:rPr>
+        <w:t xml:space="preserve">Agent class — walking-relevant members  (src/include/Agent.h)</w:t>
+      </w:r>
+    </w:p>
+    <w:tbl>
+      <w:tblPr>
+        <w:tblW w:type="dxa" w:w="9746"/>
+        <w:tblBorders>
+          <w:top w:val="single" w:color="333355" w:sz="2"/>
+          <w:left w:val="single" w:color="2E75B6" w:sz="8"/>
+          <w:bottom w:val="single" w:color="333355" w:sz="2"/>
+          <w:right w:val="single" w:color="333355" w:sz="2"/>
+          <w:insideH w:val="single" w:color="auto" w:sz="4"/>
+          <w:insideV w:val="single" w:color="auto" w:sz="4"/>
+        </w:tblBorders>
+      </w:tblPr>
+      <w:tblGrid>
+        <w:gridCol w:w="9746"/>
+      </w:tblGrid>
+      <w:tr>
+        <w:tc>
+          <w:tcPr>
+            <w:tcW w:type="dxa" w:w="9746"/>
+            <w:tcBorders>
+              <w:top w:val="none"/>
+              <w:left w:val="none"/>
+              <w:bottom w:val="none"/>
+              <w:right w:val="none"/>
+            </w:tcBorders>
+            <w:shd w:fill="1A1A2E" w:val="clear"/>
+            <w:tcMar>
+              <w:top w:type="dxa" w:w="18"/>
+              <w:left w:type="dxa" w:w="160"/>
+              <w:bottom w:type="dxa" w:w="18"/>
+              <w:right w:type="dxa" w:w="80"/>
+            </w:tcMar>
+          </w:tcPr>
+          <w:p>
+            <w:pPr>
+              <w:spacing w:after="0" w:before="0"/>
+            </w:pPr>
+            <w:r>
+              <w:rPr>
+                <w:rFonts w:ascii="Courier New" w:cs="Courier New" w:eastAsia="Courier New" w:hAnsi="Courier New"/>
+                <w:color w:val="E8E8E8"/>
+                <w:sz w:val="15"/>
+                <w:szCs w:val="15"/>
+              </w:rPr>
+              <w:t xml:space="preserve">class Agent {</w:t>
+            </w:r>
+          </w:p>
+        </w:tc>
+      </w:tr>
+      <w:tr>
+        <w:tc>
+          <w:tcPr>
+            <w:tcW w:type="dxa" w:w="9746"/>
+            <w:tcBorders>
+              <w:top w:val="none"/>
+              <w:left w:val="none"/>
+              <w:bottom w:val="none"/>
+              <w:right w:val="none"/>
+            </w:tcBorders>
+            <w:shd w:fill="1A1A2E" w:val="clear"/>
+            <w:tcMar>
+              <w:top w:type="dxa" w:w="18"/>
+              <w:left w:type="dxa" w:w="160"/>
+              <w:bottom w:type="dxa" w:w="18"/>
+              <w:right w:type="dxa" w:w="80"/>
+            </w:tcMar>
+          </w:tcPr>
+          <w:p>
+            <w:pPr>
+              <w:spacing w:after="0" w:before="0"/>
+            </w:pPr>
+            <w:r>
+              <w:rPr>
+                <w:rFonts w:ascii="Courier New" w:cs="Courier New" w:eastAsia="Courier New" w:hAnsi="Courier New"/>
+                <w:color w:val="E8E8E8"/>
+                <w:sz w:val="15"/>
+                <w:szCs w:val="15"/>
+              </w:rPr>
+              <w:t xml:space="preserve">protected:</w:t>
+            </w:r>
+          </w:p>
+        </w:tc>
+      </w:tr>
+      <w:tr>
+        <w:tc>
+          <w:tcPr>
+            <w:tcW w:type="dxa" w:w="9746"/>
+            <w:tcBorders>
+              <w:top w:val="none"/>
+              <w:left w:val="none"/>
+              <w:bottom w:val="none"/>
+              <w:right w:val="none"/>
+            </w:tcBorders>
+            <w:shd w:fill="1A1A2E" w:val="clear"/>
+            <w:tcMar>
+              <w:top w:type="dxa" w:w="18"/>
+              <w:left w:type="dxa" w:w="160"/>
+              <w:bottom w:type="dxa" w:w="18"/>
+              <w:right w:type="dxa" w:w="80"/>
+            </w:tcMar>
+          </w:tcPr>
+          <w:p>
+            <w:pPr>
+              <w:spacing w:after="0" w:before="0"/>
+            </w:pPr>
+            <w:r>
+              <w:rPr>
+                <w:rFonts w:ascii="Courier New" w:cs="Courier New" w:eastAsia="Courier New" w:hAnsi="Courier New"/>
+                <w:color w:val="E8E8E8"/>
+                <w:sz w:val="15"/>
+                <w:szCs w:val="15"/>
+              </w:rPr>
+              <w:t xml:space="preserve">    int id;</w:t>
+            </w:r>
+          </w:p>
+        </w:tc>
+      </w:tr>
+      <w:tr>
+        <w:tc>
+          <w:tcPr>
+            <w:tcW w:type="dxa" w:w="9746"/>
+            <w:tcBorders>
+              <w:top w:val="none"/>
+              <w:left w:val="none"/>
+              <w:bottom w:val="none"/>
+              <w:right w:val="none"/>
+            </w:tcBorders>
+            <w:shd w:fill="1A1A2E" w:val="clear"/>
+            <w:tcMar>
+              <w:top w:type="dxa" w:w="18"/>
+              <w:left w:type="dxa" w:w="160"/>
+              <w:bottom w:type="dxa" w:w="18"/>
+              <w:right w:type="dxa" w:w="80"/>
+            </w:tcMar>
+          </w:tcPr>
+          <w:p>
+            <w:pPr>
+              <w:spacing w:after="0" w:before="0"/>
+            </w:pPr>
+            <w:r>
+              <w:rPr>
+                <w:rFonts w:ascii="Courier New" w:cs="Courier New" w:eastAsia="Courier New" w:hAnsi="Courier New"/>
+                <w:color w:val="E8E8E8"/>
+                <w:sz w:val="15"/>
+                <w:szCs w:val="15"/>
+              </w:rPr>
+              <w:t xml:space="preserve">    glm::vec2 position;</w:t>
+            </w:r>
+          </w:p>
+        </w:tc>
+      </w:tr>
+      <w:tr>
+        <w:tc>
+          <w:tcPr>
+            <w:tcW w:type="dxa" w:w="9746"/>
+            <w:tcBorders>
+              <w:top w:val="none"/>
+              <w:left w:val="none"/>
+              <w:bottom w:val="none"/>
+              <w:right w:val="none"/>
+            </w:tcBorders>
+            <w:shd w:fill="1A1A2E" w:val="clear"/>
+            <w:tcMar>
+              <w:top w:type="dxa" w:w="18"/>
+              <w:left w:type="dxa" w:w="160"/>
+              <w:bottom w:type="dxa" w:w="18"/>
+              <w:right w:type="dxa" w:w="80"/>
+            </w:tcMar>
+          </w:tcPr>
+          <w:p>
+            <w:pPr>
+              <w:spacing w:after="0" w:before="0"/>
+            </w:pPr>
+            <w:r>
+              <w:rPr>
+                <w:rFonts w:ascii="Courier New" w:cs="Courier New" w:eastAsia="Courier New" w:hAnsi="Courier New"/>
+                <w:color w:val="E8E8E8"/>
+                <w:sz w:val="15"/>
+                <w:szCs w:val="15"/>
+              </w:rPr>
+              <w:t xml:space="preserve">    std::string activity, status;</w:t>
+            </w:r>
+          </w:p>
+        </w:tc>
+      </w:tr>
+      <w:tr>
+        <w:tc>
+          <w:tcPr>
+            <w:tcW w:type="dxa" w:w="9746"/>
+            <w:tcBorders>
+              <w:top w:val="none"/>
+              <w:left w:val="none"/>
+              <w:bottom w:val="none"/>
+              <w:right w:val="none"/>
+            </w:tcBorders>
+            <w:shd w:fill="1A1A2E" w:val="clear"/>
+            <w:tcMar>
+              <w:top w:type="dxa" w:w="18"/>
+              <w:left w:type="dxa" w:w="160"/>
+              <w:bottom w:type="dxa" w:w="18"/>
+              <w:right w:type="dxa" w:w="80"/>
+            </w:tcMar>
+          </w:tcPr>
+          <w:p>
+            <w:pPr>
+              <w:spacing w:after="0" w:before="0"/>
+            </w:pPr>
+            <w:r>
+              <w:rPr>
+                <w:rFonts w:ascii="Courier New" w:cs="Courier New" w:eastAsia="Courier New" w:hAnsi="Courier New"/>
+                <w:color w:val="E8E8E8"/>
+                <w:sz w:val="15"/>
+                <w:szCs w:val="15"/>
+              </w:rPr>
+              <w:t xml:space="preserve">    std::vector&lt;glm::vec2&gt; path;   // waypoints (front = next step)</w:t>
+            </w:r>
+          </w:p>
+        </w:tc>
+      </w:tr>
+      <w:tr>
+        <w:tc>
+          <w:tcPr>
+            <w:tcW w:type="dxa" w:w="9746"/>
+            <w:tcBorders>
+              <w:top w:val="none"/>
+              <w:left w:val="none"/>
+              <w:bottom w:val="none"/>
+              <w:right w:val="none"/>
+            </w:tcBorders>
+            <w:shd w:fill="1A1A2E" w:val="clear"/>
+            <w:tcMar>
+              <w:top w:type="dxa" w:w="18"/>
+              <w:left w:type="dxa" w:w="160"/>
+              <w:bottom w:type="dxa" w:w="18"/>
+              <w:right w:type="dxa" w:w="80"/>
+            </w:tcMar>
+          </w:tcPr>
+          <w:p>
+            <w:pPr>
+              <w:spacing w:after="0" w:before="0"/>
+            </w:pPr>
+            <w:r>
+              <w:rPr>
+                <w:rFonts w:ascii="Courier New" w:cs="Courier New" w:eastAsia="Courier New" w:hAnsi="Courier New"/>
+                <w:color w:val="E8E8E8"/>
+                <w:sz w:val="15"/>
+                <w:szCs w:val="15"/>
+              </w:rPr>
+              <w:t xml:space="preserve">    glm::vec2 positionCurrent;     // last cell stood on</w:t>
+            </w:r>
+          </w:p>
+        </w:tc>
+      </w:tr>
+      <w:tr>
+        <w:tc>
+          <w:tcPr>
+            <w:tcW w:type="dxa" w:w="9746"/>
+            <w:tcBorders>
+              <w:top w:val="none"/>
+              <w:left w:val="none"/>
+              <w:bottom w:val="none"/>
+              <w:right w:val="none"/>
+            </w:tcBorders>
+            <w:shd w:fill="1A1A2E" w:val="clear"/>
+            <w:tcMar>
+              <w:top w:type="dxa" w:w="18"/>
+              <w:left w:type="dxa" w:w="160"/>
+              <w:bottom w:type="dxa" w:w="18"/>
+              <w:right w:type="dxa" w:w="80"/>
+            </w:tcMar>
+          </w:tcPr>
+          <w:p>
+            <w:pPr>
+              <w:spacing w:after="0" w:before="0"/>
+            </w:pPr>
+            <w:r>
+              <w:rPr>
+                <w:rFonts w:ascii="Courier New" w:cs="Courier New" w:eastAsia="Courier New" w:hAnsi="Courier New"/>
+                <w:color w:val="E8E8E8"/>
+                <w:sz w:val="15"/>
+                <w:szCs w:val="15"/>
+              </w:rPr>
+              <w:t xml:space="preserve">    int targetDomain;              // where agent MUST be (set externally)</w:t>
+            </w:r>
+          </w:p>
+        </w:tc>
+      </w:tr>
+      <w:tr>
+        <w:tc>
+          <w:tcPr>
+            <w:tcW w:type="dxa" w:w="9746"/>
+            <w:tcBorders>
+              <w:top w:val="none"/>
+              <w:left w:val="none"/>
+              <w:bottom w:val="none"/>
+              <w:right w:val="none"/>
+            </w:tcBorders>
+            <w:shd w:fill="1A1A2E" w:val="clear"/>
+            <w:tcMar>
+              <w:top w:type="dxa" w:w="18"/>
+              <w:left w:type="dxa" w:w="160"/>
+              <w:bottom w:type="dxa" w:w="18"/>
+              <w:right w:type="dxa" w:w="80"/>
+            </w:tcMar>
+          </w:tcPr>
+          <w:p>
+            <w:pPr>
+              <w:spacing w:after="0" w:before="0"/>
+            </w:pPr>
+            <w:r>
+              <w:rPr>
+                <w:rFonts w:ascii="Courier New" w:cs="Courier New" w:eastAsia="Courier New" w:hAnsi="Courier New"/>
+                <w:color w:val="E8E8E8"/>
+                <w:sz w:val="15"/>
+                <w:szCs w:val="15"/>
+              </w:rPr>
+              <w:t xml:space="preserve">    std::string assignedActivity;  // idle or working (assigned on arrival)</w:t>
+            </w:r>
+          </w:p>
+        </w:tc>
+      </w:tr>
+      <w:tr>
+        <w:tc>
+          <w:tcPr>
+            <w:tcW w:type="dxa" w:w="9746"/>
+            <w:tcBorders>
+              <w:top w:val="none"/>
+              <w:left w:val="none"/>
+              <w:bottom w:val="none"/>
+              <w:right w:val="none"/>
+            </w:tcBorders>
+            <w:shd w:fill="1A1A2E" w:val="clear"/>
+            <w:tcMar>
+              <w:top w:type="dxa" w:w="18"/>
+              <w:left w:type="dxa" w:w="160"/>
+              <w:bottom w:type="dxa" w:w="18"/>
+              <w:right w:type="dxa" w:w="80"/>
+            </w:tcMar>
+          </w:tcPr>
+          <w:p>
+            <w:pPr>
+              <w:spacing w:after="0" w:before="0"/>
+            </w:pPr>
+            <w:r>
+              <w:rPr>
+                <w:rFonts w:ascii="Courier New" w:cs="Courier New" w:eastAsia="Courier New" w:hAnsi="Courier New"/>
+                <w:color w:val="E8E8E8"/>
+                <w:sz w:val="15"/>
+                <w:szCs w:val="15"/>
+              </w:rPr>
+              <w:t xml:space="preserve">    class Env* world;</w:t>
+            </w:r>
+          </w:p>
+        </w:tc>
+      </w:tr>
+      <w:tr>
+        <w:tc>
+          <w:tcPr>
+            <w:tcW w:type="dxa" w:w="9746"/>
+            <w:tcBorders>
+              <w:top w:val="none"/>
+              <w:left w:val="none"/>
+              <w:bottom w:val="none"/>
+              <w:right w:val="none"/>
+            </w:tcBorders>
+            <w:shd w:fill="1A1A2E" w:val="clear"/>
+            <w:tcMar>
+              <w:top w:type="dxa" w:w="18"/>
+              <w:left w:type="dxa" w:w="160"/>
+              <w:bottom w:type="dxa" w:w="18"/>
+              <w:right w:type="dxa" w:w="80"/>
+            </w:tcMar>
+          </w:tcPr>
+          <w:p>
+            <w:pPr>
+              <w:spacing w:after="0" w:before="0"/>
+            </w:pPr>
+            <w:r>
+              <w:rPr>
+                <w:rFonts w:ascii="Courier New" w:cs="Courier New" w:eastAsia="Courier New" w:hAnsi="Courier New"/>
+                <w:color w:val="E8E8E8"/>
+                <w:sz w:val="15"/>
+                <w:szCs w:val="15"/>
+              </w:rPr>
+              <w:t xml:space="preserve">    ...</w:t>
+            </w:r>
+          </w:p>
+        </w:tc>
+      </w:tr>
+      <w:tr>
+        <w:tc>
+          <w:tcPr>
+            <w:tcW w:type="dxa" w:w="9746"/>
+            <w:tcBorders>
+              <w:top w:val="none"/>
+              <w:left w:val="none"/>
+              <w:bottom w:val="none"/>
+              <w:right w:val="none"/>
+            </w:tcBorders>
+            <w:shd w:fill="1A1A2E" w:val="clear"/>
+            <w:tcMar>
+              <w:top w:type="dxa" w:w="18"/>
+              <w:left w:type="dxa" w:w="160"/>
+              <w:bottom w:type="dxa" w:w="18"/>
+              <w:right w:type="dxa" w:w="80"/>
+            </w:tcMar>
+          </w:tcPr>
+          <w:p>
+            <w:pPr>
+              <w:spacing w:after="0" w:before="0"/>
+            </w:pPr>
+            <w:r>
+              <w:rPr>
+                <w:rFonts w:ascii="Courier New" w:cs="Courier New" w:eastAsia="Courier New" w:hAnsi="Courier New"/>
+                <w:color w:val="E8E8E8"/>
+                <w:sz w:val="15"/>
+                <w:szCs w:val="15"/>
+              </w:rPr>
+              <w:t xml:space="preserve">};</w:t>
+            </w:r>
+          </w:p>
+        </w:tc>
+      </w:tr>
+    </w:tbl>
+    <w:p>
+      <w:pPr>
+        <w:spacing w:after="60" w:before="0"/>
+      </w:pPr>
+    </w:p>
+    <w:p>
+      <w:pPr>
+        <w:spacing w:after="40" w:before="120"/>
+      </w:pPr>
+      <w:r>
+        <w:rPr>
+          <w:rFonts w:ascii="Arial" w:cs="Arial" w:eastAsia="Arial" w:hAnsi="Arial"/>
+          <w:b/>
+          <w:bCs/>
+          <w:color w:val="2E75B6"/>
+          <w:sz w:val="17"/>
+          <w:szCs w:val="17"/>
+        </w:rPr>
+        <w:t xml:space="preserve">WalkGrid struct  (src/include/Pathfinding.h)</w:t>
+      </w:r>
+    </w:p>
+    <w:tbl>
+      <w:tblPr>
+        <w:tblW w:type="dxa" w:w="9746"/>
+        <w:tblBorders>
+          <w:top w:val="single" w:color="333355" w:sz="2"/>
+          <w:left w:val="single" w:color="2E75B6" w:sz="8"/>
+          <w:bottom w:val="single" w:color="333355" w:sz="2"/>
+          <w:right w:val="single" w:color="333355" w:sz="2"/>
+          <w:insideH w:val="single" w:color="auto" w:sz="4"/>
+          <w:insideV w:val="single" w:color="auto" w:sz="4"/>
+        </w:tblBorders>
+      </w:tblPr>
+      <w:tblGrid>
+        <w:gridCol w:w="9746"/>
+      </w:tblGrid>
+      <w:tr>
+        <w:tc>
+          <w:tcPr>
+            <w:tcW w:type="dxa" w:w="9746"/>
+            <w:tcBorders>
+              <w:top w:val="none"/>
+              <w:left w:val="none"/>
+              <w:bottom w:val="none"/>
+              <w:right w:val="none"/>
+            </w:tcBorders>
+            <w:shd w:fill="1A1A2E" w:val="clear"/>
+            <w:tcMar>
+              <w:top w:type="dxa" w:w="18"/>
+              <w:left w:type="dxa" w:w="160"/>
+              <w:bottom w:type="dxa" w:w="18"/>
+              <w:right w:type="dxa" w:w="80"/>
+            </w:tcMar>
+          </w:tcPr>
+          <w:p>
+            <w:pPr>
+              <w:spacing w:after="0" w:before="0"/>
+            </w:pPr>
+            <w:r>
+              <w:rPr>
+                <w:rFonts w:ascii="Courier New" w:cs="Courier New" w:eastAsia="Courier New" w:hAnsi="Courier New"/>
+                <w:color w:val="E8E8E8"/>
+                <w:sz w:val="15"/>
+                <w:szCs w:val="15"/>
+              </w:rPr>
+              <w:t xml:space="preserve">struct WalkGrid {</w:t>
+            </w:r>
+          </w:p>
+        </w:tc>
+      </w:tr>
+      <w:tr>
+        <w:tc>
+          <w:tcPr>
+            <w:tcW w:type="dxa" w:w="9746"/>
+            <w:tcBorders>
+              <w:top w:val="none"/>
+              <w:left w:val="none"/>
+              <w:bottom w:val="none"/>
+              <w:right w:val="none"/>
+            </w:tcBorders>
+            <w:shd w:fill="1A1A2E" w:val="clear"/>
+            <w:tcMar>
+              <w:top w:type="dxa" w:w="18"/>
+              <w:left w:type="dxa" w:w="160"/>
+              <w:bottom w:type="dxa" w:w="18"/>
+              <w:right w:type="dxa" w:w="80"/>
+            </w:tcMar>
+          </w:tcPr>
+          <w:p>
+            <w:pPr>
+              <w:spacing w:after="0" w:before="0"/>
+            </w:pPr>
+            <w:r>
+              <w:rPr>
+                <w:rFonts w:ascii="Courier New" w:cs="Courier New" w:eastAsia="Courier New" w:hAnsi="Courier New"/>
+                <w:color w:val="E8E8E8"/>
+                <w:sz w:val="15"/>
+                <w:szCs w:val="15"/>
+              </w:rPr>
+              <w:t xml:space="preserve">    static constexpr int BLOCKED  = -1;  // impassable</w:t>
+            </w:r>
+          </w:p>
+        </w:tc>
+      </w:tr>
+      <w:tr>
+        <w:tc>
+          <w:tcPr>
+            <w:tcW w:type="dxa" w:w="9746"/>
+            <w:tcBorders>
+              <w:top w:val="none"/>
+              <w:left w:val="none"/>
+              <w:bottom w:val="none"/>
+              <w:right w:val="none"/>
+            </w:tcBorders>
+            <w:shd w:fill="1A1A2E" w:val="clear"/>
+            <w:tcMar>
+              <w:top w:type="dxa" w:w="18"/>
+              <w:left w:type="dxa" w:w="160"/>
+              <w:bottom w:type="dxa" w:w="18"/>
+              <w:right w:type="dxa" w:w="80"/>
+            </w:tcMar>
+          </w:tcPr>
+          <w:p>
+            <w:pPr>
+              <w:spacing w:after="0" w:before="0"/>
+            </w:pPr>
+            <w:r>
+              <w:rPr>
+                <w:rFonts w:ascii="Courier New" w:cs="Courier New" w:eastAsia="Courier New" w:hAnsi="Courier New"/>
+                <w:color w:val="E8E8E8"/>
+                <w:sz w:val="15"/>
+                <w:szCs w:val="15"/>
+              </w:rPr>
+              <w:t xml:space="preserve">    static constexpr int CORRIDOR =  0;  // shared walkable</w:t>
+            </w:r>
+          </w:p>
+        </w:tc>
+      </w:tr>
+      <w:tr>
+        <w:tc>
+          <w:tcPr>
+            <w:tcW w:type="dxa" w:w="9746"/>
+            <w:tcBorders>
+              <w:top w:val="none"/>
+              <w:left w:val="none"/>
+              <w:bottom w:val="none"/>
+              <w:right w:val="none"/>
+            </w:tcBorders>
+            <w:shd w:fill="1A1A2E" w:val="clear"/>
+            <w:tcMar>
+              <w:top w:type="dxa" w:w="18"/>
+              <w:left w:type="dxa" w:w="160"/>
+              <w:bottom w:type="dxa" w:w="18"/>
+              <w:right w:type="dxa" w:w="80"/>
+            </w:tcMar>
+          </w:tcPr>
+          <w:p>
+            <w:pPr>
+              <w:spacing w:after="0" w:before="0"/>
+            </w:pPr>
+            <w:r>
+              <w:rPr>
+                <w:rFonts w:ascii="Courier New" w:cs="Courier New" w:eastAsia="Courier New" w:hAnsi="Courier New"/>
+                <w:color w:val="E8E8E8"/>
+                <w:sz w:val="15"/>
+                <w:szCs w:val="15"/>
+              </w:rPr>
+              <w:t xml:space="preserve">    int cols = 0, rows = 0, cellSize = 10;</w:t>
+            </w:r>
+          </w:p>
+        </w:tc>
+      </w:tr>
+      <w:tr>
+        <w:tc>
+          <w:tcPr>
+            <w:tcW w:type="dxa" w:w="9746"/>
+            <w:tcBorders>
+              <w:top w:val="none"/>
+              <w:left w:val="none"/>
+              <w:bottom w:val="none"/>
+              <w:right w:val="none"/>
+            </w:tcBorders>
+            <w:shd w:fill="1A1A2E" w:val="clear"/>
+            <w:tcMar>
+              <w:top w:type="dxa" w:w="18"/>
+              <w:left w:type="dxa" w:w="160"/>
+              <w:bottom w:type="dxa" w:w="18"/>
+              <w:right w:type="dxa" w:w="80"/>
+            </w:tcMar>
+          </w:tcPr>
+          <w:p>
+            <w:pPr>
+              <w:spacing w:after="0" w:before="0"/>
+            </w:pPr>
+            <w:r>
+              <w:rPr>
+                <w:rFonts w:ascii="Courier New" w:cs="Courier New" w:eastAsia="Courier New" w:hAnsi="Courier New"/>
+                <w:color w:val="E8E8E8"/>
+                <w:sz w:val="15"/>
+                <w:szCs w:val="15"/>
+              </w:rPr>
+              <w:t xml:space="preserve">    std::vector&lt;int&gt; domains;  // cols*rows, row-major</w:t>
+            </w:r>
+          </w:p>
+        </w:tc>
+      </w:tr>
+      <w:tr>
+        <w:tc>
+          <w:tcPr>
+            <w:tcW w:type="dxa" w:w="9746"/>
+            <w:tcBorders>
+              <w:top w:val="none"/>
+              <w:left w:val="none"/>
+              <w:bottom w:val="none"/>
+              <w:right w:val="none"/>
+            </w:tcBorders>
+            <w:shd w:fill="1A1A2E" w:val="clear"/>
+            <w:tcMar>
+              <w:top w:type="dxa" w:w="18"/>
+              <w:left w:type="dxa" w:w="160"/>
+              <w:bottom w:type="dxa" w:w="18"/>
+              <w:right w:type="dxa" w:w="80"/>
+            </w:tcMar>
+          </w:tcPr>
+          <w:p>
+            <w:pPr>
+              <w:spacing w:after="0" w:before="0"/>
+            </w:pPr>
+            <w:r>
+              <w:rPr>
+                <w:rFonts w:ascii="Courier New" w:cs="Courier New" w:eastAsia="Courier New" w:hAnsi="Courier New"/>
+                <w:color w:val="E8E8E8"/>
+                <w:sz w:val="15"/>
+                <w:szCs w:val="15"/>
+              </w:rPr>
+              <w:t xml:space="preserve">    bool inBounds(glm::ivec2 c) const {</w:t>
+            </w:r>
+          </w:p>
+        </w:tc>
+      </w:tr>
+      <w:tr>
+        <w:tc>
+          <w:tcPr>
+            <w:tcW w:type="dxa" w:w="9746"/>
+            <w:tcBorders>
+              <w:top w:val="none"/>
+              <w:left w:val="none"/>
+              <w:bottom w:val="none"/>
+              <w:right w:val="none"/>
+            </w:tcBorders>
+            <w:shd w:fill="1A1A2E" w:val="clear"/>
+            <w:tcMar>
+              <w:top w:type="dxa" w:w="18"/>
+              <w:left w:type="dxa" w:w="160"/>
+              <w:bottom w:type="dxa" w:w="18"/>
+              <w:right w:type="dxa" w:w="80"/>
+            </w:tcMar>
+          </w:tcPr>
+          <w:p>
+            <w:pPr>
+              <w:spacing w:after="0" w:before="0"/>
+            </w:pPr>
+            <w:r>
+              <w:rPr>
+                <w:rFonts w:ascii="Courier New" w:cs="Courier New" w:eastAsia="Courier New" w:hAnsi="Courier New"/>
+                <w:color w:val="E8E8E8"/>
+                <w:sz w:val="15"/>
+                <w:szCs w:val="15"/>
+              </w:rPr>
+              <w:t xml:space="preserve">        return c.x &gt;= 0 &amp;&amp; c.y &gt;= 0 &amp;&amp; c.x &lt; cols &amp;&amp; c.y &lt; rows;</w:t>
+            </w:r>
+          </w:p>
+        </w:tc>
+      </w:tr>
+      <w:tr>
+        <w:tc>
+          <w:tcPr>
+            <w:tcW w:type="dxa" w:w="9746"/>
+            <w:tcBorders>
+              <w:top w:val="none"/>
+              <w:left w:val="none"/>
+              <w:bottom w:val="none"/>
+              <w:right w:val="none"/>
+            </w:tcBorders>
+            <w:shd w:fill="1A1A2E" w:val="clear"/>
+            <w:tcMar>
+              <w:top w:type="dxa" w:w="18"/>
+              <w:left w:type="dxa" w:w="160"/>
+              <w:bottom w:type="dxa" w:w="18"/>
+              <w:right w:type="dxa" w:w="80"/>
+            </w:tcMar>
+          </w:tcPr>
+          <w:p>
+            <w:pPr>
+              <w:spacing w:after="0" w:before="0"/>
+            </w:pPr>
+            <w:r>
+              <w:rPr>
+                <w:rFonts w:ascii="Courier New" w:cs="Courier New" w:eastAsia="Courier New" w:hAnsi="Courier New"/>
+                <w:color w:val="E8E8E8"/>
+                <w:sz w:val="15"/>
+                <w:szCs w:val="15"/>
+              </w:rPr>
+              <w:t xml:space="preserve">    }</w:t>
+            </w:r>
+          </w:p>
+        </w:tc>
+      </w:tr>
+      <w:tr>
+        <w:tc>
+          <w:tcPr>
+            <w:tcW w:type="dxa" w:w="9746"/>
+            <w:tcBorders>
+              <w:top w:val="none"/>
+              <w:left w:val="none"/>
+              <w:bottom w:val="none"/>
+              <w:right w:val="none"/>
+            </w:tcBorders>
+            <w:shd w:fill="1A1A2E" w:val="clear"/>
+            <w:tcMar>
+              <w:top w:type="dxa" w:w="18"/>
+              <w:left w:type="dxa" w:w="160"/>
+              <w:bottom w:type="dxa" w:w="18"/>
+              <w:right w:type="dxa" w:w="80"/>
+            </w:tcMar>
+          </w:tcPr>
+          <w:p>
+            <w:pPr>
+              <w:spacing w:after="0" w:before="0"/>
+            </w:pPr>
+            <w:r>
+              <w:rPr>
+                <w:rFonts w:ascii="Courier New" w:cs="Courier New" w:eastAsia="Courier New" w:hAnsi="Courier New"/>
+                <w:color w:val="E8E8E8"/>
+                <w:sz w:val="15"/>
+                <w:szCs w:val="15"/>
+              </w:rPr>
+              <w:t xml:space="preserve">    int  domainAt(glm::ivec2 c) const { return domains[c.y * cols + c.x]; }</w:t>
+            </w:r>
+          </w:p>
+        </w:tc>
+      </w:tr>
+      <w:tr>
+        <w:tc>
+          <w:tcPr>
+            <w:tcW w:type="dxa" w:w="9746"/>
+            <w:tcBorders>
+              <w:top w:val="none"/>
+              <w:left w:val="none"/>
+              <w:bottom w:val="none"/>
+              <w:right w:val="none"/>
+            </w:tcBorders>
+            <w:shd w:fill="1A1A2E" w:val="clear"/>
+            <w:tcMar>
+              <w:top w:type="dxa" w:w="18"/>
+              <w:left w:type="dxa" w:w="160"/>
+              <w:bottom w:type="dxa" w:w="18"/>
+              <w:right w:type="dxa" w:w="80"/>
+            </w:tcMar>
+          </w:tcPr>
+          <w:p>
+            <w:pPr>
+              <w:spacing w:after="0" w:before="0"/>
+            </w:pPr>
+            <w:r>
+              <w:rPr>
+                <w:rFonts w:ascii="Courier New" w:cs="Courier New" w:eastAsia="Courier New" w:hAnsi="Courier New"/>
+                <w:color w:val="E8E8E8"/>
+                <w:sz w:val="15"/>
+                <w:szCs w:val="15"/>
+              </w:rPr>
+              <w:t xml:space="preserve">    void setDomain(glm::ivec2 c, int d) { domains[c.y * cols + c.x] = d; }</w:t>
+            </w:r>
+          </w:p>
+        </w:tc>
+      </w:tr>
+      <w:tr>
+        <w:tc>
+          <w:tcPr>
+            <w:tcW w:type="dxa" w:w="9746"/>
+            <w:tcBorders>
+              <w:top w:val="none"/>
+              <w:left w:val="none"/>
+              <w:bottom w:val="none"/>
+              <w:right w:val="none"/>
+            </w:tcBorders>
+            <w:shd w:fill="1A1A2E" w:val="clear"/>
+            <w:tcMar>
+              <w:top w:type="dxa" w:w="18"/>
+              <w:left w:type="dxa" w:w="160"/>
+              <w:bottom w:type="dxa" w:w="18"/>
+              <w:right w:type="dxa" w:w="80"/>
+            </w:tcMar>
+          </w:tcPr>
+          <w:p>
+            <w:pPr>
+              <w:spacing w:after="0" w:before="0"/>
+            </w:pPr>
+            <w:r>
+              <w:rPr>
+                <w:rFonts w:ascii="Courier New" w:cs="Courier New" w:eastAsia="Courier New" w:hAnsi="Courier New"/>
+                <w:color w:val="E8E8E8"/>
+                <w:sz w:val="15"/>
+                <w:szCs w:val="15"/>
+              </w:rPr>
+              <w:t xml:space="preserve">    glm::ivec2 toGrid(glm::vec2 w) const {</w:t>
+            </w:r>
+          </w:p>
+        </w:tc>
+      </w:tr>
+      <w:tr>
+        <w:tc>
+          <w:tcPr>
+            <w:tcW w:type="dxa" w:w="9746"/>
+            <w:tcBorders>
+              <w:top w:val="none"/>
+              <w:left w:val="none"/>
+              <w:bottom w:val="none"/>
+              <w:right w:val="none"/>
+            </w:tcBorders>
+            <w:shd w:fill="1A1A2E" w:val="clear"/>
+            <w:tcMar>
+              <w:top w:type="dxa" w:w="18"/>
+              <w:left w:type="dxa" w:w="160"/>
+              <w:bottom w:type="dxa" w:w="18"/>
+              <w:right w:type="dxa" w:w="80"/>
+            </w:tcMar>
+          </w:tcPr>
+          <w:p>
+            <w:pPr>
+              <w:spacing w:after="0" w:before="0"/>
+            </w:pPr>
+            <w:r>
+              <w:rPr>
+                <w:rFonts w:ascii="Courier New" w:cs="Courier New" w:eastAsia="Courier New" w:hAnsi="Courier New"/>
+                <w:color w:val="E8E8E8"/>
+                <w:sz w:val="15"/>
+                <w:szCs w:val="15"/>
+              </w:rPr>
+              <w:t xml:space="preserve">        return glm::ivec2(static_cast&lt;int&gt;(w.x)/cellSize, static_cast&lt;int&gt;(w.y)/cellSize);</w:t>
+            </w:r>
+          </w:p>
+        </w:tc>
+      </w:tr>
+      <w:tr>
+        <w:tc>
+          <w:tcPr>
+            <w:tcW w:type="dxa" w:w="9746"/>
+            <w:tcBorders>
+              <w:top w:val="none"/>
+              <w:left w:val="none"/>
+              <w:bottom w:val="none"/>
+              <w:right w:val="none"/>
+            </w:tcBorders>
+            <w:shd w:fill="1A1A2E" w:val="clear"/>
+            <w:tcMar>
+              <w:top w:type="dxa" w:w="18"/>
+              <w:left w:type="dxa" w:w="160"/>
+              <w:bottom w:type="dxa" w:w="18"/>
+              <w:right w:type="dxa" w:w="80"/>
+            </w:tcMar>
+          </w:tcPr>
+          <w:p>
+            <w:pPr>
+              <w:spacing w:after="0" w:before="0"/>
+            </w:pPr>
+            <w:r>
+              <w:rPr>
+                <w:rFonts w:ascii="Courier New" w:cs="Courier New" w:eastAsia="Courier New" w:hAnsi="Courier New"/>
+                <w:color w:val="E8E8E8"/>
+                <w:sz w:val="15"/>
+                <w:szCs w:val="15"/>
+              </w:rPr>
+              <w:t xml:space="preserve">    }</w:t>
+            </w:r>
+          </w:p>
+        </w:tc>
+      </w:tr>
+      <w:tr>
+        <w:tc>
+          <w:tcPr>
+            <w:tcW w:type="dxa" w:w="9746"/>
+            <w:tcBorders>
+              <w:top w:val="none"/>
+              <w:left w:val="none"/>
+              <w:bottom w:val="none"/>
+              <w:right w:val="none"/>
+            </w:tcBorders>
+            <w:shd w:fill="1A1A2E" w:val="clear"/>
+            <w:tcMar>
+              <w:top w:type="dxa" w:w="18"/>
+              <w:left w:type="dxa" w:w="160"/>
+              <w:bottom w:type="dxa" w:w="18"/>
+              <w:right w:type="dxa" w:w="80"/>
+            </w:tcMar>
+          </w:tcPr>
+          <w:p>
+            <w:pPr>
+              <w:spacing w:after="0" w:before="0"/>
+            </w:pPr>
+            <w:r>
+              <w:rPr>
+                <w:rFonts w:ascii="Courier New" w:cs="Courier New" w:eastAsia="Courier New" w:hAnsi="Courier New"/>
+                <w:color w:val="E8E8E8"/>
+                <w:sz w:val="15"/>
+                <w:szCs w:val="15"/>
+              </w:rPr>
+              <w:t xml:space="preserve">    glm::vec2 toWorld(glm::ivec2 c) const {</w:t>
+            </w:r>
+          </w:p>
+        </w:tc>
+      </w:tr>
+      <w:tr>
+        <w:tc>
+          <w:tcPr>
+            <w:tcW w:type="dxa" w:w="9746"/>
+            <w:tcBorders>
+              <w:top w:val="none"/>
+              <w:left w:val="none"/>
+              <w:bottom w:val="none"/>
+              <w:right w:val="none"/>
+            </w:tcBorders>
+            <w:shd w:fill="1A1A2E" w:val="clear"/>
+            <w:tcMar>
+              <w:top w:type="dxa" w:w="18"/>
+              <w:left w:type="dxa" w:w="160"/>
+              <w:bottom w:type="dxa" w:w="18"/>
+              <w:right w:type="dxa" w:w="80"/>
+            </w:tcMar>
+          </w:tcPr>
+          <w:p>
+            <w:pPr>
+              <w:spacing w:after="0" w:before="0"/>
+            </w:pPr>
+            <w:r>
+              <w:rPr>
+                <w:rFonts w:ascii="Courier New" w:cs="Courier New" w:eastAsia="Courier New" w:hAnsi="Courier New"/>
+                <w:color w:val="E8E8E8"/>
+                <w:sz w:val="15"/>
+                <w:szCs w:val="15"/>
+              </w:rPr>
+              <w:t xml:space="preserve">        return glm::vec2(c.x*cellSize + cellSize*0.5f, c.y*cellSize + cellSize*0.5f);</w:t>
+            </w:r>
+          </w:p>
+        </w:tc>
+      </w:tr>
+      <w:tr>
+        <w:tc>
+          <w:tcPr>
+            <w:tcW w:type="dxa" w:w="9746"/>
+            <w:tcBorders>
+              <w:top w:val="none"/>
+              <w:left w:val="none"/>
+              <w:bottom w:val="none"/>
+              <w:right w:val="none"/>
+            </w:tcBorders>
+            <w:shd w:fill="1A1A2E" w:val="clear"/>
+            <w:tcMar>
+              <w:top w:type="dxa" w:w="18"/>
+              <w:left w:type="dxa" w:w="160"/>
+              <w:bottom w:type="dxa" w:w="18"/>
+              <w:right w:type="dxa" w:w="80"/>
+            </w:tcMar>
+          </w:tcPr>
+          <w:p>
+            <w:pPr>
+              <w:spacing w:after="0" w:before="0"/>
+            </w:pPr>
+            <w:r>
+              <w:rPr>
+                <w:rFonts w:ascii="Courier New" w:cs="Courier New" w:eastAsia="Courier New" w:hAnsi="Courier New"/>
+                <w:color w:val="E8E8E8"/>
+                <w:sz w:val="15"/>
+                <w:szCs w:val="15"/>
+              </w:rPr>
+              <w:t xml:space="preserve">    }</w:t>
+            </w:r>
+          </w:p>
+        </w:tc>
+      </w:tr>
+      <w:tr>
+        <w:tc>
+          <w:tcPr>
+            <w:tcW w:type="dxa" w:w="9746"/>
+            <w:tcBorders>
+              <w:top w:val="none"/>
+              <w:left w:val="none"/>
+              <w:bottom w:val="none"/>
+              <w:right w:val="none"/>
+            </w:tcBorders>
+            <w:shd w:fill="1A1A2E" w:val="clear"/>
+            <w:tcMar>
+              <w:top w:type="dxa" w:w="18"/>
+              <w:left w:type="dxa" w:w="160"/>
+              <w:bottom w:type="dxa" w:w="18"/>
+              <w:right w:type="dxa" w:w="80"/>
+            </w:tcMar>
+          </w:tcPr>
+          <w:p>
+            <w:pPr>
+              <w:spacing w:after="0" w:before="0"/>
+            </w:pPr>
+            <w:r>
+              <w:rPr>
+                <w:rFonts w:ascii="Courier New" w:cs="Courier New" w:eastAsia="Courier New" w:hAnsi="Courier New"/>
+                <w:color w:val="E8E8E8"/>
+                <w:sz w:val="15"/>
+                <w:szCs w:val="15"/>
+              </w:rPr>
+              <w:t xml:space="preserve">};</w:t>
+            </w:r>
+          </w:p>
+        </w:tc>
+      </w:tr>
+    </w:tbl>
+    <w:p>
+      <w:pPr>
+        <w:spacing w:after="60" w:before="0"/>
+      </w:pPr>
+    </w:p>
+    <w:p>
+      <w:pPr>
+        <w:spacing w:after="0" w:before="200"/>
+      </w:pPr>
+    </w:p>
+    <w:tbl>
+      <w:tblPr>
+        <w:tblW w:type="dxa" w:w="9746"/>
+        <w:tblBorders>
+          <w:top w:val="none"/>
+          <w:left w:val="none"/>
+          <w:bottom w:val="none"/>
+          <w:right w:val="none"/>
+          <w:insideH w:val="single" w:color="auto" w:sz="4"/>
+          <w:insideV w:val="single" w:color="auto" w:sz="4"/>
+        </w:tblBorders>
+      </w:tblPr>
+      <w:tblGrid>
+        <w:gridCol w:w="560"/>
+        <w:gridCol w:w="9186"/>
+      </w:tblGrid>
+      <w:tr>
+        <w:tc>
+          <w:tcPr>
+            <w:tcW w:type="dxa" w:w="560"/>
+            <w:tcBorders>
+              <w:top w:val="none"/>
+              <w:left w:val="none"/>
+              <w:bottom w:val="none"/>
+              <w:right w:val="none"/>
+            </w:tcBorders>
+            <w:shd w:fill="2E75B6" w:val="clear"/>
+            <w:tcMar>
+              <w:top w:type="dxa" w:w="60"/>
+              <w:left w:type="dxa" w:w="80"/>
+              <w:bottom w:type="dxa" w:w="60"/>
+              <w:right w:type="dxa" w:w="80"/>
+            </w:tcMar>
+          </w:tcPr>
+          <w:p>
+            <w:pPr>
+              <w:spacing w:after="0" w:before="0"/>
+              <w:jc w:val="center"/>
+            </w:pPr>
+            <w:r>
+              <w:rPr>
+                <w:rFonts w:ascii="Arial" w:cs="Arial" w:eastAsia="Arial" w:hAnsi="Arial"/>
+                <w:b/>
+                <w:bCs/>
+                <w:color w:val="FFFFFF"/>
+                <w:sz w:val="18"/>
+                <w:szCs w:val="18"/>
+              </w:rPr>
+              <w:t xml:space="preserve">2</w:t>
+            </w:r>
+          </w:p>
+        </w:tc>
+        <w:tc>
+          <w:tcPr>
+            <w:tcW w:type="dxa" w:w="9186"/>
+            <w:tcBorders>
+              <w:top w:val="none"/>
+              <w:left w:val="none"/>
+              <w:bottom w:val="none"/>
+              <w:right w:val="none"/>
+            </w:tcBorders>
+            <w:shd w:fill="EEF2FA" w:val="clear"/>
+            <w:tcMar>
+              <w:top w:type="dxa" w:w="60"/>
+              <w:left w:type="dxa" w:w="140"/>
+              <w:bottom w:type="dxa" w:w="60"/>
+              <w:right w:type="dxa" w:w="80"/>
+            </w:tcMar>
+          </w:tcPr>
+          <w:p>
+            <w:pPr>
+              <w:spacing w:after="0" w:before="0"/>
+            </w:pPr>
+            <w:r>
+              <w:rPr>
+                <w:rFonts w:ascii="Arial" w:cs="Arial" w:eastAsia="Arial" w:hAnsi="Arial"/>
+                <w:b/>
+                <w:bCs/>
+                <w:color w:val="1F3864"/>
+                <w:sz w:val="19"/>
+                <w:szCs w:val="19"/>
+              </w:rPr>
+              <w:t xml:space="preserve">Simulation Loop — System::run()  (src/System.cpp)</w:t>
+            </w:r>
+          </w:p>
+        </w:tc>
+      </w:tr>
+    </w:tbl>
+    <w:p>
+      <w:pPr>
+        <w:spacing w:after="80" w:before="0"/>
+      </w:pPr>
+    </w:p>
+    <w:tbl>
+      <w:tblPr>
+        <w:tblW w:type="dxa" w:w="9746"/>
+        <w:tblBorders>
+          <w:top w:val="single" w:color="333355" w:sz="2"/>
+          <w:left w:val="single" w:color="2E75B6" w:sz="8"/>
+          <w:bottom w:val="single" w:color="333355" w:sz="2"/>
+          <w:right w:val="single" w:color="333355" w:sz="2"/>
+          <w:insideH w:val="single" w:color="auto" w:sz="4"/>
+          <w:insideV w:val="single" w:color="auto" w:sz="4"/>
+        </w:tblBorders>
+      </w:tblPr>
+      <w:tblGrid>
+        <w:gridCol w:w="9746"/>
+      </w:tblGrid>
+      <w:tr>
+        <w:tc>
+          <w:tcPr>
+            <w:tcW w:type="dxa" w:w="9746"/>
+            <w:tcBorders>
+              <w:top w:val="none"/>
+              <w:left w:val="none"/>
+              <w:bottom w:val="none"/>
+              <w:right w:val="none"/>
+            </w:tcBorders>
+            <w:shd w:fill="1A1A2E" w:val="clear"/>
+            <w:tcMar>
+              <w:top w:type="dxa" w:w="18"/>
+              <w:left w:type="dxa" w:w="160"/>
+              <w:bottom w:type="dxa" w:w="18"/>
+              <w:right w:type="dxa" w:w="80"/>
+            </w:tcMar>
+          </w:tcPr>
+          <w:p>
+            <w:pPr>
+              <w:spacing w:after="0" w:before="0"/>
+            </w:pPr>
+            <w:r>
+              <w:rPr>
+                <w:rFonts w:ascii="Courier New" w:cs="Courier New" w:eastAsia="Courier New" w:hAnsi="Courier New"/>
+                <w:color w:val="E8E8E8"/>
+                <w:sz w:val="15"/>
+                <w:szCs w:val="15"/>
+              </w:rPr>
+              <w:t xml:space="preserve">void System::run() {</w:t>
+            </w:r>
+          </w:p>
+        </w:tc>
+      </w:tr>
+      <w:tr>
+        <w:tc>
+          <w:tcPr>
+            <w:tcW w:type="dxa" w:w="9746"/>
+            <w:tcBorders>
+              <w:top w:val="none"/>
+              <w:left w:val="none"/>
+              <w:bottom w:val="none"/>
+              <w:right w:val="none"/>
+            </w:tcBorders>
+            <w:shd w:fill="1A1A2E" w:val="clear"/>
+            <w:tcMar>
+              <w:top w:type="dxa" w:w="18"/>
+              <w:left w:type="dxa" w:w="160"/>
+              <w:bottom w:type="dxa" w:w="18"/>
+              <w:right w:type="dxa" w:w="80"/>
+            </w:tcMar>
+          </w:tcPr>
+          <w:p>
+            <w:pPr>
+              <w:spacing w:after="0" w:before="0"/>
+            </w:pPr>
+            <w:r>
+              <w:rPr>
+                <w:rFonts w:ascii="Courier New" w:cs="Courier New" w:eastAsia="Courier New" w:hAnsi="Courier New"/>
+                <w:color w:val="E8E8E8"/>
+                <w:sz w:val="15"/>
+                <w:szCs w:val="15"/>
+              </w:rPr>
+              <w:t xml:space="preserve">    bool running = true;</w:t>
+            </w:r>
+          </w:p>
+        </w:tc>
+      </w:tr>
+      <w:tr>
+        <w:tc>
+          <w:tcPr>
+            <w:tcW w:type="dxa" w:w="9746"/>
+            <w:tcBorders>
+              <w:top w:val="none"/>
+              <w:left w:val="none"/>
+              <w:bottom w:val="none"/>
+              <w:right w:val="none"/>
+            </w:tcBorders>
+            <w:shd w:fill="1A1A2E" w:val="clear"/>
+            <w:tcMar>
+              <w:top w:type="dxa" w:w="18"/>
+              <w:left w:type="dxa" w:w="160"/>
+              <w:bottom w:type="dxa" w:w="18"/>
+              <w:right w:type="dxa" w:w="80"/>
+            </w:tcMar>
+          </w:tcPr>
+          <w:p>
+            <w:pPr>
+              <w:spacing w:after="0" w:before="0"/>
+            </w:pPr>
+            <w:r>
+              <w:rPr>
+                <w:rFonts w:ascii="Courier New" w:cs="Courier New" w:eastAsia="Courier New" w:hAnsi="Courier New"/>
+                <w:color w:val="E8E8E8"/>
+                <w:sz w:val="15"/>
+                <w:szCs w:val="15"/>
+              </w:rPr>
+              <w:t xml:space="preserve">    while (running) {</w:t>
+            </w:r>
+          </w:p>
+        </w:tc>
+      </w:tr>
+      <w:tr>
+        <w:tc>
+          <w:tcPr>
+            <w:tcW w:type="dxa" w:w="9746"/>
+            <w:tcBorders>
+              <w:top w:val="none"/>
+              <w:left w:val="none"/>
+              <w:bottom w:val="none"/>
+              <w:right w:val="none"/>
+            </w:tcBorders>
+            <w:shd w:fill="1A1A2E" w:val="clear"/>
+            <w:tcMar>
+              <w:top w:type="dxa" w:w="18"/>
+              <w:left w:type="dxa" w:w="160"/>
+              <w:bottom w:type="dxa" w:w="18"/>
+              <w:right w:type="dxa" w:w="80"/>
+            </w:tcMar>
+          </w:tcPr>
+          <w:p>
+            <w:pPr>
+              <w:spacing w:after="0" w:before="0"/>
+            </w:pPr>
+            <w:r>
+              <w:rPr>
+                <w:rFonts w:ascii="Courier New" w:cs="Courier New" w:eastAsia="Courier New" w:hAnsi="Courier New"/>
+                <w:color w:val="E8E8E8"/>
+                <w:sz w:val="15"/>
+                <w:szCs w:val="15"/>
+              </w:rPr>
+              <w:t xml:space="preserve">        handleEvents(running);</w:t>
+            </w:r>
+          </w:p>
+        </w:tc>
+      </w:tr>
+      <w:tr>
+        <w:tc>
+          <w:tcPr>
+            <w:tcW w:type="dxa" w:w="9746"/>
+            <w:tcBorders>
+              <w:top w:val="none"/>
+              <w:left w:val="none"/>
+              <w:bottom w:val="none"/>
+              <w:right w:val="none"/>
+            </w:tcBorders>
+            <w:shd w:fill="1A1A2E" w:val="clear"/>
+            <w:tcMar>
+              <w:top w:type="dxa" w:w="18"/>
+              <w:left w:type="dxa" w:w="160"/>
+              <w:bottom w:type="dxa" w:w="18"/>
+              <w:right w:type="dxa" w:w="80"/>
+            </w:tcMar>
+          </w:tcPr>
+          <w:p>
+            <w:pPr>
+              <w:spacing w:after="0" w:before="0"/>
+            </w:pPr>
+            <w:r>
+              <w:rPr>
+                <w:rFonts w:ascii="Courier New" w:cs="Courier New" w:eastAsia="Courier New" w:hAnsi="Courier New"/>
+                <w:color w:val="E8E8E8"/>
+                <w:sz w:val="15"/>
+                <w:szCs w:val="15"/>
+              </w:rPr>
+              <w:t xml:space="preserve">        simulation-&gt;update(FRAME_TIME);  // stores deltaTime only</w:t>
+            </w:r>
+          </w:p>
+        </w:tc>
+      </w:tr>
+      <w:tr>
+        <w:tc>
+          <w:tcPr>
+            <w:tcW w:type="dxa" w:w="9746"/>
+            <w:tcBorders>
+              <w:top w:val="none"/>
+              <w:left w:val="none"/>
+              <w:bottom w:val="none"/>
+              <w:right w:val="none"/>
+            </w:tcBorders>
+            <w:shd w:fill="1A1A2E" w:val="clear"/>
+            <w:tcMar>
+              <w:top w:type="dxa" w:w="18"/>
+              <w:left w:type="dxa" w:w="160"/>
+              <w:bottom w:type="dxa" w:w="18"/>
+              <w:right w:type="dxa" w:w="80"/>
+            </w:tcMar>
+          </w:tcPr>
+          <w:p>
+            <w:pPr>
+              <w:spacing w:after="0" w:before="0"/>
+            </w:pPr>
+            <w:r>
+              <w:rPr>
+                <w:rFonts w:ascii="Courier New" w:cs="Courier New" w:eastAsia="Courier New" w:hAnsi="Courier New"/>
+                <w:color w:val="E8E8E8"/>
+                <w:sz w:val="15"/>
+                <w:szCs w:val="15"/>
+              </w:rPr>
+              <w:t xml:space="preserve">        simulation-&gt;step();              // advances logic: domains + agents</w:t>
+            </w:r>
+          </w:p>
+        </w:tc>
+      </w:tr>
+      <w:tr>
+        <w:tc>
+          <w:tcPr>
+            <w:tcW w:type="dxa" w:w="9746"/>
+            <w:tcBorders>
+              <w:top w:val="none"/>
+              <w:left w:val="none"/>
+              <w:bottom w:val="none"/>
+              <w:right w:val="none"/>
+            </w:tcBorders>
+            <w:shd w:fill="1A1A2E" w:val="clear"/>
+            <w:tcMar>
+              <w:top w:type="dxa" w:w="18"/>
+              <w:left w:type="dxa" w:w="160"/>
+              <w:bottom w:type="dxa" w:w="18"/>
+              <w:right w:type="dxa" w:w="80"/>
+            </w:tcMar>
+          </w:tcPr>
+          <w:p>
+            <w:pPr>
+              <w:spacing w:after="0" w:before="0"/>
+            </w:pPr>
+            <w:r>
+              <w:rPr>
+                <w:rFonts w:ascii="Courier New" w:cs="Courier New" w:eastAsia="Courier New" w:hAnsi="Courier New"/>
+                <w:color w:val="E8E8E8"/>
+                <w:sz w:val="15"/>
+                <w:szCs w:val="15"/>
+              </w:rPr>
+              <w:t xml:space="preserve">        render();</w:t>
+            </w:r>
+          </w:p>
+        </w:tc>
+      </w:tr>
+      <w:tr>
+        <w:tc>
+          <w:tcPr>
+            <w:tcW w:type="dxa" w:w="9746"/>
+            <w:tcBorders>
+              <w:top w:val="none"/>
+              <w:left w:val="none"/>
+              <w:bottom w:val="none"/>
+              <w:right w:val="none"/>
+            </w:tcBorders>
+            <w:shd w:fill="1A1A2E" w:val="clear"/>
+            <w:tcMar>
+              <w:top w:type="dxa" w:w="18"/>
+              <w:left w:type="dxa" w:w="160"/>
+              <w:bottom w:type="dxa" w:w="18"/>
+              <w:right w:type="dxa" w:w="80"/>
+            </w:tcMar>
+          </w:tcPr>
+          <w:p>
+            <w:pPr>
+              <w:spacing w:after="0" w:before="0"/>
+            </w:pPr>
+            <w:r>
+              <w:rPr>
+                <w:rFonts w:ascii="Courier New" w:cs="Courier New" w:eastAsia="Courier New" w:hAnsi="Courier New"/>
+                <w:color w:val="E8E8E8"/>
+                <w:sz w:val="15"/>
+                <w:szCs w:val="15"/>
+              </w:rPr>
+              <w:t xml:space="preserve">        std::this_thread::sleep_for(std::chrono::milliseconds(16));</w:t>
+            </w:r>
+          </w:p>
+        </w:tc>
+      </w:tr>
+      <w:tr>
+        <w:tc>
+          <w:tcPr>
+            <w:tcW w:type="dxa" w:w="9746"/>
+            <w:tcBorders>
+              <w:top w:val="none"/>
+              <w:left w:val="none"/>
+              <w:bottom w:val="none"/>
+              <w:right w:val="none"/>
+            </w:tcBorders>
+            <w:shd w:fill="1A1A2E" w:val="clear"/>
+            <w:tcMar>
+              <w:top w:type="dxa" w:w="18"/>
+              <w:left w:type="dxa" w:w="160"/>
+              <w:bottom w:type="dxa" w:w="18"/>
+              <w:right w:type="dxa" w:w="80"/>
+            </w:tcMar>
+          </w:tcPr>
+          <w:p>
+            <w:pPr>
+              <w:spacing w:after="0" w:before="0"/>
+            </w:pPr>
+            <w:r>
+              <w:rPr>
+                <w:rFonts w:ascii="Courier New" w:cs="Courier New" w:eastAsia="Courier New" w:hAnsi="Courier New"/>
+                <w:color w:val="E8E8E8"/>
+                <w:sz w:val="15"/>
+                <w:szCs w:val="15"/>
+              </w:rPr>
+              <w:t xml:space="preserve">    }</w:t>
+            </w:r>
+          </w:p>
+        </w:tc>
+      </w:tr>
+      <w:tr>
+        <w:tc>
+          <w:tcPr>
+            <w:tcW w:type="dxa" w:w="9746"/>
+            <w:tcBorders>
+              <w:top w:val="none"/>
+              <w:left w:val="none"/>
+              <w:bottom w:val="none"/>
+              <w:right w:val="none"/>
+            </w:tcBorders>
+            <w:shd w:fill="1A1A2E" w:val="clear"/>
+            <w:tcMar>
+              <w:top w:type="dxa" w:w="18"/>
+              <w:left w:type="dxa" w:w="160"/>
+              <w:bottom w:type="dxa" w:w="18"/>
+              <w:right w:type="dxa" w:w="80"/>
+            </w:tcMar>
+          </w:tcPr>
+          <w:p>
+            <w:pPr>
+              <w:spacing w:after="0" w:before="0"/>
+            </w:pPr>
+            <w:r>
+              <w:rPr>
+                <w:rFonts w:ascii="Courier New" w:cs="Courier New" w:eastAsia="Courier New" w:hAnsi="Courier New"/>
+                <w:color w:val="E8E8E8"/>
+                <w:sz w:val="15"/>
+                <w:szCs w:val="15"/>
+              </w:rPr>
+              <w:t xml:space="preserve">}</w:t>
+            </w:r>
+          </w:p>
+        </w:tc>
+      </w:tr>
+    </w:tbl>
+    <w:p>
+      <w:pPr>
+        <w:spacing w:after="60" w:before="0"/>
+      </w:pPr>
+    </w:p>
+    <w:p>
+      <w:pPr>
+        <w:spacing w:after="0" w:before="200"/>
+      </w:pPr>
+    </w:p>
+    <w:tbl>
+      <w:tblPr>
+        <w:tblW w:type="dxa" w:w="9746"/>
+        <w:tblBorders>
+          <w:top w:val="none"/>
+          <w:left w:val="none"/>
+          <w:bottom w:val="none"/>
+          <w:right w:val="none"/>
+          <w:insideH w:val="single" w:color="auto" w:sz="4"/>
+          <w:insideV w:val="single" w:color="auto" w:sz="4"/>
+        </w:tblBorders>
+      </w:tblPr>
+      <w:tblGrid>
+        <w:gridCol w:w="560"/>
+        <w:gridCol w:w="9186"/>
+      </w:tblGrid>
+      <w:tr>
+        <w:tc>
+          <w:tcPr>
+            <w:tcW w:type="dxa" w:w="560"/>
+            <w:tcBorders>
+              <w:top w:val="none"/>
+              <w:left w:val="none"/>
+              <w:bottom w:val="none"/>
+              <w:right w:val="none"/>
+            </w:tcBorders>
+            <w:shd w:fill="2E75B6" w:val="clear"/>
+            <w:tcMar>
+              <w:top w:type="dxa" w:w="60"/>
+              <w:left w:type="dxa" w:w="80"/>
+              <w:bottom w:type="dxa" w:w="60"/>
+              <w:right w:type="dxa" w:w="80"/>
+            </w:tcMar>
+          </w:tcPr>
+          <w:p>
+            <w:pPr>
+              <w:spacing w:after="0" w:before="0"/>
+              <w:jc w:val="center"/>
+            </w:pPr>
+            <w:r>
+              <w:rPr>
+                <w:rFonts w:ascii="Arial" w:cs="Arial" w:eastAsia="Arial" w:hAnsi="Arial"/>
+                <w:b/>
+                <w:bCs/>
+                <w:color w:val="FFFFFF"/>
+                <w:sz w:val="18"/>
+                <w:szCs w:val="18"/>
+              </w:rPr>
+              <w:t xml:space="preserve">3</w:t>
+            </w:r>
+          </w:p>
+        </w:tc>
+        <w:tc>
+          <w:tcPr>
+            <w:tcW w:type="dxa" w:w="9186"/>
+            <w:tcBorders>
+              <w:top w:val="none"/>
+              <w:left w:val="none"/>
+              <w:bottom w:val="none"/>
+              <w:right w:val="none"/>
+            </w:tcBorders>
+            <w:shd w:fill="EEF2FA" w:val="clear"/>
+            <w:tcMar>
+              <w:top w:type="dxa" w:w="60"/>
+              <w:left w:type="dxa" w:w="140"/>
+              <w:bottom w:type="dxa" w:w="60"/>
+              <w:right w:type="dxa" w:w="80"/>
+            </w:tcMar>
+          </w:tcPr>
+          <w:p>
+            <w:pPr>
+              <w:spacing w:after="0" w:before="0"/>
+            </w:pPr>
+            <w:r>
+              <w:rPr>
+                <w:rFonts w:ascii="Arial" w:cs="Arial" w:eastAsia="Arial" w:hAnsi="Arial"/>
+                <w:b/>
+                <w:bCs/>
+                <w:color w:val="1F3864"/>
+                <w:sz w:val="19"/>
+                <w:szCs w:val="19"/>
+              </w:rPr>
+              <w:t xml:space="preserve">Env::step() — Frame Stepper  (src/Env.cpp)</w:t>
+            </w:r>
+          </w:p>
+        </w:tc>
+      </w:tr>
+    </w:tbl>
+    <w:p>
+      <w:pPr>
+        <w:spacing w:after="80" w:before="0"/>
+      </w:pPr>
+    </w:p>
+    <w:tbl>
+      <w:tblPr>
+        <w:tblW w:type="dxa" w:w="9746"/>
+        <w:tblBorders>
+          <w:top w:val="single" w:color="333355" w:sz="2"/>
+          <w:left w:val="single" w:color="2E75B6" w:sz="8"/>
+          <w:bottom w:val="single" w:color="333355" w:sz="2"/>
+          <w:right w:val="single" w:color="333355" w:sz="2"/>
+          <w:insideH w:val="single" w:color="auto" w:sz="4"/>
+          <w:insideV w:val="single" w:color="auto" w:sz="4"/>
+        </w:tblBorders>
+      </w:tblPr>
+      <w:tblGrid>
+        <w:gridCol w:w="9746"/>
+      </w:tblGrid>
+      <w:tr>
+        <w:tc>
+          <w:tcPr>
+            <w:tcW w:type="dxa" w:w="9746"/>
+            <w:tcBorders>
+              <w:top w:val="none"/>
+              <w:left w:val="none"/>
+              <w:bottom w:val="none"/>
+              <w:right w:val="none"/>
+            </w:tcBorders>
+            <w:shd w:fill="1A1A2E" w:val="clear"/>
+            <w:tcMar>
+              <w:top w:type="dxa" w:w="18"/>
+              <w:left w:type="dxa" w:w="160"/>
+              <w:bottom w:type="dxa" w:w="18"/>
+              <w:right w:type="dxa" w:w="80"/>
+            </w:tcMar>
+          </w:tcPr>
+          <w:p>
+            <w:pPr>
+              <w:spacing w:after="0" w:before="0"/>
+            </w:pPr>
+            <w:r>
+              <w:rPr>
+                <w:rFonts w:ascii="Courier New" w:cs="Courier New" w:eastAsia="Courier New" w:hAnsi="Courier New"/>
+                <w:color w:val="E8E8E8"/>
+                <w:sz w:val="15"/>
+                <w:szCs w:val="15"/>
+              </w:rPr>
+              <w:t xml:space="preserve">void Env::step() {</w:t>
+            </w:r>
+          </w:p>
+        </w:tc>
+      </w:tr>
+      <w:tr>
+        <w:tc>
+          <w:tcPr>
+            <w:tcW w:type="dxa" w:w="9746"/>
+            <w:tcBorders>
+              <w:top w:val="none"/>
+              <w:left w:val="none"/>
+              <w:bottom w:val="none"/>
+              <w:right w:val="none"/>
+            </w:tcBorders>
+            <w:shd w:fill="1A1A2E" w:val="clear"/>
+            <w:tcMar>
+              <w:top w:type="dxa" w:w="18"/>
+              <w:left w:type="dxa" w:w="160"/>
+              <w:bottom w:type="dxa" w:w="18"/>
+              <w:right w:type="dxa" w:w="80"/>
+            </w:tcMar>
+          </w:tcPr>
+          <w:p>
+            <w:pPr>
+              <w:spacing w:after="0" w:before="0"/>
+            </w:pPr>
+            <w:r>
+              <w:rPr>
+                <w:rFonts w:ascii="Courier New" w:cs="Courier New" w:eastAsia="Courier New" w:hAnsi="Courier New"/>
+                <w:color w:val="E8E8E8"/>
+                <w:sz w:val="15"/>
+                <w:szCs w:val="15"/>
+              </w:rPr>
+              <w:t xml:space="preserve">    if (!isRunning) return;</w:t>
+            </w:r>
+          </w:p>
+        </w:tc>
+      </w:tr>
+      <w:tr>
+        <w:tc>
+          <w:tcPr>
+            <w:tcW w:type="dxa" w:w="9746"/>
+            <w:tcBorders>
+              <w:top w:val="none"/>
+              <w:left w:val="none"/>
+              <w:bottom w:val="none"/>
+              <w:right w:val="none"/>
+            </w:tcBorders>
+            <w:shd w:fill="1A1A2E" w:val="clear"/>
+            <w:tcMar>
+              <w:top w:type="dxa" w:w="18"/>
+              <w:left w:type="dxa" w:w="160"/>
+              <w:bottom w:type="dxa" w:w="18"/>
+              <w:right w:type="dxa" w:w="80"/>
+            </w:tcMar>
+          </w:tcPr>
+          <w:p>
+            <w:pPr>
+              <w:spacing w:after="0" w:before="0"/>
+            </w:pPr>
+            <w:r>
+              <w:rPr>
+                <w:rFonts w:ascii="Courier New" w:cs="Courier New" w:eastAsia="Courier New" w:hAnsi="Courier New"/>
+                <w:color w:val="E8E8E8"/>
+                <w:sz w:val="15"/>
+                <w:szCs w:val="15"/>
+              </w:rPr>
+              <w:t xml:space="preserve">    controlAgentDomains();  // external controller: assign/refresh target domains</w:t>
+            </w:r>
+          </w:p>
+        </w:tc>
+      </w:tr>
+      <w:tr>
+        <w:tc>
+          <w:tcPr>
+            <w:tcW w:type="dxa" w:w="9746"/>
+            <w:tcBorders>
+              <w:top w:val="none"/>
+              <w:left w:val="none"/>
+              <w:bottom w:val="none"/>
+              <w:right w:val="none"/>
+            </w:tcBorders>
+            <w:shd w:fill="1A1A2E" w:val="clear"/>
+            <w:tcMar>
+              <w:top w:type="dxa" w:w="18"/>
+              <w:left w:type="dxa" w:w="160"/>
+              <w:bottom w:type="dxa" w:w="18"/>
+              <w:right w:type="dxa" w:w="80"/>
+            </w:tcMar>
+          </w:tcPr>
+          <w:p>
+            <w:pPr>
+              <w:spacing w:after="0" w:before="0"/>
+            </w:pPr>
+            <w:r>
+              <w:rPr>
+                <w:rFonts w:ascii="Courier New" w:cs="Courier New" w:eastAsia="Courier New" w:hAnsi="Courier New"/>
+                <w:color w:val="E8E8E8"/>
+                <w:sz w:val="15"/>
+                <w:szCs w:val="15"/>
+              </w:rPr>
+              <w:t xml:space="preserve">    updateAgents();         // calls agent-&gt;step() for every agent</w:t>
+            </w:r>
+          </w:p>
+        </w:tc>
+      </w:tr>
+      <w:tr>
+        <w:tc>
+          <w:tcPr>
+            <w:tcW w:type="dxa" w:w="9746"/>
+            <w:tcBorders>
+              <w:top w:val="none"/>
+              <w:left w:val="none"/>
+              <w:bottom w:val="none"/>
+              <w:right w:val="none"/>
+            </w:tcBorders>
+            <w:shd w:fill="1A1A2E" w:val="clear"/>
+            <w:tcMar>
+              <w:top w:type="dxa" w:w="18"/>
+              <w:left w:type="dxa" w:w="160"/>
+              <w:bottom w:type="dxa" w:w="18"/>
+              <w:right w:type="dxa" w:w="80"/>
+            </w:tcMar>
+          </w:tcPr>
+          <w:p>
+            <w:pPr>
+              <w:spacing w:after="0" w:before="0"/>
+            </w:pPr>
+            <w:r>
+              <w:rPr>
+                <w:rFonts w:ascii="Courier New" w:cs="Courier New" w:eastAsia="Courier New" w:hAnsi="Courier New"/>
+                <w:color w:val="E8E8E8"/>
+                <w:sz w:val="15"/>
+                <w:szCs w:val="15"/>
+              </w:rPr>
+              <w:t xml:space="preserve">    activeAgents = agents.size();</w:t>
+            </w:r>
+          </w:p>
+        </w:tc>
+      </w:tr>
+      <w:tr>
+        <w:tc>
+          <w:tcPr>
+            <w:tcW w:type="dxa" w:w="9746"/>
+            <w:tcBorders>
+              <w:top w:val="none"/>
+              <w:left w:val="none"/>
+              <w:bottom w:val="none"/>
+              <w:right w:val="none"/>
+            </w:tcBorders>
+            <w:shd w:fill="1A1A2E" w:val="clear"/>
+            <w:tcMar>
+              <w:top w:type="dxa" w:w="18"/>
+              <w:left w:type="dxa" w:w="160"/>
+              <w:bottom w:type="dxa" w:w="18"/>
+              <w:right w:type="dxa" w:w="80"/>
+            </w:tcMar>
+          </w:tcPr>
+          <w:p>
+            <w:pPr>
+              <w:spacing w:after="0" w:before="0"/>
+            </w:pPr>
+            <w:r>
+              <w:rPr>
+                <w:rFonts w:ascii="Courier New" w:cs="Courier New" w:eastAsia="Courier New" w:hAnsi="Courier New"/>
+                <w:color w:val="E8E8E8"/>
+                <w:sz w:val="15"/>
+                <w:szCs w:val="15"/>
+              </w:rPr>
+              <w:t xml:space="preserve">    frameCount++;</w:t>
+            </w:r>
+          </w:p>
+        </w:tc>
+      </w:tr>
+      <w:tr>
+        <w:tc>
+          <w:tcPr>
+            <w:tcW w:type="dxa" w:w="9746"/>
+            <w:tcBorders>
+              <w:top w:val="none"/>
+              <w:left w:val="none"/>
+              <w:bottom w:val="none"/>
+              <w:right w:val="none"/>
+            </w:tcBorders>
+            <w:shd w:fill="1A1A2E" w:val="clear"/>
+            <w:tcMar>
+              <w:top w:type="dxa" w:w="18"/>
+              <w:left w:type="dxa" w:w="160"/>
+              <w:bottom w:type="dxa" w:w="18"/>
+              <w:right w:type="dxa" w:w="80"/>
+            </w:tcMar>
+          </w:tcPr>
+          <w:p>
+            <w:pPr>
+              <w:spacing w:after="0" w:before="0"/>
+            </w:pPr>
+            <w:r>
+              <w:rPr>
+                <w:rFonts w:ascii="Courier New" w:cs="Courier New" w:eastAsia="Courier New" w:hAnsi="Courier New"/>
+                <w:color w:val="E8E8E8"/>
+                <w:sz w:val="15"/>
+                <w:szCs w:val="15"/>
+              </w:rPr>
+              <w:t xml:space="preserve">}</w:t>
+            </w:r>
+          </w:p>
+        </w:tc>
+      </w:tr>
+    </w:tbl>
+    <w:p>
+      <w:pPr>
+        <w:spacing w:after="60" w:before="0"/>
+      </w:pPr>
+    </w:p>
+    <w:p>
+      <w:pPr>
+        <w:spacing w:after="0" w:before="200"/>
+      </w:pPr>
+    </w:p>
+    <w:tbl>
+      <w:tblPr>
+        <w:tblW w:type="dxa" w:w="9746"/>
+        <w:tblBorders>
+          <w:top w:val="none"/>
+          <w:left w:val="none"/>
+          <w:bottom w:val="none"/>
+          <w:right w:val="none"/>
+          <w:insideH w:val="single" w:color="auto" w:sz="4"/>
+          <w:insideV w:val="single" w:color="auto" w:sz="4"/>
+        </w:tblBorders>
+      </w:tblPr>
+      <w:tblGrid>
+        <w:gridCol w:w="560"/>
+        <w:gridCol w:w="9186"/>
+      </w:tblGrid>
+      <w:tr>
+        <w:tc>
+          <w:tcPr>
+            <w:tcW w:type="dxa" w:w="560"/>
+            <w:tcBorders>
+              <w:top w:val="none"/>
+              <w:left w:val="none"/>
+              <w:bottom w:val="none"/>
+              <w:right w:val="none"/>
+            </w:tcBorders>
+            <w:shd w:fill="2E75B6" w:val="clear"/>
+            <w:tcMar>
+              <w:top w:type="dxa" w:w="60"/>
+              <w:left w:type="dxa" w:w="80"/>
+              <w:bottom w:type="dxa" w:w="60"/>
+              <w:right w:type="dxa" w:w="80"/>
+            </w:tcMar>
+          </w:tcPr>
+          <w:p>
+            <w:pPr>
+              <w:spacing w:after="0" w:before="0"/>
+              <w:jc w:val="center"/>
+            </w:pPr>
+            <w:r>
+              <w:rPr>
+                <w:rFonts w:ascii="Arial" w:cs="Arial" w:eastAsia="Arial" w:hAnsi="Arial"/>
+                <w:b/>
+                <w:bCs/>
+                <w:color w:val="FFFFFF"/>
+                <w:sz w:val="18"/>
+                <w:szCs w:val="18"/>
+              </w:rPr>
+              <w:t xml:space="preserve">4</w:t>
+            </w:r>
+          </w:p>
+        </w:tc>
+        <w:tc>
+          <w:tcPr>
+            <w:tcW w:type="dxa" w:w="9186"/>
+            <w:tcBorders>
+              <w:top w:val="none"/>
+              <w:left w:val="none"/>
+              <w:bottom w:val="none"/>
+              <w:right w:val="none"/>
+            </w:tcBorders>
+            <w:shd w:fill="EEF2FA" w:val="clear"/>
+            <w:tcMar>
+              <w:top w:type="dxa" w:w="60"/>
+              <w:left w:type="dxa" w:w="140"/>
+              <w:bottom w:type="dxa" w:w="60"/>
+              <w:right w:type="dxa" w:w="80"/>
+            </w:tcMar>
+          </w:tcPr>
+          <w:p>
+            <w:pPr>
+              <w:spacing w:after="0" w:before="0"/>
+            </w:pPr>
+            <w:r>
+              <w:rPr>
+                <w:rFonts w:ascii="Arial" w:cs="Arial" w:eastAsia="Arial" w:hAnsi="Arial"/>
+                <w:b/>
+                <w:bCs/>
+                <w:color w:val="1F3864"/>
+                <w:sz w:val="19"/>
+                <w:szCs w:val="19"/>
+              </w:rPr>
+              <w:t xml:space="preserve">Agent::step() — Agent Logic  (src/Agent.cpp)</w:t>
+            </w:r>
+          </w:p>
+        </w:tc>
+      </w:tr>
+    </w:tbl>
+    <w:p>
+      <w:pPr>
+        <w:spacing w:after="80" w:before="0"/>
+      </w:pPr>
+    </w:p>
+    <w:tbl>
+      <w:tblPr>
+        <w:tblW w:type="dxa" w:w="9746"/>
+        <w:tblBorders>
+          <w:top w:val="single" w:color="333355" w:sz="2"/>
+          <w:left w:val="single" w:color="2E75B6" w:sz="8"/>
+          <w:bottom w:val="single" w:color="333355" w:sz="2"/>
+          <w:right w:val="single" w:color="333355" w:sz="2"/>
+          <w:insideH w:val="single" w:color="auto" w:sz="4"/>
+          <w:insideV w:val="single" w:color="auto" w:sz="4"/>
+        </w:tblBorders>
+      </w:tblPr>
+      <w:tblGrid>
+        <w:gridCol w:w="9746"/>
+      </w:tblGrid>
+      <w:tr>
+        <w:tc>
+          <w:tcPr>
+            <w:tcW w:type="dxa" w:w="9746"/>
+            <w:tcBorders>
+              <w:top w:val="none"/>
+              <w:left w:val="none"/>
+              <w:bottom w:val="none"/>
+              <w:right w:val="none"/>
+            </w:tcBorders>
+            <w:shd w:fill="1A1A2E" w:val="clear"/>
+            <w:tcMar>
+              <w:top w:type="dxa" w:w="18"/>
+              <w:left w:type="dxa" w:w="160"/>
+              <w:bottom w:type="dxa" w:w="18"/>
+              <w:right w:type="dxa" w:w="80"/>
+            </w:tcMar>
+          </w:tcPr>
+          <w:p>
+            <w:pPr>
+              <w:spacing w:after="0" w:before="0"/>
+            </w:pPr>
+            <w:r>
+              <w:rPr>
+                <w:rFonts w:ascii="Courier New" w:cs="Courier New" w:eastAsia="Courier New" w:hAnsi="Courier New"/>
+                <w:color w:val="E8E8E8"/>
+                <w:sz w:val="15"/>
+                <w:szCs w:val="15"/>
+              </w:rPr>
+              <w:t xml:space="preserve">void Agent::step(float /*deltaTime*/) {</w:t>
+            </w:r>
+          </w:p>
+        </w:tc>
+      </w:tr>
+      <w:tr>
+        <w:tc>
+          <w:tcPr>
+            <w:tcW w:type="dxa" w:w="9746"/>
+            <w:tcBorders>
+              <w:top w:val="none"/>
+              <w:left w:val="none"/>
+              <w:bottom w:val="none"/>
+              <w:right w:val="none"/>
+            </w:tcBorders>
+            <w:shd w:fill="1A1A2E" w:val="clear"/>
+            <w:tcMar>
+              <w:top w:type="dxa" w:w="18"/>
+              <w:left w:type="dxa" w:w="160"/>
+              <w:bottom w:type="dxa" w:w="18"/>
+              <w:right w:type="dxa" w:w="80"/>
+            </w:tcMar>
+          </w:tcPr>
+          <w:p>
+            <w:pPr>
+              <w:spacing w:after="0" w:before="0"/>
+            </w:pPr>
+            <w:r>
+              <w:rPr>
+                <w:rFonts w:ascii="Courier New" w:cs="Courier New" w:eastAsia="Courier New" w:hAnsi="Courier New"/>
+                <w:color w:val="E8E8E8"/>
+                <w:sz w:val="15"/>
+                <w:szCs w:val="15"/>
+              </w:rPr>
+              <w:t xml:space="preserve">    if (!world) return;</w:t>
+            </w:r>
+          </w:p>
+        </w:tc>
+      </w:tr>
+      <w:tr>
+        <w:tc>
+          <w:tcPr>
+            <w:tcW w:type="dxa" w:w="9746"/>
+            <w:tcBorders>
+              <w:top w:val="none"/>
+              <w:left w:val="none"/>
+              <w:bottom w:val="none"/>
+              <w:right w:val="none"/>
+            </w:tcBorders>
+            <w:shd w:fill="1A1A2E" w:val="clear"/>
+            <w:tcMar>
+              <w:top w:type="dxa" w:w="18"/>
+              <w:left w:type="dxa" w:w="160"/>
+              <w:bottom w:type="dxa" w:w="18"/>
+              <w:right w:type="dxa" w:w="80"/>
+            </w:tcMar>
+          </w:tcPr>
+          <w:p>
+            <w:pPr>
+              <w:spacing w:after="0" w:before="0"/>
+            </w:pPr>
+            <w:r>
+              <w:rPr>
+                <w:rFonts w:ascii="Courier New" w:cs="Courier New" w:eastAsia="Courier New" w:hAnsi="Courier New"/>
+                <w:color w:val="E8E8E8"/>
+                <w:sz w:val="15"/>
+                <w:szCs w:val="15"/>
+              </w:rPr>
+              <w:t xml:space="preserve">    int currentRoom = world-&gt;roomOf(positionCurrent);</w:t>
+            </w:r>
+          </w:p>
+        </w:tc>
+      </w:tr>
+      <w:tr>
+        <w:tc>
+          <w:tcPr>
+            <w:tcW w:type="dxa" w:w="9746"/>
+            <w:tcBorders>
+              <w:top w:val="none"/>
+              <w:left w:val="none"/>
+              <w:bottom w:val="none"/>
+              <w:right w:val="none"/>
+            </w:tcBorders>
+            <w:shd w:fill="1A1A2E" w:val="clear"/>
+            <w:tcMar>
+              <w:top w:type="dxa" w:w="18"/>
+              <w:left w:type="dxa" w:w="160"/>
+              <w:bottom w:type="dxa" w:w="18"/>
+              <w:right w:type="dxa" w:w="80"/>
+            </w:tcMar>
+          </w:tcPr>
+          <w:p>
+            <w:pPr>
+              <w:spacing w:after="0" w:before="0"/>
+            </w:pPr>
+            <w:r>
+              <w:rPr>
+                <w:rFonts w:ascii="Courier New" w:cs="Courier New" w:eastAsia="Courier New" w:hAnsi="Courier New"/>
+                <w:color w:val="E8E8E8"/>
+                <w:sz w:val="15"/>
+                <w:szCs w:val="15"/>
+              </w:rPr>
+              <w:t xml:space="preserve">    // NOT in target domain -&gt; move_to_domain</w:t>
+            </w:r>
+          </w:p>
+        </w:tc>
+      </w:tr>
+      <w:tr>
+        <w:tc>
+          <w:tcPr>
+            <w:tcW w:type="dxa" w:w="9746"/>
+            <w:tcBorders>
+              <w:top w:val="none"/>
+              <w:left w:val="none"/>
+              <w:bottom w:val="none"/>
+              <w:right w:val="none"/>
+            </w:tcBorders>
+            <w:shd w:fill="1A1A2E" w:val="clear"/>
+            <w:tcMar>
+              <w:top w:type="dxa" w:w="18"/>
+              <w:left w:type="dxa" w:w="160"/>
+              <w:bottom w:type="dxa" w:w="18"/>
+              <w:right w:type="dxa" w:w="80"/>
+            </w:tcMar>
+          </w:tcPr>
+          <w:p>
+            <w:pPr>
+              <w:spacing w:after="0" w:before="0"/>
+            </w:pPr>
+            <w:r>
+              <w:rPr>
+                <w:rFonts w:ascii="Courier New" w:cs="Courier New" w:eastAsia="Courier New" w:hAnsi="Courier New"/>
+                <w:color w:val="E8E8E8"/>
+                <w:sz w:val="15"/>
+                <w:szCs w:val="15"/>
+              </w:rPr>
+              <w:t xml:space="preserve">    if (currentRoom != targetDomain) {</w:t>
+            </w:r>
+          </w:p>
+        </w:tc>
+      </w:tr>
+      <w:tr>
+        <w:tc>
+          <w:tcPr>
+            <w:tcW w:type="dxa" w:w="9746"/>
+            <w:tcBorders>
+              <w:top w:val="none"/>
+              <w:left w:val="none"/>
+              <w:bottom w:val="none"/>
+              <w:right w:val="none"/>
+            </w:tcBorders>
+            <w:shd w:fill="1A1A2E" w:val="clear"/>
+            <w:tcMar>
+              <w:top w:type="dxa" w:w="18"/>
+              <w:left w:type="dxa" w:w="160"/>
+              <w:bottom w:type="dxa" w:w="18"/>
+              <w:right w:type="dxa" w:w="80"/>
+            </w:tcMar>
+          </w:tcPr>
+          <w:p>
+            <w:pPr>
+              <w:spacing w:after="0" w:before="0"/>
+            </w:pPr>
+            <w:r>
+              <w:rPr>
+                <w:rFonts w:ascii="Courier New" w:cs="Courier New" w:eastAsia="Courier New" w:hAnsi="Courier New"/>
+                <w:color w:val="E8E8E8"/>
+                <w:sz w:val="15"/>
+                <w:szCs w:val="15"/>
+              </w:rPr>
+              <w:t xml:space="preserve">        activity = "move to domain";</w:t>
+            </w:r>
+          </w:p>
+        </w:tc>
+      </w:tr>
+      <w:tr>
+        <w:tc>
+          <w:tcPr>
+            <w:tcW w:type="dxa" w:w="9746"/>
+            <w:tcBorders>
+              <w:top w:val="none"/>
+              <w:left w:val="none"/>
+              <w:bottom w:val="none"/>
+              <w:right w:val="none"/>
+            </w:tcBorders>
+            <w:shd w:fill="1A1A2E" w:val="clear"/>
+            <w:tcMar>
+              <w:top w:type="dxa" w:w="18"/>
+              <w:left w:type="dxa" w:w="160"/>
+              <w:bottom w:type="dxa" w:w="18"/>
+              <w:right w:type="dxa" w:w="80"/>
+            </w:tcMar>
+          </w:tcPr>
+          <w:p>
+            <w:pPr>
+              <w:spacing w:after="0" w:before="0"/>
+            </w:pPr>
+            <w:r>
+              <w:rPr>
+                <w:rFonts w:ascii="Courier New" w:cs="Courier New" w:eastAsia="Courier New" w:hAnsi="Courier New"/>
+                <w:color w:val="E8E8E8"/>
+                <w:sz w:val="15"/>
+                <w:szCs w:val="15"/>
+              </w:rPr>
+              <w:t xml:space="preserve">        if (path.empty()) routeToDomain(targetDomain);</w:t>
+            </w:r>
+          </w:p>
+        </w:tc>
+      </w:tr>
+      <w:tr>
+        <w:tc>
+          <w:tcPr>
+            <w:tcW w:type="dxa" w:w="9746"/>
+            <w:tcBorders>
+              <w:top w:val="none"/>
+              <w:left w:val="none"/>
+              <w:bottom w:val="none"/>
+              <w:right w:val="none"/>
+            </w:tcBorders>
+            <w:shd w:fill="1A1A2E" w:val="clear"/>
+            <w:tcMar>
+              <w:top w:type="dxa" w:w="18"/>
+              <w:left w:type="dxa" w:w="160"/>
+              <w:bottom w:type="dxa" w:w="18"/>
+              <w:right w:type="dxa" w:w="80"/>
+            </w:tcMar>
+          </w:tcPr>
+          <w:p>
+            <w:pPr>
+              <w:spacing w:after="0" w:before="0"/>
+            </w:pPr>
+            <w:r>
+              <w:rPr>
+                <w:rFonts w:ascii="Courier New" w:cs="Courier New" w:eastAsia="Courier New" w:hAnsi="Courier New"/>
+                <w:color w:val="E8E8E8"/>
+                <w:sz w:val="15"/>
+                <w:szCs w:val="15"/>
+              </w:rPr>
+              <w:t xml:space="preserve">        if (!path.empty() &amp;&amp; uniform01() &lt; 0.6f) {</w:t>
+            </w:r>
+          </w:p>
+        </w:tc>
+      </w:tr>
+      <w:tr>
+        <w:tc>
+          <w:tcPr>
+            <w:tcW w:type="dxa" w:w="9746"/>
+            <w:tcBorders>
+              <w:top w:val="none"/>
+              <w:left w:val="none"/>
+              <w:bottom w:val="none"/>
+              <w:right w:val="none"/>
+            </w:tcBorders>
+            <w:shd w:fill="1A1A2E" w:val="clear"/>
+            <w:tcMar>
+              <w:top w:type="dxa" w:w="18"/>
+              <w:left w:type="dxa" w:w="160"/>
+              <w:bottom w:type="dxa" w:w="18"/>
+              <w:right w:type="dxa" w:w="80"/>
+            </w:tcMar>
+          </w:tcPr>
+          <w:p>
+            <w:pPr>
+              <w:spacing w:after="0" w:before="0"/>
+            </w:pPr>
+            <w:r>
+              <w:rPr>
+                <w:rFonts w:ascii="Courier New" w:cs="Courier New" w:eastAsia="Courier New" w:hAnsi="Courier New"/>
+                <w:color w:val="E8E8E8"/>
+                <w:sz w:val="15"/>
+                <w:szCs w:val="15"/>
+              </w:rPr>
+              <w:t xml:space="preserve">            positionCurrent = path.front();</w:t>
+            </w:r>
+          </w:p>
+        </w:tc>
+      </w:tr>
+      <w:tr>
+        <w:tc>
+          <w:tcPr>
+            <w:tcW w:type="dxa" w:w="9746"/>
+            <w:tcBorders>
+              <w:top w:val="none"/>
+              <w:left w:val="none"/>
+              <w:bottom w:val="none"/>
+              <w:right w:val="none"/>
+            </w:tcBorders>
+            <w:shd w:fill="1A1A2E" w:val="clear"/>
+            <w:tcMar>
+              <w:top w:type="dxa" w:w="18"/>
+              <w:left w:type="dxa" w:w="160"/>
+              <w:bottom w:type="dxa" w:w="18"/>
+              <w:right w:type="dxa" w:w="80"/>
+            </w:tcMar>
+          </w:tcPr>
+          <w:p>
+            <w:pPr>
+              <w:spacing w:after="0" w:before="0"/>
+            </w:pPr>
+            <w:r>
+              <w:rPr>
+                <w:rFonts w:ascii="Courier New" w:cs="Courier New" w:eastAsia="Courier New" w:hAnsi="Courier New"/>
+                <w:color w:val="E8E8E8"/>
+                <w:sz w:val="15"/>
+                <w:szCs w:val="15"/>
+              </w:rPr>
+              <w:t xml:space="preserve">            path.erase(path.begin());</w:t>
+            </w:r>
+          </w:p>
+        </w:tc>
+      </w:tr>
+      <w:tr>
+        <w:tc>
+          <w:tcPr>
+            <w:tcW w:type="dxa" w:w="9746"/>
+            <w:tcBorders>
+              <w:top w:val="none"/>
+              <w:left w:val="none"/>
+              <w:bottom w:val="none"/>
+              <w:right w:val="none"/>
+            </w:tcBorders>
+            <w:shd w:fill="1A1A2E" w:val="clear"/>
+            <w:tcMar>
+              <w:top w:type="dxa" w:w="18"/>
+              <w:left w:type="dxa" w:w="160"/>
+              <w:bottom w:type="dxa" w:w="18"/>
+              <w:right w:type="dxa" w:w="80"/>
+            </w:tcMar>
+          </w:tcPr>
+          <w:p>
+            <w:pPr>
+              <w:spacing w:after="0" w:before="0"/>
+            </w:pPr>
+            <w:r>
+              <w:rPr>
+                <w:rFonts w:ascii="Courier New" w:cs="Courier New" w:eastAsia="Courier New" w:hAnsi="Courier New"/>
+                <w:color w:val="E8E8E8"/>
+                <w:sz w:val="15"/>
+                <w:szCs w:val="15"/>
+              </w:rPr>
+              <w:t xml:space="preserve">            position = positionCurrent;</w:t>
+            </w:r>
+          </w:p>
+        </w:tc>
+      </w:tr>
+      <w:tr>
+        <w:tc>
+          <w:tcPr>
+            <w:tcW w:type="dxa" w:w="9746"/>
+            <w:tcBorders>
+              <w:top w:val="none"/>
+              <w:left w:val="none"/>
+              <w:bottom w:val="none"/>
+              <w:right w:val="none"/>
+            </w:tcBorders>
+            <w:shd w:fill="1A1A2E" w:val="clear"/>
+            <w:tcMar>
+              <w:top w:type="dxa" w:w="18"/>
+              <w:left w:type="dxa" w:w="160"/>
+              <w:bottom w:type="dxa" w:w="18"/>
+              <w:right w:type="dxa" w:w="80"/>
+            </w:tcMar>
+          </w:tcPr>
+          <w:p>
+            <w:pPr>
+              <w:spacing w:after="0" w:before="0"/>
+            </w:pPr>
+            <w:r>
+              <w:rPr>
+                <w:rFonts w:ascii="Courier New" w:cs="Courier New" w:eastAsia="Courier New" w:hAnsi="Courier New"/>
+                <w:color w:val="E8E8E8"/>
+                <w:sz w:val="15"/>
+                <w:szCs w:val="15"/>
+              </w:rPr>
+              <w:t xml:space="preserve">            if (world-&gt;roomOf(positionCurrent) == targetDomain) {</w:t>
+            </w:r>
+          </w:p>
+        </w:tc>
+      </w:tr>
+      <w:tr>
+        <w:tc>
+          <w:tcPr>
+            <w:tcW w:type="dxa" w:w="9746"/>
+            <w:tcBorders>
+              <w:top w:val="none"/>
+              <w:left w:val="none"/>
+              <w:bottom w:val="none"/>
+              <w:right w:val="none"/>
+            </w:tcBorders>
+            <w:shd w:fill="1A1A2E" w:val="clear"/>
+            <w:tcMar>
+              <w:top w:type="dxa" w:w="18"/>
+              <w:left w:type="dxa" w:w="160"/>
+              <w:bottom w:type="dxa" w:w="18"/>
+              <w:right w:type="dxa" w:w="80"/>
+            </w:tcMar>
+          </w:tcPr>
+          <w:p>
+            <w:pPr>
+              <w:spacing w:after="0" w:before="0"/>
+            </w:pPr>
+            <w:r>
+              <w:rPr>
+                <w:rFonts w:ascii="Courier New" w:cs="Courier New" w:eastAsia="Courier New" w:hAnsi="Courier New"/>
+                <w:color w:val="E8E8E8"/>
+                <w:sz w:val="15"/>
+                <w:szCs w:val="15"/>
+              </w:rPr>
+              <w:t xml:space="preserve">                path.clear();</w:t>
+            </w:r>
+          </w:p>
+        </w:tc>
+      </w:tr>
+      <w:tr>
+        <w:tc>
+          <w:tcPr>
+            <w:tcW w:type="dxa" w:w="9746"/>
+            <w:tcBorders>
+              <w:top w:val="none"/>
+              <w:left w:val="none"/>
+              <w:bottom w:val="none"/>
+              <w:right w:val="none"/>
+            </w:tcBorders>
+            <w:shd w:fill="1A1A2E" w:val="clear"/>
+            <w:tcMar>
+              <w:top w:type="dxa" w:w="18"/>
+              <w:left w:type="dxa" w:w="160"/>
+              <w:bottom w:type="dxa" w:w="18"/>
+              <w:right w:type="dxa" w:w="80"/>
+            </w:tcMar>
+          </w:tcPr>
+          <w:p>
+            <w:pPr>
+              <w:spacing w:after="0" w:before="0"/>
+            </w:pPr>
+            <w:r>
+              <w:rPr>
+                <w:rFonts w:ascii="Courier New" w:cs="Courier New" w:eastAsia="Courier New" w:hAnsi="Courier New"/>
+                <w:color w:val="E8E8E8"/>
+                <w:sz w:val="15"/>
+                <w:szCs w:val="15"/>
+              </w:rPr>
+              <w:t xml:space="preserve">                assignedActivity = world-&gt;findActivityInDomain(targetDomain);</w:t>
+            </w:r>
+          </w:p>
+        </w:tc>
+      </w:tr>
+      <w:tr>
+        <w:tc>
+          <w:tcPr>
+            <w:tcW w:type="dxa" w:w="9746"/>
+            <w:tcBorders>
+              <w:top w:val="none"/>
+              <w:left w:val="none"/>
+              <w:bottom w:val="none"/>
+              <w:right w:val="none"/>
+            </w:tcBorders>
+            <w:shd w:fill="1A1A2E" w:val="clear"/>
+            <w:tcMar>
+              <w:top w:type="dxa" w:w="18"/>
+              <w:left w:type="dxa" w:w="160"/>
+              <w:bottom w:type="dxa" w:w="18"/>
+              <w:right w:type="dxa" w:w="80"/>
+            </w:tcMar>
+          </w:tcPr>
+          <w:p>
+            <w:pPr>
+              <w:spacing w:after="0" w:before="0"/>
+            </w:pPr>
+            <w:r>
+              <w:rPr>
+                <w:rFonts w:ascii="Courier New" w:cs="Courier New" w:eastAsia="Courier New" w:hAnsi="Courier New"/>
+                <w:color w:val="E8E8E8"/>
+                <w:sz w:val="15"/>
+                <w:szCs w:val="15"/>
+              </w:rPr>
+              <w:t xml:space="preserve">                if (assignedActivity.empty()) assignedActivity = "idle";</w:t>
+            </w:r>
+          </w:p>
+        </w:tc>
+      </w:tr>
+      <w:tr>
+        <w:tc>
+          <w:tcPr>
+            <w:tcW w:type="dxa" w:w="9746"/>
+            <w:tcBorders>
+              <w:top w:val="none"/>
+              <w:left w:val="none"/>
+              <w:bottom w:val="none"/>
+              <w:right w:val="none"/>
+            </w:tcBorders>
+            <w:shd w:fill="1A1A2E" w:val="clear"/>
+            <w:tcMar>
+              <w:top w:type="dxa" w:w="18"/>
+              <w:left w:type="dxa" w:w="160"/>
+              <w:bottom w:type="dxa" w:w="18"/>
+              <w:right w:type="dxa" w:w="80"/>
+            </w:tcMar>
+          </w:tcPr>
+          <w:p>
+            <w:pPr>
+              <w:spacing w:after="0" w:before="0"/>
+            </w:pPr>
+            <w:r>
+              <w:rPr>
+                <w:rFonts w:ascii="Courier New" w:cs="Courier New" w:eastAsia="Courier New" w:hAnsi="Courier New"/>
+                <w:color w:val="E8E8E8"/>
+                <w:sz w:val="15"/>
+                <w:szCs w:val="15"/>
+              </w:rPr>
+              <w:t xml:space="preserve">            }</w:t>
+            </w:r>
+          </w:p>
+        </w:tc>
+      </w:tr>
+      <w:tr>
+        <w:tc>
+          <w:tcPr>
+            <w:tcW w:type="dxa" w:w="9746"/>
+            <w:tcBorders>
+              <w:top w:val="none"/>
+              <w:left w:val="none"/>
+              <w:bottom w:val="none"/>
+              <w:right w:val="none"/>
+            </w:tcBorders>
+            <w:shd w:fill="1A1A2E" w:val="clear"/>
+            <w:tcMar>
+              <w:top w:type="dxa" w:w="18"/>
+              <w:left w:type="dxa" w:w="160"/>
+              <w:bottom w:type="dxa" w:w="18"/>
+              <w:right w:type="dxa" w:w="80"/>
+            </w:tcMar>
+          </w:tcPr>
+          <w:p>
+            <w:pPr>
+              <w:spacing w:after="0" w:before="0"/>
+            </w:pPr>
+            <w:r>
+              <w:rPr>
+                <w:rFonts w:ascii="Courier New" w:cs="Courier New" w:eastAsia="Courier New" w:hAnsi="Courier New"/>
+                <w:color w:val="E8E8E8"/>
+                <w:sz w:val="15"/>
+                <w:szCs w:val="15"/>
+              </w:rPr>
+              <w:t xml:space="preserve">        }</w:t>
+            </w:r>
+          </w:p>
+        </w:tc>
+      </w:tr>
+      <w:tr>
+        <w:tc>
+          <w:tcPr>
+            <w:tcW w:type="dxa" w:w="9746"/>
+            <w:tcBorders>
+              <w:top w:val="none"/>
+              <w:left w:val="none"/>
+              <w:bottom w:val="none"/>
+              <w:right w:val="none"/>
+            </w:tcBorders>
+            <w:shd w:fill="1A1A2E" w:val="clear"/>
+            <w:tcMar>
+              <w:top w:type="dxa" w:w="18"/>
+              <w:left w:type="dxa" w:w="160"/>
+              <w:bottom w:type="dxa" w:w="18"/>
+              <w:right w:type="dxa" w:w="80"/>
+            </w:tcMar>
+          </w:tcPr>
+          <w:p>
+            <w:pPr>
+              <w:spacing w:after="0" w:before="0"/>
+            </w:pPr>
+            <w:r>
+              <w:rPr>
+                <w:rFonts w:ascii="Courier New" w:cs="Courier New" w:eastAsia="Courier New" w:hAnsi="Courier New"/>
+                <w:color w:val="E8E8E8"/>
+                <w:sz w:val="15"/>
+                <w:szCs w:val="15"/>
+              </w:rPr>
+              <w:t xml:space="preserve">        return;</w:t>
+            </w:r>
+          </w:p>
+        </w:tc>
+      </w:tr>
+      <w:tr>
+        <w:tc>
+          <w:tcPr>
+            <w:tcW w:type="dxa" w:w="9746"/>
+            <w:tcBorders>
+              <w:top w:val="none"/>
+              <w:left w:val="none"/>
+              <w:bottom w:val="none"/>
+              <w:right w:val="none"/>
+            </w:tcBorders>
+            <w:shd w:fill="1A1A2E" w:val="clear"/>
+            <w:tcMar>
+              <w:top w:type="dxa" w:w="18"/>
+              <w:left w:type="dxa" w:w="160"/>
+              <w:bottom w:type="dxa" w:w="18"/>
+              <w:right w:type="dxa" w:w="80"/>
+            </w:tcMar>
+          </w:tcPr>
+          <w:p>
+            <w:pPr>
+              <w:spacing w:after="0" w:before="0"/>
+            </w:pPr>
+            <w:r>
+              <w:rPr>
+                <w:rFonts w:ascii="Courier New" w:cs="Courier New" w:eastAsia="Courier New" w:hAnsi="Courier New"/>
+                <w:color w:val="E8E8E8"/>
+                <w:sz w:val="15"/>
+                <w:szCs w:val="15"/>
+              </w:rPr>
+              <w:t xml:space="preserve">    }</w:t>
+            </w:r>
+          </w:p>
+        </w:tc>
+      </w:tr>
+      <w:tr>
+        <w:tc>
+          <w:tcPr>
+            <w:tcW w:type="dxa" w:w="9746"/>
+            <w:tcBorders>
+              <w:top w:val="none"/>
+              <w:left w:val="none"/>
+              <w:bottom w:val="none"/>
+              <w:right w:val="none"/>
+            </w:tcBorders>
+            <w:shd w:fill="1A1A2E" w:val="clear"/>
+            <w:tcMar>
+              <w:top w:type="dxa" w:w="18"/>
+              <w:left w:type="dxa" w:w="160"/>
+              <w:bottom w:type="dxa" w:w="18"/>
+              <w:right w:type="dxa" w:w="80"/>
+            </w:tcMar>
+          </w:tcPr>
+          <w:p>
+            <w:pPr>
+              <w:spacing w:after="0" w:before="0"/>
+            </w:pPr>
+            <w:r>
+              <w:rPr>
+                <w:rFonts w:ascii="Courier New" w:cs="Courier New" w:eastAsia="Courier New" w:hAnsi="Courier New"/>
+                <w:color w:val="E8E8E8"/>
+                <w:sz w:val="15"/>
+                <w:szCs w:val="15"/>
+              </w:rPr>
+              <w:t xml:space="preserve">    // In target domain -&gt; execute assigned activity</w:t>
+            </w:r>
+          </w:p>
+        </w:tc>
+      </w:tr>
+      <w:tr>
+        <w:tc>
+          <w:tcPr>
+            <w:tcW w:type="dxa" w:w="9746"/>
+            <w:tcBorders>
+              <w:top w:val="none"/>
+              <w:left w:val="none"/>
+              <w:bottom w:val="none"/>
+              <w:right w:val="none"/>
+            </w:tcBorders>
+            <w:shd w:fill="1A1A2E" w:val="clear"/>
+            <w:tcMar>
+              <w:top w:type="dxa" w:w="18"/>
+              <w:left w:type="dxa" w:w="160"/>
+              <w:bottom w:type="dxa" w:w="18"/>
+              <w:right w:type="dxa" w:w="80"/>
+            </w:tcMar>
+          </w:tcPr>
+          <w:p>
+            <w:pPr>
+              <w:spacing w:after="0" w:before="0"/>
+            </w:pPr>
+            <w:r>
+              <w:rPr>
+                <w:rFonts w:ascii="Courier New" w:cs="Courier New" w:eastAsia="Courier New" w:hAnsi="Courier New"/>
+                <w:color w:val="E8E8E8"/>
+                <w:sz w:val="15"/>
+                <w:szCs w:val="15"/>
+              </w:rPr>
+              <w:t xml:space="preserve">    activity = assignedActivity;</w:t>
+            </w:r>
+          </w:p>
+        </w:tc>
+      </w:tr>
+      <w:tr>
+        <w:tc>
+          <w:tcPr>
+            <w:tcW w:type="dxa" w:w="9746"/>
+            <w:tcBorders>
+              <w:top w:val="none"/>
+              <w:left w:val="none"/>
+              <w:bottom w:val="none"/>
+              <w:right w:val="none"/>
+            </w:tcBorders>
+            <w:shd w:fill="1A1A2E" w:val="clear"/>
+            <w:tcMar>
+              <w:top w:type="dxa" w:w="18"/>
+              <w:left w:type="dxa" w:w="160"/>
+              <w:bottom w:type="dxa" w:w="18"/>
+              <w:right w:type="dxa" w:w="80"/>
+            </w:tcMar>
+          </w:tcPr>
+          <w:p>
+            <w:pPr>
+              <w:spacing w:after="0" w:before="0"/>
+            </w:pPr>
+            <w:r>
+              <w:rPr>
+                <w:rFonts w:ascii="Courier New" w:cs="Courier New" w:eastAsia="Courier New" w:hAnsi="Courier New"/>
+                <w:color w:val="E8E8E8"/>
+                <w:sz w:val="15"/>
+                <w:szCs w:val="15"/>
+              </w:rPr>
+              <w:t xml:space="preserve">    if (activity == "working") { path.clear(); return; }</w:t>
+            </w:r>
+          </w:p>
+        </w:tc>
+      </w:tr>
+      <w:tr>
+        <w:tc>
+          <w:tcPr>
+            <w:tcW w:type="dxa" w:w="9746"/>
+            <w:tcBorders>
+              <w:top w:val="none"/>
+              <w:left w:val="none"/>
+              <w:bottom w:val="none"/>
+              <w:right w:val="none"/>
+            </w:tcBorders>
+            <w:shd w:fill="1A1A2E" w:val="clear"/>
+            <w:tcMar>
+              <w:top w:type="dxa" w:w="18"/>
+              <w:left w:type="dxa" w:w="160"/>
+              <w:bottom w:type="dxa" w:w="18"/>
+              <w:right w:type="dxa" w:w="80"/>
+            </w:tcMar>
+          </w:tcPr>
+          <w:p>
+            <w:pPr>
+              <w:spacing w:after="0" w:before="0"/>
+            </w:pPr>
+            <w:r>
+              <w:rPr>
+                <w:rFonts w:ascii="Courier New" w:cs="Courier New" w:eastAsia="Courier New" w:hAnsi="Courier New"/>
+                <w:color w:val="E8E8E8"/>
+                <w:sz w:val="15"/>
+                <w:szCs w:val="15"/>
+              </w:rPr>
+              <w:t xml:space="preserve">    // idle: wander within current domain</w:t>
+            </w:r>
+          </w:p>
+        </w:tc>
+      </w:tr>
+      <w:tr>
+        <w:tc>
+          <w:tcPr>
+            <w:tcW w:type="dxa" w:w="9746"/>
+            <w:tcBorders>
+              <w:top w:val="none"/>
+              <w:left w:val="none"/>
+              <w:bottom w:val="none"/>
+              <w:right w:val="none"/>
+            </w:tcBorders>
+            <w:shd w:fill="1A1A2E" w:val="clear"/>
+            <w:tcMar>
+              <w:top w:type="dxa" w:w="18"/>
+              <w:left w:type="dxa" w:w="160"/>
+              <w:bottom w:type="dxa" w:w="18"/>
+              <w:right w:type="dxa" w:w="80"/>
+            </w:tcMar>
+          </w:tcPr>
+          <w:p>
+            <w:pPr>
+              <w:spacing w:after="0" w:before="0"/>
+            </w:pPr>
+            <w:r>
+              <w:rPr>
+                <w:rFonts w:ascii="Courier New" w:cs="Courier New" w:eastAsia="Courier New" w:hAnsi="Courier New"/>
+                <w:color w:val="E8E8E8"/>
+                <w:sz w:val="15"/>
+                <w:szCs w:val="15"/>
+              </w:rPr>
+              <w:t xml:space="preserve">    if (path.empty()) path = bfs(positionCurrent, pickPosition());</w:t>
+            </w:r>
+          </w:p>
+        </w:tc>
+      </w:tr>
+      <w:tr>
+        <w:tc>
+          <w:tcPr>
+            <w:tcW w:type="dxa" w:w="9746"/>
+            <w:tcBorders>
+              <w:top w:val="none"/>
+              <w:left w:val="none"/>
+              <w:bottom w:val="none"/>
+              <w:right w:val="none"/>
+            </w:tcBorders>
+            <w:shd w:fill="1A1A2E" w:val="clear"/>
+            <w:tcMar>
+              <w:top w:type="dxa" w:w="18"/>
+              <w:left w:type="dxa" w:w="160"/>
+              <w:bottom w:type="dxa" w:w="18"/>
+              <w:right w:type="dxa" w:w="80"/>
+            </w:tcMar>
+          </w:tcPr>
+          <w:p>
+            <w:pPr>
+              <w:spacing w:after="0" w:before="0"/>
+            </w:pPr>
+            <w:r>
+              <w:rPr>
+                <w:rFonts w:ascii="Courier New" w:cs="Courier New" w:eastAsia="Courier New" w:hAnsi="Courier New"/>
+                <w:color w:val="E8E8E8"/>
+                <w:sz w:val="15"/>
+                <w:szCs w:val="15"/>
+              </w:rPr>
+              <w:t xml:space="preserve">    if (!path.empty() &amp;&amp; uniform01() &lt; 0.6f) {</w:t>
+            </w:r>
+          </w:p>
+        </w:tc>
+      </w:tr>
+      <w:tr>
+        <w:tc>
+          <w:tcPr>
+            <w:tcW w:type="dxa" w:w="9746"/>
+            <w:tcBorders>
+              <w:top w:val="none"/>
+              <w:left w:val="none"/>
+              <w:bottom w:val="none"/>
+              <w:right w:val="none"/>
+            </w:tcBorders>
+            <w:shd w:fill="1A1A2E" w:val="clear"/>
+            <w:tcMar>
+              <w:top w:type="dxa" w:w="18"/>
+              <w:left w:type="dxa" w:w="160"/>
+              <w:bottom w:type="dxa" w:w="18"/>
+              <w:right w:type="dxa" w:w="80"/>
+            </w:tcMar>
+          </w:tcPr>
+          <w:p>
+            <w:pPr>
+              <w:spacing w:after="0" w:before="0"/>
+            </w:pPr>
+            <w:r>
+              <w:rPr>
+                <w:rFonts w:ascii="Courier New" w:cs="Courier New" w:eastAsia="Courier New" w:hAnsi="Courier New"/>
+                <w:color w:val="E8E8E8"/>
+                <w:sz w:val="15"/>
+                <w:szCs w:val="15"/>
+              </w:rPr>
+              <w:t xml:space="preserve">        positionCurrent = path.front();</w:t>
+            </w:r>
+          </w:p>
+        </w:tc>
+      </w:tr>
+      <w:tr>
+        <w:tc>
+          <w:tcPr>
+            <w:tcW w:type="dxa" w:w="9746"/>
+            <w:tcBorders>
+              <w:top w:val="none"/>
+              <w:left w:val="none"/>
+              <w:bottom w:val="none"/>
+              <w:right w:val="none"/>
+            </w:tcBorders>
+            <w:shd w:fill="1A1A2E" w:val="clear"/>
+            <w:tcMar>
+              <w:top w:type="dxa" w:w="18"/>
+              <w:left w:type="dxa" w:w="160"/>
+              <w:bottom w:type="dxa" w:w="18"/>
+              <w:right w:type="dxa" w:w="80"/>
+            </w:tcMar>
+          </w:tcPr>
+          <w:p>
+            <w:pPr>
+              <w:spacing w:after="0" w:before="0"/>
+            </w:pPr>
+            <w:r>
+              <w:rPr>
+                <w:rFonts w:ascii="Courier New" w:cs="Courier New" w:eastAsia="Courier New" w:hAnsi="Courier New"/>
+                <w:color w:val="E8E8E8"/>
+                <w:sz w:val="15"/>
+                <w:szCs w:val="15"/>
+              </w:rPr>
+              <w:t xml:space="preserve">        path.erase(path.begin());</w:t>
+            </w:r>
+          </w:p>
+        </w:tc>
+      </w:tr>
+      <w:tr>
+        <w:tc>
+          <w:tcPr>
+            <w:tcW w:type="dxa" w:w="9746"/>
+            <w:tcBorders>
+              <w:top w:val="none"/>
+              <w:left w:val="none"/>
+              <w:bottom w:val="none"/>
+              <w:right w:val="none"/>
+            </w:tcBorders>
+            <w:shd w:fill="1A1A2E" w:val="clear"/>
+            <w:tcMar>
+              <w:top w:type="dxa" w:w="18"/>
+              <w:left w:type="dxa" w:w="160"/>
+              <w:bottom w:type="dxa" w:w="18"/>
+              <w:right w:type="dxa" w:w="80"/>
+            </w:tcMar>
+          </w:tcPr>
+          <w:p>
+            <w:pPr>
+              <w:spacing w:after="0" w:before="0"/>
+            </w:pPr>
+            <w:r>
+              <w:rPr>
+                <w:rFonts w:ascii="Courier New" w:cs="Courier New" w:eastAsia="Courier New" w:hAnsi="Courier New"/>
+                <w:color w:val="E8E8E8"/>
+                <w:sz w:val="15"/>
+                <w:szCs w:val="15"/>
+              </w:rPr>
+              <w:t xml:space="preserve">        position = positionCurrent;</w:t>
+            </w:r>
+          </w:p>
+        </w:tc>
+      </w:tr>
+      <w:tr>
+        <w:tc>
+          <w:tcPr>
+            <w:tcW w:type="dxa" w:w="9746"/>
+            <w:tcBorders>
+              <w:top w:val="none"/>
+              <w:left w:val="none"/>
+              <w:bottom w:val="none"/>
+              <w:right w:val="none"/>
+            </w:tcBorders>
+            <w:shd w:fill="1A1A2E" w:val="clear"/>
+            <w:tcMar>
+              <w:top w:type="dxa" w:w="18"/>
+              <w:left w:type="dxa" w:w="160"/>
+              <w:bottom w:type="dxa" w:w="18"/>
+              <w:right w:type="dxa" w:w="80"/>
+            </w:tcMar>
+          </w:tcPr>
+          <w:p>
+            <w:pPr>
+              <w:spacing w:after="0" w:before="0"/>
+            </w:pPr>
+            <w:r>
+              <w:rPr>
+                <w:rFonts w:ascii="Courier New" w:cs="Courier New" w:eastAsia="Courier New" w:hAnsi="Courier New"/>
+                <w:color w:val="E8E8E8"/>
+                <w:sz w:val="15"/>
+                <w:szCs w:val="15"/>
+              </w:rPr>
+              <w:t xml:space="preserve">    }</w:t>
+            </w:r>
+          </w:p>
+        </w:tc>
+      </w:tr>
+      <w:tr>
+        <w:tc>
+          <w:tcPr>
+            <w:tcW w:type="dxa" w:w="9746"/>
+            <w:tcBorders>
+              <w:top w:val="none"/>
+              <w:left w:val="none"/>
+              <w:bottom w:val="none"/>
+              <w:right w:val="none"/>
+            </w:tcBorders>
+            <w:shd w:fill="1A1A2E" w:val="clear"/>
+            <w:tcMar>
+              <w:top w:type="dxa" w:w="18"/>
+              <w:left w:type="dxa" w:w="160"/>
+              <w:bottom w:type="dxa" w:w="18"/>
+              <w:right w:type="dxa" w:w="80"/>
+            </w:tcMar>
+          </w:tcPr>
+          <w:p>
+            <w:pPr>
+              <w:spacing w:after="0" w:before="0"/>
+            </w:pPr>
+            <w:r>
+              <w:rPr>
+                <w:rFonts w:ascii="Courier New" w:cs="Courier New" w:eastAsia="Courier New" w:hAnsi="Courier New"/>
+                <w:color w:val="E8E8E8"/>
+                <w:sz w:val="15"/>
+                <w:szCs w:val="15"/>
+              </w:rPr>
+              <w:t xml:space="preserve">}</w:t>
+            </w:r>
+          </w:p>
+        </w:tc>
+      </w:tr>
+    </w:tbl>
+    <w:p>
+      <w:pPr>
+        <w:spacing w:after="60" w:before="0"/>
+      </w:pPr>
+    </w:p>
+    <w:p>
+      <w:pPr>
+        <w:spacing w:after="0" w:before="200"/>
+      </w:pPr>
+    </w:p>
+    <w:tbl>
+      <w:tblPr>
+        <w:tblW w:type="dxa" w:w="9746"/>
+        <w:tblBorders>
+          <w:top w:val="none"/>
+          <w:left w:val="none"/>
+          <w:bottom w:val="none"/>
+          <w:right w:val="none"/>
+          <w:insideH w:val="single" w:color="auto" w:sz="4"/>
+          <w:insideV w:val="single" w:color="auto" w:sz="4"/>
+        </w:tblBorders>
+      </w:tblPr>
+      <w:tblGrid>
+        <w:gridCol w:w="560"/>
+        <w:gridCol w:w="9186"/>
+      </w:tblGrid>
+      <w:tr>
+        <w:tc>
+          <w:tcPr>
+            <w:tcW w:type="dxa" w:w="560"/>
+            <w:tcBorders>
+              <w:top w:val="none"/>
+              <w:left w:val="none"/>
+              <w:bottom w:val="none"/>
+              <w:right w:val="none"/>
+            </w:tcBorders>
+            <w:shd w:fill="2E75B6" w:val="clear"/>
+            <w:tcMar>
+              <w:top w:type="dxa" w:w="60"/>
+              <w:left w:type="dxa" w:w="80"/>
+              <w:bottom w:type="dxa" w:w="60"/>
+              <w:right w:type="dxa" w:w="80"/>
+            </w:tcMar>
+          </w:tcPr>
+          <w:p>
+            <w:pPr>
+              <w:spacing w:after="0" w:before="0"/>
+              <w:jc w:val="center"/>
+            </w:pPr>
+            <w:r>
+              <w:rPr>
+                <w:rFonts w:ascii="Arial" w:cs="Arial" w:eastAsia="Arial" w:hAnsi="Arial"/>
+                <w:b/>
+                <w:bCs/>
+                <w:color w:val="FFFFFF"/>
+                <w:sz w:val="18"/>
+                <w:szCs w:val="18"/>
+              </w:rPr>
+              <w:t xml:space="preserve">5</w:t>
+            </w:r>
+          </w:p>
+        </w:tc>
+        <w:tc>
+          <w:tcPr>
+            <w:tcW w:type="dxa" w:w="9186"/>
+            <w:tcBorders>
+              <w:top w:val="none"/>
+              <w:left w:val="none"/>
+              <w:bottom w:val="none"/>
+              <w:right w:val="none"/>
+            </w:tcBorders>
+            <w:shd w:fill="EEF2FA" w:val="clear"/>
+            <w:tcMar>
+              <w:top w:type="dxa" w:w="60"/>
+              <w:left w:type="dxa" w:w="140"/>
+              <w:bottom w:type="dxa" w:w="60"/>
+              <w:right w:type="dxa" w:w="80"/>
+            </w:tcMar>
+          </w:tcPr>
+          <w:p>
+            <w:pPr>
+              <w:spacing w:after="0" w:before="0"/>
+            </w:pPr>
+            <w:r>
+              <w:rPr>
+                <w:rFonts w:ascii="Arial" w:cs="Arial" w:eastAsia="Arial" w:hAnsi="Arial"/>
+                <w:b/>
+                <w:bCs/>
+                <w:color w:val="1F3864"/>
+                <w:sz w:val="19"/>
+                <w:szCs w:val="19"/>
+              </w:rPr>
+              <w:t xml:space="preserve">Sub-functions — in call order</w:t>
+            </w:r>
+          </w:p>
+        </w:tc>
+      </w:tr>
+    </w:tbl>
+    <w:p>
+      <w:pPr>
+        <w:spacing w:after="80" w:before="0"/>
+      </w:pPr>
+    </w:p>
+    <w:p>
+      <w:pPr>
+        <w:spacing w:after="40" w:before="120"/>
+      </w:pPr>
+      <w:r>
+        <w:rPr>
+          <w:rFonts w:ascii="Arial" w:cs="Arial" w:eastAsia="Arial" w:hAnsi="Arial"/>
+          <w:b/>
+          <w:bCs/>
+          <w:color w:val="2E75B6"/>
+          <w:sz w:val="17"/>
+          <w:szCs w:val="17"/>
+        </w:rPr>
+        <w:t xml:space="preserve">5a. Env::controlAgentDomains()  (src/Env.cpp)</w:t>
+      </w:r>
+    </w:p>
+    <w:tbl>
+      <w:tblPr>
+        <w:tblW w:type="dxa" w:w="9746"/>
+        <w:tblBorders>
+          <w:top w:val="single" w:color="333355" w:sz="2"/>
+          <w:left w:val="single" w:color="2E75B6" w:sz="8"/>
+          <w:bottom w:val="single" w:color="333355" w:sz="2"/>
+          <w:right w:val="single" w:color="333355" w:sz="2"/>
+          <w:insideH w:val="single" w:color="auto" w:sz="4"/>
+          <w:insideV w:val="single" w:color="auto" w:sz="4"/>
+        </w:tblBorders>
+      </w:tblPr>
+      <w:tblGrid>
+        <w:gridCol w:w="9746"/>
+      </w:tblGrid>
+      <w:tr>
+        <w:tc>
+          <w:tcPr>
+            <w:tcW w:type="dxa" w:w="9746"/>
+            <w:tcBorders>
+              <w:top w:val="none"/>
+              <w:left w:val="none"/>
+              <w:bottom w:val="none"/>
+              <w:right w:val="none"/>
+            </w:tcBorders>
+            <w:shd w:fill="1A1A2E" w:val="clear"/>
+            <w:tcMar>
+              <w:top w:type="dxa" w:w="18"/>
+              <w:left w:type="dxa" w:w="160"/>
+              <w:bottom w:type="dxa" w:w="18"/>
+              <w:right w:type="dxa" w:w="80"/>
+            </w:tcMar>
+          </w:tcPr>
+          <w:p>
+            <w:pPr>
+              <w:spacing w:after="0" w:before="0"/>
+            </w:pPr>
+            <w:r>
+              <w:rPr>
+                <w:rFonts w:ascii="Courier New" w:cs="Courier New" w:eastAsia="Courier New" w:hAnsi="Courier New"/>
+                <w:color w:val="E8E8E8"/>
+                <w:sz w:val="15"/>
+                <w:szCs w:val="15"/>
+              </w:rPr>
+              <w:t xml:space="preserve">void Env::controlAgentDomains() {</w:t>
+            </w:r>
+          </w:p>
+        </w:tc>
+      </w:tr>
+      <w:tr>
+        <w:tc>
+          <w:tcPr>
+            <w:tcW w:type="dxa" w:w="9746"/>
+            <w:tcBorders>
+              <w:top w:val="none"/>
+              <w:left w:val="none"/>
+              <w:bottom w:val="none"/>
+              <w:right w:val="none"/>
+            </w:tcBorders>
+            <w:shd w:fill="1A1A2E" w:val="clear"/>
+            <w:tcMar>
+              <w:top w:type="dxa" w:w="18"/>
+              <w:left w:type="dxa" w:w="160"/>
+              <w:bottom w:type="dxa" w:w="18"/>
+              <w:right w:type="dxa" w:w="80"/>
+            </w:tcMar>
+          </w:tcPr>
+          <w:p>
+            <w:pPr>
+              <w:spacing w:after="0" w:before="0"/>
+            </w:pPr>
+            <w:r>
+              <w:rPr>
+                <w:rFonts w:ascii="Courier New" w:cs="Courier New" w:eastAsia="Courier New" w:hAnsi="Courier New"/>
+                <w:color w:val="E8E8E8"/>
+                <w:sz w:val="15"/>
+                <w:szCs w:val="15"/>
+              </w:rPr>
+              <w:t xml:space="preserve">    if (domainList.empty()) return;</w:t>
+            </w:r>
+          </w:p>
+        </w:tc>
+      </w:tr>
+      <w:tr>
+        <w:tc>
+          <w:tcPr>
+            <w:tcW w:type="dxa" w:w="9746"/>
+            <w:tcBorders>
+              <w:top w:val="none"/>
+              <w:left w:val="none"/>
+              <w:bottom w:val="none"/>
+              <w:right w:val="none"/>
+            </w:tcBorders>
+            <w:shd w:fill="1A1A2E" w:val="clear"/>
+            <w:tcMar>
+              <w:top w:type="dxa" w:w="18"/>
+              <w:left w:type="dxa" w:w="160"/>
+              <w:bottom w:type="dxa" w:w="18"/>
+              <w:right w:type="dxa" w:w="80"/>
+            </w:tcMar>
+          </w:tcPr>
+          <w:p>
+            <w:pPr>
+              <w:spacing w:after="0" w:before="0"/>
+            </w:pPr>
+            <w:r>
+              <w:rPr>
+                <w:rFonts w:ascii="Courier New" w:cs="Courier New" w:eastAsia="Courier New" w:hAnsi="Courier New"/>
+                <w:color w:val="E8E8E8"/>
+                <w:sz w:val="15"/>
+                <w:szCs w:val="15"/>
+              </w:rPr>
+              <w:t xml:space="preserve">    static std::uniform_int_distribution&lt;int&gt; jitter(0, 39);</w:t>
+            </w:r>
+          </w:p>
+        </w:tc>
+      </w:tr>
+      <w:tr>
+        <w:tc>
+          <w:tcPr>
+            <w:tcW w:type="dxa" w:w="9746"/>
+            <w:tcBorders>
+              <w:top w:val="none"/>
+              <w:left w:val="none"/>
+              <w:bottom w:val="none"/>
+              <w:right w:val="none"/>
+            </w:tcBorders>
+            <w:shd w:fill="1A1A2E" w:val="clear"/>
+            <w:tcMar>
+              <w:top w:type="dxa" w:w="18"/>
+              <w:left w:type="dxa" w:w="160"/>
+              <w:bottom w:type="dxa" w:w="18"/>
+              <w:right w:type="dxa" w:w="80"/>
+            </w:tcMar>
+          </w:tcPr>
+          <w:p>
+            <w:pPr>
+              <w:spacing w:after="0" w:before="0"/>
+            </w:pPr>
+            <w:r>
+              <w:rPr>
+                <w:rFonts w:ascii="Courier New" w:cs="Courier New" w:eastAsia="Courier New" w:hAnsi="Courier New"/>
+                <w:color w:val="E8E8E8"/>
+                <w:sz w:val="15"/>
+                <w:szCs w:val="15"/>
+              </w:rPr>
+              <w:t xml:space="preserve">    std::uniform_int_distribution&lt;int&gt; pick(0, (int)domainList.size() - 1);</w:t>
+            </w:r>
+          </w:p>
+        </w:tc>
+      </w:tr>
+      <w:tr>
+        <w:tc>
+          <w:tcPr>
+            <w:tcW w:type="dxa" w:w="9746"/>
+            <w:tcBorders>
+              <w:top w:val="none"/>
+              <w:left w:val="none"/>
+              <w:bottom w:val="none"/>
+              <w:right w:val="none"/>
+            </w:tcBorders>
+            <w:shd w:fill="1A1A2E" w:val="clear"/>
+            <w:tcMar>
+              <w:top w:type="dxa" w:w="18"/>
+              <w:left w:type="dxa" w:w="160"/>
+              <w:bottom w:type="dxa" w:w="18"/>
+              <w:right w:type="dxa" w:w="80"/>
+            </w:tcMar>
+          </w:tcPr>
+          <w:p>
+            <w:pPr>
+              <w:spacing w:after="0" w:before="0"/>
+            </w:pPr>
+            <w:r>
+              <w:rPr>
+                <w:rFonts w:ascii="Courier New" w:cs="Courier New" w:eastAsia="Courier New" w:hAnsi="Courier New"/>
+                <w:color w:val="E8E8E8"/>
+                <w:sz w:val="15"/>
+                <w:szCs w:val="15"/>
+              </w:rPr>
+              <w:t xml:space="preserve">    for (Agent* agent : agents) {</w:t>
+            </w:r>
+          </w:p>
+        </w:tc>
+      </w:tr>
+      <w:tr>
+        <w:tc>
+          <w:tcPr>
+            <w:tcW w:type="dxa" w:w="9746"/>
+            <w:tcBorders>
+              <w:top w:val="none"/>
+              <w:left w:val="none"/>
+              <w:bottom w:val="none"/>
+              <w:right w:val="none"/>
+            </w:tcBorders>
+            <w:shd w:fill="1A1A2E" w:val="clear"/>
+            <w:tcMar>
+              <w:top w:type="dxa" w:w="18"/>
+              <w:left w:type="dxa" w:w="160"/>
+              <w:bottom w:type="dxa" w:w="18"/>
+              <w:right w:type="dxa" w:w="80"/>
+            </w:tcMar>
+          </w:tcPr>
+          <w:p>
+            <w:pPr>
+              <w:spacing w:after="0" w:before="0"/>
+            </w:pPr>
+            <w:r>
+              <w:rPr>
+                <w:rFonts w:ascii="Courier New" w:cs="Courier New" w:eastAsia="Courier New" w:hAnsi="Courier New"/>
+                <w:color w:val="E8E8E8"/>
+                <w:sz w:val="15"/>
+                <w:szCs w:val="15"/>
+              </w:rPr>
+              <w:t xml:space="preserve">        int aid = agent-&gt;getId();</w:t>
+            </w:r>
+          </w:p>
+        </w:tc>
+      </w:tr>
+      <w:tr>
+        <w:tc>
+          <w:tcPr>
+            <w:tcW w:type="dxa" w:w="9746"/>
+            <w:tcBorders>
+              <w:top w:val="none"/>
+              <w:left w:val="none"/>
+              <w:bottom w:val="none"/>
+              <w:right w:val="none"/>
+            </w:tcBorders>
+            <w:shd w:fill="1A1A2E" w:val="clear"/>
+            <w:tcMar>
+              <w:top w:type="dxa" w:w="18"/>
+              <w:left w:type="dxa" w:w="160"/>
+              <w:bottom w:type="dxa" w:w="18"/>
+              <w:right w:type="dxa" w:w="80"/>
+            </w:tcMar>
+          </w:tcPr>
+          <w:p>
+            <w:pPr>
+              <w:spacing w:after="0" w:before="0"/>
+            </w:pPr>
+            <w:r>
+              <w:rPr>
+                <w:rFonts w:ascii="Courier New" w:cs="Courier New" w:eastAsia="Courier New" w:hAnsi="Courier New"/>
+                <w:color w:val="E8E8E8"/>
+                <w:sz w:val="15"/>
+                <w:szCs w:val="15"/>
+              </w:rPr>
+              <w:t xml:space="preserve">        auto it = nextChangeAt.find(aid);</w:t>
+            </w:r>
+          </w:p>
+        </w:tc>
+      </w:tr>
+      <w:tr>
+        <w:tc>
+          <w:tcPr>
+            <w:tcW w:type="dxa" w:w="9746"/>
+            <w:tcBorders>
+              <w:top w:val="none"/>
+              <w:left w:val="none"/>
+              <w:bottom w:val="none"/>
+              <w:right w:val="none"/>
+            </w:tcBorders>
+            <w:shd w:fill="1A1A2E" w:val="clear"/>
+            <w:tcMar>
+              <w:top w:type="dxa" w:w="18"/>
+              <w:left w:type="dxa" w:w="160"/>
+              <w:bottom w:type="dxa" w:w="18"/>
+              <w:right w:type="dxa" w:w="80"/>
+            </w:tcMar>
+          </w:tcPr>
+          <w:p>
+            <w:pPr>
+              <w:spacing w:after="0" w:before="0"/>
+            </w:pPr>
+            <w:r>
+              <w:rPr>
+                <w:rFonts w:ascii="Courier New" w:cs="Courier New" w:eastAsia="Courier New" w:hAnsi="Courier New"/>
+                <w:color w:val="E8E8E8"/>
+                <w:sz w:val="15"/>
+                <w:szCs w:val="15"/>
+              </w:rPr>
+              <w:t xml:space="preserve">        if (it == nextChangeAt.end() || frameCount &gt;= it-&gt;second) {</w:t>
+            </w:r>
+          </w:p>
+        </w:tc>
+      </w:tr>
+      <w:tr>
+        <w:tc>
+          <w:tcPr>
+            <w:tcW w:type="dxa" w:w="9746"/>
+            <w:tcBorders>
+              <w:top w:val="none"/>
+              <w:left w:val="none"/>
+              <w:bottom w:val="none"/>
+              <w:right w:val="none"/>
+            </w:tcBorders>
+            <w:shd w:fill="1A1A2E" w:val="clear"/>
+            <w:tcMar>
+              <w:top w:type="dxa" w:w="18"/>
+              <w:left w:type="dxa" w:w="160"/>
+              <w:bottom w:type="dxa" w:w="18"/>
+              <w:right w:type="dxa" w:w="80"/>
+            </w:tcMar>
+          </w:tcPr>
+          <w:p>
+            <w:pPr>
+              <w:spacing w:after="0" w:before="0"/>
+            </w:pPr>
+            <w:r>
+              <w:rPr>
+                <w:rFonts w:ascii="Courier New" w:cs="Courier New" w:eastAsia="Courier New" w:hAnsi="Courier New"/>
+                <w:color w:val="E8E8E8"/>
+                <w:sz w:val="15"/>
+                <w:szCs w:val="15"/>
+              </w:rPr>
+              <w:t xml:space="preserve">            int current = agent-&gt;getTargetDomain(); int next;</w:t>
+            </w:r>
+          </w:p>
+        </w:tc>
+      </w:tr>
+      <w:tr>
+        <w:tc>
+          <w:tcPr>
+            <w:tcW w:type="dxa" w:w="9746"/>
+            <w:tcBorders>
+              <w:top w:val="none"/>
+              <w:left w:val="none"/>
+              <w:bottom w:val="none"/>
+              <w:right w:val="none"/>
+            </w:tcBorders>
+            <w:shd w:fill="1A1A2E" w:val="clear"/>
+            <w:tcMar>
+              <w:top w:type="dxa" w:w="18"/>
+              <w:left w:type="dxa" w:w="160"/>
+              <w:bottom w:type="dxa" w:w="18"/>
+              <w:right w:type="dxa" w:w="80"/>
+            </w:tcMar>
+          </w:tcPr>
+          <w:p>
+            <w:pPr>
+              <w:spacing w:after="0" w:before="0"/>
+            </w:pPr>
+            <w:r>
+              <w:rPr>
+                <w:rFonts w:ascii="Courier New" w:cs="Courier New" w:eastAsia="Courier New" w:hAnsi="Courier New"/>
+                <w:color w:val="E8E8E8"/>
+                <w:sz w:val="15"/>
+                <w:szCs w:val="15"/>
+              </w:rPr>
+              <w:t xml:space="preserve">            do { next = domainList[pick(rng)]; }</w:t>
+            </w:r>
+          </w:p>
+        </w:tc>
+      </w:tr>
+      <w:tr>
+        <w:tc>
+          <w:tcPr>
+            <w:tcW w:type="dxa" w:w="9746"/>
+            <w:tcBorders>
+              <w:top w:val="none"/>
+              <w:left w:val="none"/>
+              <w:bottom w:val="none"/>
+              <w:right w:val="none"/>
+            </w:tcBorders>
+            <w:shd w:fill="1A1A2E" w:val="clear"/>
+            <w:tcMar>
+              <w:top w:type="dxa" w:w="18"/>
+              <w:left w:type="dxa" w:w="160"/>
+              <w:bottom w:type="dxa" w:w="18"/>
+              <w:right w:type="dxa" w:w="80"/>
+            </w:tcMar>
+          </w:tcPr>
+          <w:p>
+            <w:pPr>
+              <w:spacing w:after="0" w:before="0"/>
+            </w:pPr>
+            <w:r>
+              <w:rPr>
+                <w:rFonts w:ascii="Courier New" w:cs="Courier New" w:eastAsia="Courier New" w:hAnsi="Courier New"/>
+                <w:color w:val="E8E8E8"/>
+                <w:sz w:val="15"/>
+                <w:szCs w:val="15"/>
+              </w:rPr>
+              <w:t xml:space="preserve">            while (next == current &amp;&amp; domainList.size() &gt; 1);</w:t>
+            </w:r>
+          </w:p>
+        </w:tc>
+      </w:tr>
+      <w:tr>
+        <w:tc>
+          <w:tcPr>
+            <w:tcW w:type="dxa" w:w="9746"/>
+            <w:tcBorders>
+              <w:top w:val="none"/>
+              <w:left w:val="none"/>
+              <w:bottom w:val="none"/>
+              <w:right w:val="none"/>
+            </w:tcBorders>
+            <w:shd w:fill="1A1A2E" w:val="clear"/>
+            <w:tcMar>
+              <w:top w:type="dxa" w:w="18"/>
+              <w:left w:type="dxa" w:w="160"/>
+              <w:bottom w:type="dxa" w:w="18"/>
+              <w:right w:type="dxa" w:w="80"/>
+            </w:tcMar>
+          </w:tcPr>
+          <w:p>
+            <w:pPr>
+              <w:spacing w:after="0" w:before="0"/>
+            </w:pPr>
+            <w:r>
+              <w:rPr>
+                <w:rFonts w:ascii="Courier New" w:cs="Courier New" w:eastAsia="Courier New" w:hAnsi="Courier New"/>
+                <w:color w:val="E8E8E8"/>
+                <w:sz w:val="15"/>
+                <w:szCs w:val="15"/>
+              </w:rPr>
+              <w:t xml:space="preserve">            agent-&gt;setTargetDomain(next);</w:t>
+            </w:r>
+          </w:p>
+        </w:tc>
+      </w:tr>
+      <w:tr>
+        <w:tc>
+          <w:tcPr>
+            <w:tcW w:type="dxa" w:w="9746"/>
+            <w:tcBorders>
+              <w:top w:val="none"/>
+              <w:left w:val="none"/>
+              <w:bottom w:val="none"/>
+              <w:right w:val="none"/>
+            </w:tcBorders>
+            <w:shd w:fill="1A1A2E" w:val="clear"/>
+            <w:tcMar>
+              <w:top w:type="dxa" w:w="18"/>
+              <w:left w:type="dxa" w:w="160"/>
+              <w:bottom w:type="dxa" w:w="18"/>
+              <w:right w:type="dxa" w:w="80"/>
+            </w:tcMar>
+          </w:tcPr>
+          <w:p>
+            <w:pPr>
+              <w:spacing w:after="0" w:before="0"/>
+            </w:pPr>
+            <w:r>
+              <w:rPr>
+                <w:rFonts w:ascii="Courier New" w:cs="Courier New" w:eastAsia="Courier New" w:hAnsi="Courier New"/>
+                <w:color w:val="E8E8E8"/>
+                <w:sz w:val="15"/>
+                <w:szCs w:val="15"/>
+              </w:rPr>
+              <w:t xml:space="preserve">            nextChangeAt[aid] = frameCount + 50 + jitter(rng);</w:t>
+            </w:r>
+          </w:p>
+        </w:tc>
+      </w:tr>
+      <w:tr>
+        <w:tc>
+          <w:tcPr>
+            <w:tcW w:type="dxa" w:w="9746"/>
+            <w:tcBorders>
+              <w:top w:val="none"/>
+              <w:left w:val="none"/>
+              <w:bottom w:val="none"/>
+              <w:right w:val="none"/>
+            </w:tcBorders>
+            <w:shd w:fill="1A1A2E" w:val="clear"/>
+            <w:tcMar>
+              <w:top w:type="dxa" w:w="18"/>
+              <w:left w:type="dxa" w:w="160"/>
+              <w:bottom w:type="dxa" w:w="18"/>
+              <w:right w:type="dxa" w:w="80"/>
+            </w:tcMar>
+          </w:tcPr>
+          <w:p>
+            <w:pPr>
+              <w:spacing w:after="0" w:before="0"/>
+            </w:pPr>
+            <w:r>
+              <w:rPr>
+                <w:rFonts w:ascii="Courier New" w:cs="Courier New" w:eastAsia="Courier New" w:hAnsi="Courier New"/>
+                <w:color w:val="E8E8E8"/>
+                <w:sz w:val="15"/>
+                <w:szCs w:val="15"/>
+              </w:rPr>
+              <w:t xml:space="preserve">        }</w:t>
+            </w:r>
+          </w:p>
+        </w:tc>
+      </w:tr>
+      <w:tr>
+        <w:tc>
+          <w:tcPr>
+            <w:tcW w:type="dxa" w:w="9746"/>
+            <w:tcBorders>
+              <w:top w:val="none"/>
+              <w:left w:val="none"/>
+              <w:bottom w:val="none"/>
+              <w:right w:val="none"/>
+            </w:tcBorders>
+            <w:shd w:fill="1A1A2E" w:val="clear"/>
+            <w:tcMar>
+              <w:top w:type="dxa" w:w="18"/>
+              <w:left w:type="dxa" w:w="160"/>
+              <w:bottom w:type="dxa" w:w="18"/>
+              <w:right w:type="dxa" w:w="80"/>
+            </w:tcMar>
+          </w:tcPr>
+          <w:p>
+            <w:pPr>
+              <w:spacing w:after="0" w:before="0"/>
+            </w:pPr>
+            <w:r>
+              <w:rPr>
+                <w:rFonts w:ascii="Courier New" w:cs="Courier New" w:eastAsia="Courier New" w:hAnsi="Courier New"/>
+                <w:color w:val="E8E8E8"/>
+                <w:sz w:val="15"/>
+                <w:szCs w:val="15"/>
+              </w:rPr>
+              <w:t xml:space="preserve">    }</w:t>
+            </w:r>
+          </w:p>
+        </w:tc>
+      </w:tr>
+      <w:tr>
+        <w:tc>
+          <w:tcPr>
+            <w:tcW w:type="dxa" w:w="9746"/>
+            <w:tcBorders>
+              <w:top w:val="none"/>
+              <w:left w:val="none"/>
+              <w:bottom w:val="none"/>
+              <w:right w:val="none"/>
+            </w:tcBorders>
+            <w:shd w:fill="1A1A2E" w:val="clear"/>
+            <w:tcMar>
+              <w:top w:type="dxa" w:w="18"/>
+              <w:left w:type="dxa" w:w="160"/>
+              <w:bottom w:type="dxa" w:w="18"/>
+              <w:right w:type="dxa" w:w="80"/>
+            </w:tcMar>
+          </w:tcPr>
+          <w:p>
+            <w:pPr>
+              <w:spacing w:after="0" w:before="0"/>
+            </w:pPr>
+            <w:r>
+              <w:rPr>
+                <w:rFonts w:ascii="Courier New" w:cs="Courier New" w:eastAsia="Courier New" w:hAnsi="Courier New"/>
+                <w:color w:val="E8E8E8"/>
+                <w:sz w:val="15"/>
+                <w:szCs w:val="15"/>
+              </w:rPr>
+              <w:t xml:space="preserve">}</w:t>
+            </w:r>
+          </w:p>
+        </w:tc>
+      </w:tr>
+    </w:tbl>
+    <w:p>
+      <w:pPr>
+        <w:spacing w:after="60" w:before="0"/>
+      </w:pPr>
+    </w:p>
+    <w:p>
+      <w:pPr>
+        <w:spacing w:after="40" w:before="120"/>
+      </w:pPr>
+      <w:r>
+        <w:rPr>
+          <w:rFonts w:ascii="Arial" w:cs="Arial" w:eastAsia="Arial" w:hAnsi="Arial"/>
+          <w:b/>
+          <w:bCs/>
+          <w:color w:val="2E75B6"/>
+          <w:sz w:val="17"/>
+          <w:szCs w:val="17"/>
+        </w:rPr>
+        <w:t xml:space="preserve">5b. Env::updateAgents()  (src/Env.cpp)</w:t>
+      </w:r>
+    </w:p>
+    <w:tbl>
+      <w:tblPr>
+        <w:tblW w:type="dxa" w:w="9746"/>
+        <w:tblBorders>
+          <w:top w:val="single" w:color="333355" w:sz="2"/>
+          <w:left w:val="single" w:color="2E75B6" w:sz="8"/>
+          <w:bottom w:val="single" w:color="333355" w:sz="2"/>
+          <w:right w:val="single" w:color="333355" w:sz="2"/>
+          <w:insideH w:val="single" w:color="auto" w:sz="4"/>
+          <w:insideV w:val="single" w:color="auto" w:sz="4"/>
+        </w:tblBorders>
+      </w:tblPr>
+      <w:tblGrid>
+        <w:gridCol w:w="9746"/>
+      </w:tblGrid>
+      <w:tr>
+        <w:tc>
+          <w:tcPr>
+            <w:tcW w:type="dxa" w:w="9746"/>
+            <w:tcBorders>
+              <w:top w:val="none"/>
+              <w:left w:val="none"/>
+              <w:bottom w:val="none"/>
+              <w:right w:val="none"/>
+            </w:tcBorders>
+            <w:shd w:fill="1A1A2E" w:val="clear"/>
+            <w:tcMar>
+              <w:top w:type="dxa" w:w="18"/>
+              <w:left w:type="dxa" w:w="160"/>
+              <w:bottom w:type="dxa" w:w="18"/>
+              <w:right w:type="dxa" w:w="80"/>
+            </w:tcMar>
+          </w:tcPr>
+          <w:p>
+            <w:pPr>
+              <w:spacing w:after="0" w:before="0"/>
+            </w:pPr>
+            <w:r>
+              <w:rPr>
+                <w:rFonts w:ascii="Courier New" w:cs="Courier New" w:eastAsia="Courier New" w:hAnsi="Courier New"/>
+                <w:color w:val="E8E8E8"/>
+                <w:sz w:val="15"/>
+                <w:szCs w:val="15"/>
+              </w:rPr>
+              <w:t xml:space="preserve">void Env::updateAgents() {</w:t>
+            </w:r>
+          </w:p>
+        </w:tc>
+      </w:tr>
+      <w:tr>
+        <w:tc>
+          <w:tcPr>
+            <w:tcW w:type="dxa" w:w="9746"/>
+            <w:tcBorders>
+              <w:top w:val="none"/>
+              <w:left w:val="none"/>
+              <w:bottom w:val="none"/>
+              <w:right w:val="none"/>
+            </w:tcBorders>
+            <w:shd w:fill="1A1A2E" w:val="clear"/>
+            <w:tcMar>
+              <w:top w:type="dxa" w:w="18"/>
+              <w:left w:type="dxa" w:w="160"/>
+              <w:bottom w:type="dxa" w:w="18"/>
+              <w:right w:type="dxa" w:w="80"/>
+            </w:tcMar>
+          </w:tcPr>
+          <w:p>
+            <w:pPr>
+              <w:spacing w:after="0" w:before="0"/>
+            </w:pPr>
+            <w:r>
+              <w:rPr>
+                <w:rFonts w:ascii="Courier New" w:cs="Courier New" w:eastAsia="Courier New" w:hAnsi="Courier New"/>
+                <w:color w:val="E8E8E8"/>
+                <w:sz w:val="15"/>
+                <w:szCs w:val="15"/>
+              </w:rPr>
+              <w:t xml:space="preserve">    for (Agent* agent : agents) agent-&gt;step(deltaTime);</w:t>
+            </w:r>
+          </w:p>
+        </w:tc>
+      </w:tr>
+      <w:tr>
+        <w:tc>
+          <w:tcPr>
+            <w:tcW w:type="dxa" w:w="9746"/>
+            <w:tcBorders>
+              <w:top w:val="none"/>
+              <w:left w:val="none"/>
+              <w:bottom w:val="none"/>
+              <w:right w:val="none"/>
+            </w:tcBorders>
+            <w:shd w:fill="1A1A2E" w:val="clear"/>
+            <w:tcMar>
+              <w:top w:type="dxa" w:w="18"/>
+              <w:left w:type="dxa" w:w="160"/>
+              <w:bottom w:type="dxa" w:w="18"/>
+              <w:right w:type="dxa" w:w="80"/>
+            </w:tcMar>
+          </w:tcPr>
+          <w:p>
+            <w:pPr>
+              <w:spacing w:after="0" w:before="0"/>
+            </w:pPr>
+            <w:r>
+              <w:rPr>
+                <w:rFonts w:ascii="Courier New" w:cs="Courier New" w:eastAsia="Courier New" w:hAnsi="Courier New"/>
+                <w:color w:val="E8E8E8"/>
+                <w:sz w:val="15"/>
+                <w:szCs w:val="15"/>
+              </w:rPr>
+              <w:t xml:space="preserve">}</w:t>
+            </w:r>
+          </w:p>
+        </w:tc>
+      </w:tr>
+    </w:tbl>
+    <w:p>
+      <w:pPr>
+        <w:spacing w:after="60" w:before="0"/>
+      </w:pPr>
+    </w:p>
+    <w:p>
+      <w:pPr>
+        <w:spacing w:after="40" w:before="120"/>
+      </w:pPr>
+      <w:r>
+        <w:rPr>
+          <w:rFonts w:ascii="Arial" w:cs="Arial" w:eastAsia="Arial" w:hAnsi="Arial"/>
+          <w:b/>
+          <w:bCs/>
+          <w:color w:val="2E75B6"/>
+          <w:sz w:val="17"/>
+          <w:szCs w:val="17"/>
+        </w:rPr>
+        <w:t xml:space="preserve">5c. Env::roomOf()  (src/Env.cpp)</w:t>
+      </w:r>
+    </w:p>
+    <w:tbl>
+      <w:tblPr>
+        <w:tblW w:type="dxa" w:w="9746"/>
+        <w:tblBorders>
+          <w:top w:val="single" w:color="333355" w:sz="2"/>
+          <w:left w:val="single" w:color="2E75B6" w:sz="8"/>
+          <w:bottom w:val="single" w:color="333355" w:sz="2"/>
+          <w:right w:val="single" w:color="333355" w:sz="2"/>
+          <w:insideH w:val="single" w:color="auto" w:sz="4"/>
+          <w:insideV w:val="single" w:color="auto" w:sz="4"/>
+        </w:tblBorders>
+      </w:tblPr>
+      <w:tblGrid>
+        <w:gridCol w:w="9746"/>
+      </w:tblGrid>
+      <w:tr>
+        <w:tc>
+          <w:tcPr>
+            <w:tcW w:type="dxa" w:w="9746"/>
+            <w:tcBorders>
+              <w:top w:val="none"/>
+              <w:left w:val="none"/>
+              <w:bottom w:val="none"/>
+              <w:right w:val="none"/>
+            </w:tcBorders>
+            <w:shd w:fill="1A1A2E" w:val="clear"/>
+            <w:tcMar>
+              <w:top w:type="dxa" w:w="18"/>
+              <w:left w:type="dxa" w:w="160"/>
+              <w:bottom w:type="dxa" w:w="18"/>
+              <w:right w:type="dxa" w:w="80"/>
+            </w:tcMar>
+          </w:tcPr>
+          <w:p>
+            <w:pPr>
+              <w:spacing w:after="0" w:before="0"/>
+            </w:pPr>
+            <w:r>
+              <w:rPr>
+                <w:rFonts w:ascii="Courier New" w:cs="Courier New" w:eastAsia="Courier New" w:hAnsi="Courier New"/>
+                <w:color w:val="E8E8E8"/>
+                <w:sz w:val="15"/>
+                <w:szCs w:val="15"/>
+              </w:rPr>
+              <w:t xml:space="preserve">int Env::roomOf(glm::vec2 worldPos) const {</w:t>
+            </w:r>
+          </w:p>
+        </w:tc>
+      </w:tr>
+      <w:tr>
+        <w:tc>
+          <w:tcPr>
+            <w:tcW w:type="dxa" w:w="9746"/>
+            <w:tcBorders>
+              <w:top w:val="none"/>
+              <w:left w:val="none"/>
+              <w:bottom w:val="none"/>
+              <w:right w:val="none"/>
+            </w:tcBorders>
+            <w:shd w:fill="1A1A2E" w:val="clear"/>
+            <w:tcMar>
+              <w:top w:type="dxa" w:w="18"/>
+              <w:left w:type="dxa" w:w="160"/>
+              <w:bottom w:type="dxa" w:w="18"/>
+              <w:right w:type="dxa" w:w="80"/>
+            </w:tcMar>
+          </w:tcPr>
+          <w:p>
+            <w:pPr>
+              <w:spacing w:after="0" w:before="0"/>
+            </w:pPr>
+            <w:r>
+              <w:rPr>
+                <w:rFonts w:ascii="Courier New" w:cs="Courier New" w:eastAsia="Courier New" w:hAnsi="Courier New"/>
+                <w:color w:val="E8E8E8"/>
+                <w:sz w:val="15"/>
+                <w:szCs w:val="15"/>
+              </w:rPr>
+              <w:t xml:space="preserve">    glm::ivec2 gridPos = grid.toGrid(worldPos);</w:t>
+            </w:r>
+          </w:p>
+        </w:tc>
+      </w:tr>
+      <w:tr>
+        <w:tc>
+          <w:tcPr>
+            <w:tcW w:type="dxa" w:w="9746"/>
+            <w:tcBorders>
+              <w:top w:val="none"/>
+              <w:left w:val="none"/>
+              <w:bottom w:val="none"/>
+              <w:right w:val="none"/>
+            </w:tcBorders>
+            <w:shd w:fill="1A1A2E" w:val="clear"/>
+            <w:tcMar>
+              <w:top w:type="dxa" w:w="18"/>
+              <w:left w:type="dxa" w:w="160"/>
+              <w:bottom w:type="dxa" w:w="18"/>
+              <w:right w:type="dxa" w:w="80"/>
+            </w:tcMar>
+          </w:tcPr>
+          <w:p>
+            <w:pPr>
+              <w:spacing w:after="0" w:before="0"/>
+            </w:pPr>
+            <w:r>
+              <w:rPr>
+                <w:rFonts w:ascii="Courier New" w:cs="Courier New" w:eastAsia="Courier New" w:hAnsi="Courier New"/>
+                <w:color w:val="E8E8E8"/>
+                <w:sz w:val="15"/>
+                <w:szCs w:val="15"/>
+              </w:rPr>
+              <w:t xml:space="preserve">    if (!grid.inBounds(gridPos)) return WalkGrid::BLOCKED;</w:t>
+            </w:r>
+          </w:p>
+        </w:tc>
+      </w:tr>
+      <w:tr>
+        <w:tc>
+          <w:tcPr>
+            <w:tcW w:type="dxa" w:w="9746"/>
+            <w:tcBorders>
+              <w:top w:val="none"/>
+              <w:left w:val="none"/>
+              <w:bottom w:val="none"/>
+              <w:right w:val="none"/>
+            </w:tcBorders>
+            <w:shd w:fill="1A1A2E" w:val="clear"/>
+            <w:tcMar>
+              <w:top w:type="dxa" w:w="18"/>
+              <w:left w:type="dxa" w:w="160"/>
+              <w:bottom w:type="dxa" w:w="18"/>
+              <w:right w:type="dxa" w:w="80"/>
+            </w:tcMar>
+          </w:tcPr>
+          <w:p>
+            <w:pPr>
+              <w:spacing w:after="0" w:before="0"/>
+            </w:pPr>
+            <w:r>
+              <w:rPr>
+                <w:rFonts w:ascii="Courier New" w:cs="Courier New" w:eastAsia="Courier New" w:hAnsi="Courier New"/>
+                <w:color w:val="E8E8E8"/>
+                <w:sz w:val="15"/>
+                <w:szCs w:val="15"/>
+              </w:rPr>
+              <w:t xml:space="preserve">    return grid.domainAt(gridPos);</w:t>
+            </w:r>
+          </w:p>
+        </w:tc>
+      </w:tr>
+      <w:tr>
+        <w:tc>
+          <w:tcPr>
+            <w:tcW w:type="dxa" w:w="9746"/>
+            <w:tcBorders>
+              <w:top w:val="none"/>
+              <w:left w:val="none"/>
+              <w:bottom w:val="none"/>
+              <w:right w:val="none"/>
+            </w:tcBorders>
+            <w:shd w:fill="1A1A2E" w:val="clear"/>
+            <w:tcMar>
+              <w:top w:type="dxa" w:w="18"/>
+              <w:left w:type="dxa" w:w="160"/>
+              <w:bottom w:type="dxa" w:w="18"/>
+              <w:right w:type="dxa" w:w="80"/>
+            </w:tcMar>
+          </w:tcPr>
+          <w:p>
+            <w:pPr>
+              <w:spacing w:after="0" w:before="0"/>
+            </w:pPr>
+            <w:r>
+              <w:rPr>
+                <w:rFonts w:ascii="Courier New" w:cs="Courier New" w:eastAsia="Courier New" w:hAnsi="Courier New"/>
+                <w:color w:val="E8E8E8"/>
+                <w:sz w:val="15"/>
+                <w:szCs w:val="15"/>
+              </w:rPr>
+              <w:t xml:space="preserve">}</w:t>
+            </w:r>
+          </w:p>
+        </w:tc>
+      </w:tr>
+    </w:tbl>
+    <w:p>
+      <w:pPr>
+        <w:spacing w:after="60" w:before="0"/>
+      </w:pPr>
+    </w:p>
+    <w:p>
+      <w:pPr>
+        <w:spacing w:after="40" w:before="120"/>
+      </w:pPr>
+      <w:r>
+        <w:rPr>
+          <w:rFonts w:ascii="Arial" w:cs="Arial" w:eastAsia="Arial" w:hAnsi="Arial"/>
+          <w:b/>
+          <w:bCs/>
+          <w:color w:val="2E75B6"/>
+          <w:sz w:val="17"/>
+          <w:szCs w:val="17"/>
+        </w:rPr>
+        <w:t xml:space="preserve">5d. Agent::routeToDomain()  (src/Agent.cpp)</w:t>
+      </w:r>
+    </w:p>
+    <w:tbl>
+      <w:tblPr>
+        <w:tblW w:type="dxa" w:w="9746"/>
+        <w:tblBorders>
+          <w:top w:val="single" w:color="333355" w:sz="2"/>
+          <w:left w:val="single" w:color="2E75B6" w:sz="8"/>
+          <w:bottom w:val="single" w:color="333355" w:sz="2"/>
+          <w:right w:val="single" w:color="333355" w:sz="2"/>
+          <w:insideH w:val="single" w:color="auto" w:sz="4"/>
+          <w:insideV w:val="single" w:color="auto" w:sz="4"/>
+        </w:tblBorders>
+      </w:tblPr>
+      <w:tblGrid>
+        <w:gridCol w:w="9746"/>
+      </w:tblGrid>
+      <w:tr>
+        <w:tc>
+          <w:tcPr>
+            <w:tcW w:type="dxa" w:w="9746"/>
+            <w:tcBorders>
+              <w:top w:val="none"/>
+              <w:left w:val="none"/>
+              <w:bottom w:val="none"/>
+              <w:right w:val="none"/>
+            </w:tcBorders>
+            <w:shd w:fill="1A1A2E" w:val="clear"/>
+            <w:tcMar>
+              <w:top w:type="dxa" w:w="18"/>
+              <w:left w:type="dxa" w:w="160"/>
+              <w:bottom w:type="dxa" w:w="18"/>
+              <w:right w:type="dxa" w:w="80"/>
+            </w:tcMar>
+          </w:tcPr>
+          <w:p>
+            <w:pPr>
+              <w:spacing w:after="0" w:before="0"/>
+            </w:pPr>
+            <w:r>
+              <w:rPr>
+                <w:rFonts w:ascii="Courier New" w:cs="Courier New" w:eastAsia="Courier New" w:hAnsi="Courier New"/>
+                <w:color w:val="E8E8E8"/>
+                <w:sz w:val="15"/>
+                <w:szCs w:val="15"/>
+              </w:rPr>
+              <w:t xml:space="preserve">void Agent::routeToDomain(int domain) {</w:t>
+            </w:r>
+          </w:p>
+        </w:tc>
+      </w:tr>
+      <w:tr>
+        <w:tc>
+          <w:tcPr>
+            <w:tcW w:type="dxa" w:w="9746"/>
+            <w:tcBorders>
+              <w:top w:val="none"/>
+              <w:left w:val="none"/>
+              <w:bottom w:val="none"/>
+              <w:right w:val="none"/>
+            </w:tcBorders>
+            <w:shd w:fill="1A1A2E" w:val="clear"/>
+            <w:tcMar>
+              <w:top w:type="dxa" w:w="18"/>
+              <w:left w:type="dxa" w:w="160"/>
+              <w:bottom w:type="dxa" w:w="18"/>
+              <w:right w:type="dxa" w:w="80"/>
+            </w:tcMar>
+          </w:tcPr>
+          <w:p>
+            <w:pPr>
+              <w:spacing w:after="0" w:before="0"/>
+            </w:pPr>
+            <w:r>
+              <w:rPr>
+                <w:rFonts w:ascii="Courier New" w:cs="Courier New" w:eastAsia="Courier New" w:hAnsi="Courier New"/>
+                <w:color w:val="E8E8E8"/>
+                <w:sz w:val="15"/>
+                <w:szCs w:val="15"/>
+              </w:rPr>
+              <w:t xml:space="preserve">    glm::vec2 goal = world-&gt;domainCenter(domain);</w:t>
+            </w:r>
+          </w:p>
+        </w:tc>
+      </w:tr>
+      <w:tr>
+        <w:tc>
+          <w:tcPr>
+            <w:tcW w:type="dxa" w:w="9746"/>
+            <w:tcBorders>
+              <w:top w:val="none"/>
+              <w:left w:val="none"/>
+              <w:bottom w:val="none"/>
+              <w:right w:val="none"/>
+            </w:tcBorders>
+            <w:shd w:fill="1A1A2E" w:val="clear"/>
+            <w:tcMar>
+              <w:top w:type="dxa" w:w="18"/>
+              <w:left w:type="dxa" w:w="160"/>
+              <w:bottom w:type="dxa" w:w="18"/>
+              <w:right w:type="dxa" w:w="80"/>
+            </w:tcMar>
+          </w:tcPr>
+          <w:p>
+            <w:pPr>
+              <w:spacing w:after="0" w:before="0"/>
+            </w:pPr>
+            <w:r>
+              <w:rPr>
+                <w:rFonts w:ascii="Courier New" w:cs="Courier New" w:eastAsia="Courier New" w:hAnsi="Courier New"/>
+                <w:color w:val="E8E8E8"/>
+                <w:sz w:val="15"/>
+                <w:szCs w:val="15"/>
+              </w:rPr>
+              <w:t xml:space="preserve">    const WalkGrid&amp; grid = world-&gt;getWalkGrid();</w:t>
+            </w:r>
+          </w:p>
+        </w:tc>
+      </w:tr>
+      <w:tr>
+        <w:tc>
+          <w:tcPr>
+            <w:tcW w:type="dxa" w:w="9746"/>
+            <w:tcBorders>
+              <w:top w:val="none"/>
+              <w:left w:val="none"/>
+              <w:bottom w:val="none"/>
+              <w:right w:val="none"/>
+            </w:tcBorders>
+            <w:shd w:fill="1A1A2E" w:val="clear"/>
+            <w:tcMar>
+              <w:top w:type="dxa" w:w="18"/>
+              <w:left w:type="dxa" w:w="160"/>
+              <w:bottom w:type="dxa" w:w="18"/>
+              <w:right w:type="dxa" w:w="80"/>
+            </w:tcMar>
+          </w:tcPr>
+          <w:p>
+            <w:pPr>
+              <w:spacing w:after="0" w:before="0"/>
+            </w:pPr>
+            <w:r>
+              <w:rPr>
+                <w:rFonts w:ascii="Courier New" w:cs="Courier New" w:eastAsia="Courier New" w:hAnsi="Courier New"/>
+                <w:color w:val="E8E8E8"/>
+                <w:sz w:val="15"/>
+                <w:szCs w:val="15"/>
+              </w:rPr>
+              <w:t xml:space="preserve">    std::vector&lt;int&gt; allowed = {domain};</w:t>
+            </w:r>
+          </w:p>
+        </w:tc>
+      </w:tr>
+      <w:tr>
+        <w:tc>
+          <w:tcPr>
+            <w:tcW w:type="dxa" w:w="9746"/>
+            <w:tcBorders>
+              <w:top w:val="none"/>
+              <w:left w:val="none"/>
+              <w:bottom w:val="none"/>
+              <w:right w:val="none"/>
+            </w:tcBorders>
+            <w:shd w:fill="1A1A2E" w:val="clear"/>
+            <w:tcMar>
+              <w:top w:type="dxa" w:w="18"/>
+              <w:left w:type="dxa" w:w="160"/>
+              <w:bottom w:type="dxa" w:w="18"/>
+              <w:right w:type="dxa" w:w="80"/>
+            </w:tcMar>
+          </w:tcPr>
+          <w:p>
+            <w:pPr>
+              <w:spacing w:after="0" w:before="0"/>
+            </w:pPr>
+            <w:r>
+              <w:rPr>
+                <w:rFonts w:ascii="Courier New" w:cs="Courier New" w:eastAsia="Courier New" w:hAnsi="Courier New"/>
+                <w:color w:val="E8E8E8"/>
+                <w:sz w:val="15"/>
+                <w:szCs w:val="15"/>
+              </w:rPr>
+              <w:t xml:space="preserve">    Path p = Pathfinding::findPath(positionCurrent, goal, grid, allowed);</w:t>
+            </w:r>
+          </w:p>
+        </w:tc>
+      </w:tr>
+      <w:tr>
+        <w:tc>
+          <w:tcPr>
+            <w:tcW w:type="dxa" w:w="9746"/>
+            <w:tcBorders>
+              <w:top w:val="none"/>
+              <w:left w:val="none"/>
+              <w:bottom w:val="none"/>
+              <w:right w:val="none"/>
+            </w:tcBorders>
+            <w:shd w:fill="1A1A2E" w:val="clear"/>
+            <w:tcMar>
+              <w:top w:type="dxa" w:w="18"/>
+              <w:left w:type="dxa" w:w="160"/>
+              <w:bottom w:type="dxa" w:w="18"/>
+              <w:right w:type="dxa" w:w="80"/>
+            </w:tcMar>
+          </w:tcPr>
+          <w:p>
+            <w:pPr>
+              <w:spacing w:after="0" w:before="0"/>
+            </w:pPr>
+            <w:r>
+              <w:rPr>
+                <w:rFonts w:ascii="Courier New" w:cs="Courier New" w:eastAsia="Courier New" w:hAnsi="Courier New"/>
+                <w:color w:val="E8E8E8"/>
+                <w:sz w:val="15"/>
+                <w:szCs w:val="15"/>
+              </w:rPr>
+              <w:t xml:space="preserve">    if (p.found) path.insert(path.end(), p.waypoints.begin(), p.waypoints.end());</w:t>
+            </w:r>
+          </w:p>
+        </w:tc>
+      </w:tr>
+      <w:tr>
+        <w:tc>
+          <w:tcPr>
+            <w:tcW w:type="dxa" w:w="9746"/>
+            <w:tcBorders>
+              <w:top w:val="none"/>
+              <w:left w:val="none"/>
+              <w:bottom w:val="none"/>
+              <w:right w:val="none"/>
+            </w:tcBorders>
+            <w:shd w:fill="1A1A2E" w:val="clear"/>
+            <w:tcMar>
+              <w:top w:type="dxa" w:w="18"/>
+              <w:left w:type="dxa" w:w="160"/>
+              <w:bottom w:type="dxa" w:w="18"/>
+              <w:right w:type="dxa" w:w="80"/>
+            </w:tcMar>
+          </w:tcPr>
+          <w:p>
+            <w:pPr>
+              <w:spacing w:after="0" w:before="0"/>
+            </w:pPr>
+            <w:r>
+              <w:rPr>
+                <w:rFonts w:ascii="Courier New" w:cs="Courier New" w:eastAsia="Courier New" w:hAnsi="Courier New"/>
+                <w:color w:val="E8E8E8"/>
+                <w:sz w:val="15"/>
+                <w:szCs w:val="15"/>
+              </w:rPr>
+              <w:t xml:space="preserve">    else path.clear();</w:t>
+            </w:r>
+          </w:p>
+        </w:tc>
+      </w:tr>
+      <w:tr>
+        <w:tc>
+          <w:tcPr>
+            <w:tcW w:type="dxa" w:w="9746"/>
+            <w:tcBorders>
+              <w:top w:val="none"/>
+              <w:left w:val="none"/>
+              <w:bottom w:val="none"/>
+              <w:right w:val="none"/>
+            </w:tcBorders>
+            <w:shd w:fill="1A1A2E" w:val="clear"/>
+            <w:tcMar>
+              <w:top w:type="dxa" w:w="18"/>
+              <w:left w:type="dxa" w:w="160"/>
+              <w:bottom w:type="dxa" w:w="18"/>
+              <w:right w:type="dxa" w:w="80"/>
+            </w:tcMar>
+          </w:tcPr>
+          <w:p>
+            <w:pPr>
+              <w:spacing w:after="0" w:before="0"/>
+            </w:pPr>
+            <w:r>
+              <w:rPr>
+                <w:rFonts w:ascii="Courier New" w:cs="Courier New" w:eastAsia="Courier New" w:hAnsi="Courier New"/>
+                <w:color w:val="E8E8E8"/>
+                <w:sz w:val="15"/>
+                <w:szCs w:val="15"/>
+              </w:rPr>
+              <w:t xml:space="preserve">}</w:t>
+            </w:r>
+          </w:p>
+        </w:tc>
+      </w:tr>
+    </w:tbl>
+    <w:p>
+      <w:pPr>
+        <w:spacing w:after="60" w:before="0"/>
+      </w:pPr>
+    </w:p>
+    <w:p>
+      <w:pPr>
+        <w:spacing w:after="40" w:before="120"/>
+      </w:pPr>
+      <w:r>
+        <w:rPr>
+          <w:rFonts w:ascii="Arial" w:cs="Arial" w:eastAsia="Arial" w:hAnsi="Arial"/>
+          <w:b/>
+          <w:bCs/>
+          <w:color w:val="2E75B6"/>
+          <w:sz w:val="17"/>
+          <w:szCs w:val="17"/>
+        </w:rPr>
+        <w:t xml:space="preserve">5e. Env::domainCenter()  (src/Env.cpp)</w:t>
+      </w:r>
+    </w:p>
+    <w:tbl>
+      <w:tblPr>
+        <w:tblW w:type="dxa" w:w="9746"/>
+        <w:tblBorders>
+          <w:top w:val="single" w:color="333355" w:sz="2"/>
+          <w:left w:val="single" w:color="2E75B6" w:sz="8"/>
+          <w:bottom w:val="single" w:color="333355" w:sz="2"/>
+          <w:right w:val="single" w:color="333355" w:sz="2"/>
+          <w:insideH w:val="single" w:color="auto" w:sz="4"/>
+          <w:insideV w:val="single" w:color="auto" w:sz="4"/>
+        </w:tblBorders>
+      </w:tblPr>
+      <w:tblGrid>
+        <w:gridCol w:w="9746"/>
+      </w:tblGrid>
+      <w:tr>
+        <w:tc>
+          <w:tcPr>
+            <w:tcW w:type="dxa" w:w="9746"/>
+            <w:tcBorders>
+              <w:top w:val="none"/>
+              <w:left w:val="none"/>
+              <w:bottom w:val="none"/>
+              <w:right w:val="none"/>
+            </w:tcBorders>
+            <w:shd w:fill="1A1A2E" w:val="clear"/>
+            <w:tcMar>
+              <w:top w:type="dxa" w:w="18"/>
+              <w:left w:type="dxa" w:w="160"/>
+              <w:bottom w:type="dxa" w:w="18"/>
+              <w:right w:type="dxa" w:w="80"/>
+            </w:tcMar>
+          </w:tcPr>
+          <w:p>
+            <w:pPr>
+              <w:spacing w:after="0" w:before="0"/>
+            </w:pPr>
+            <w:r>
+              <w:rPr>
+                <w:rFonts w:ascii="Courier New" w:cs="Courier New" w:eastAsia="Courier New" w:hAnsi="Courier New"/>
+                <w:color w:val="E8E8E8"/>
+                <w:sz w:val="15"/>
+                <w:szCs w:val="15"/>
+              </w:rPr>
+              <w:t xml:space="preserve">glm::vec2 Env::domainCenter(int domain) const {</w:t>
+            </w:r>
+          </w:p>
+        </w:tc>
+      </w:tr>
+      <w:tr>
+        <w:tc>
+          <w:tcPr>
+            <w:tcW w:type="dxa" w:w="9746"/>
+            <w:tcBorders>
+              <w:top w:val="none"/>
+              <w:left w:val="none"/>
+              <w:bottom w:val="none"/>
+              <w:right w:val="none"/>
+            </w:tcBorders>
+            <w:shd w:fill="1A1A2E" w:val="clear"/>
+            <w:tcMar>
+              <w:top w:type="dxa" w:w="18"/>
+              <w:left w:type="dxa" w:w="160"/>
+              <w:bottom w:type="dxa" w:w="18"/>
+              <w:right w:type="dxa" w:w="80"/>
+            </w:tcMar>
+          </w:tcPr>
+          <w:p>
+            <w:pPr>
+              <w:spacing w:after="0" w:before="0"/>
+            </w:pPr>
+            <w:r>
+              <w:rPr>
+                <w:rFonts w:ascii="Courier New" w:cs="Courier New" w:eastAsia="Courier New" w:hAnsi="Courier New"/>
+                <w:color w:val="E8E8E8"/>
+                <w:sz w:val="15"/>
+                <w:szCs w:val="15"/>
+              </w:rPr>
+              <w:t xml:space="preserve">    float sumX = 0, sumY = 0; int count = 0;</w:t>
+            </w:r>
+          </w:p>
+        </w:tc>
+      </w:tr>
+      <w:tr>
+        <w:tc>
+          <w:tcPr>
+            <w:tcW w:type="dxa" w:w="9746"/>
+            <w:tcBorders>
+              <w:top w:val="none"/>
+              <w:left w:val="none"/>
+              <w:bottom w:val="none"/>
+              <w:right w:val="none"/>
+            </w:tcBorders>
+            <w:shd w:fill="1A1A2E" w:val="clear"/>
+            <w:tcMar>
+              <w:top w:type="dxa" w:w="18"/>
+              <w:left w:type="dxa" w:w="160"/>
+              <w:bottom w:type="dxa" w:w="18"/>
+              <w:right w:type="dxa" w:w="80"/>
+            </w:tcMar>
+          </w:tcPr>
+          <w:p>
+            <w:pPr>
+              <w:spacing w:after="0" w:before="0"/>
+            </w:pPr>
+            <w:r>
+              <w:rPr>
+                <w:rFonts w:ascii="Courier New" w:cs="Courier New" w:eastAsia="Courier New" w:hAnsi="Courier New"/>
+                <w:color w:val="E8E8E8"/>
+                <w:sz w:val="15"/>
+                <w:szCs w:val="15"/>
+              </w:rPr>
+              <w:t xml:space="preserve">    for (const auto&amp; pair : activities) {</w:t>
+            </w:r>
+          </w:p>
+        </w:tc>
+      </w:tr>
+      <w:tr>
+        <w:tc>
+          <w:tcPr>
+            <w:tcW w:type="dxa" w:w="9746"/>
+            <w:tcBorders>
+              <w:top w:val="none"/>
+              <w:left w:val="none"/>
+              <w:bottom w:val="none"/>
+              <w:right w:val="none"/>
+            </w:tcBorders>
+            <w:shd w:fill="1A1A2E" w:val="clear"/>
+            <w:tcMar>
+              <w:top w:type="dxa" w:w="18"/>
+              <w:left w:type="dxa" w:w="160"/>
+              <w:bottom w:type="dxa" w:w="18"/>
+              <w:right w:type="dxa" w:w="80"/>
+            </w:tcMar>
+          </w:tcPr>
+          <w:p>
+            <w:pPr>
+              <w:spacing w:after="0" w:before="0"/>
+            </w:pPr>
+            <w:r>
+              <w:rPr>
+                <w:rFonts w:ascii="Courier New" w:cs="Courier New" w:eastAsia="Courier New" w:hAnsi="Courier New"/>
+                <w:color w:val="E8E8E8"/>
+                <w:sz w:val="15"/>
+                <w:szCs w:val="15"/>
+              </w:rPr>
+              <w:t xml:space="preserve">        if (pair.second.domain == domain)</w:t>
+            </w:r>
+          </w:p>
+        </w:tc>
+      </w:tr>
+      <w:tr>
+        <w:tc>
+          <w:tcPr>
+            <w:tcW w:type="dxa" w:w="9746"/>
+            <w:tcBorders>
+              <w:top w:val="none"/>
+              <w:left w:val="none"/>
+              <w:bottom w:val="none"/>
+              <w:right w:val="none"/>
+            </w:tcBorders>
+            <w:shd w:fill="1A1A2E" w:val="clear"/>
+            <w:tcMar>
+              <w:top w:type="dxa" w:w="18"/>
+              <w:left w:type="dxa" w:w="160"/>
+              <w:bottom w:type="dxa" w:w="18"/>
+              <w:right w:type="dxa" w:w="80"/>
+            </w:tcMar>
+          </w:tcPr>
+          <w:p>
+            <w:pPr>
+              <w:spacing w:after="0" w:before="0"/>
+            </w:pPr>
+            <w:r>
+              <w:rPr>
+                <w:rFonts w:ascii="Courier New" w:cs="Courier New" w:eastAsia="Courier New" w:hAnsi="Courier New"/>
+                <w:color w:val="E8E8E8"/>
+                <w:sz w:val="15"/>
+                <w:szCs w:val="15"/>
+              </w:rPr>
+              <w:t xml:space="preserve">            for (const auto&amp; pos : pair.second.positions)</w:t>
+            </w:r>
+          </w:p>
+        </w:tc>
+      </w:tr>
+      <w:tr>
+        <w:tc>
+          <w:tcPr>
+            <w:tcW w:type="dxa" w:w="9746"/>
+            <w:tcBorders>
+              <w:top w:val="none"/>
+              <w:left w:val="none"/>
+              <w:bottom w:val="none"/>
+              <w:right w:val="none"/>
+            </w:tcBorders>
+            <w:shd w:fill="1A1A2E" w:val="clear"/>
+            <w:tcMar>
+              <w:top w:type="dxa" w:w="18"/>
+              <w:left w:type="dxa" w:w="160"/>
+              <w:bottom w:type="dxa" w:w="18"/>
+              <w:right w:type="dxa" w:w="80"/>
+            </w:tcMar>
+          </w:tcPr>
+          <w:p>
+            <w:pPr>
+              <w:spacing w:after="0" w:before="0"/>
+            </w:pPr>
+            <w:r>
+              <w:rPr>
+                <w:rFonts w:ascii="Courier New" w:cs="Courier New" w:eastAsia="Courier New" w:hAnsi="Courier New"/>
+                <w:color w:val="E8E8E8"/>
+                <w:sz w:val="15"/>
+                <w:szCs w:val="15"/>
+              </w:rPr>
+              <w:t xml:space="preserve">                { sumX += pos.x; sumY += pos.y; count++; }</w:t>
+            </w:r>
+          </w:p>
+        </w:tc>
+      </w:tr>
+      <w:tr>
+        <w:tc>
+          <w:tcPr>
+            <w:tcW w:type="dxa" w:w="9746"/>
+            <w:tcBorders>
+              <w:top w:val="none"/>
+              <w:left w:val="none"/>
+              <w:bottom w:val="none"/>
+              <w:right w:val="none"/>
+            </w:tcBorders>
+            <w:shd w:fill="1A1A2E" w:val="clear"/>
+            <w:tcMar>
+              <w:top w:type="dxa" w:w="18"/>
+              <w:left w:type="dxa" w:w="160"/>
+              <w:bottom w:type="dxa" w:w="18"/>
+              <w:right w:type="dxa" w:w="80"/>
+            </w:tcMar>
+          </w:tcPr>
+          <w:p>
+            <w:pPr>
+              <w:spacing w:after="0" w:before="0"/>
+            </w:pPr>
+            <w:r>
+              <w:rPr>
+                <w:rFonts w:ascii="Courier New" w:cs="Courier New" w:eastAsia="Courier New" w:hAnsi="Courier New"/>
+                <w:color w:val="E8E8E8"/>
+                <w:sz w:val="15"/>
+                <w:szCs w:val="15"/>
+              </w:rPr>
+              <w:t xml:space="preserve">    }</w:t>
+            </w:r>
+          </w:p>
+        </w:tc>
+      </w:tr>
+      <w:tr>
+        <w:tc>
+          <w:tcPr>
+            <w:tcW w:type="dxa" w:w="9746"/>
+            <w:tcBorders>
+              <w:top w:val="none"/>
+              <w:left w:val="none"/>
+              <w:bottom w:val="none"/>
+              <w:right w:val="none"/>
+            </w:tcBorders>
+            <w:shd w:fill="1A1A2E" w:val="clear"/>
+            <w:tcMar>
+              <w:top w:type="dxa" w:w="18"/>
+              <w:left w:type="dxa" w:w="160"/>
+              <w:bottom w:type="dxa" w:w="18"/>
+              <w:right w:type="dxa" w:w="80"/>
+            </w:tcMar>
+          </w:tcPr>
+          <w:p>
+            <w:pPr>
+              <w:spacing w:after="0" w:before="0"/>
+            </w:pPr>
+            <w:r>
+              <w:rPr>
+                <w:rFonts w:ascii="Courier New" w:cs="Courier New" w:eastAsia="Courier New" w:hAnsi="Courier New"/>
+                <w:color w:val="E8E8E8"/>
+                <w:sz w:val="15"/>
+                <w:szCs w:val="15"/>
+              </w:rPr>
+              <w:t xml:space="preserve">    if (count == 0) return glm::vec2(0, 0);</w:t>
+            </w:r>
+          </w:p>
+        </w:tc>
+      </w:tr>
+      <w:tr>
+        <w:tc>
+          <w:tcPr>
+            <w:tcW w:type="dxa" w:w="9746"/>
+            <w:tcBorders>
+              <w:top w:val="none"/>
+              <w:left w:val="none"/>
+              <w:bottom w:val="none"/>
+              <w:right w:val="none"/>
+            </w:tcBorders>
+            <w:shd w:fill="1A1A2E" w:val="clear"/>
+            <w:tcMar>
+              <w:top w:type="dxa" w:w="18"/>
+              <w:left w:type="dxa" w:w="160"/>
+              <w:bottom w:type="dxa" w:w="18"/>
+              <w:right w:type="dxa" w:w="80"/>
+            </w:tcMar>
+          </w:tcPr>
+          <w:p>
+            <w:pPr>
+              <w:spacing w:after="0" w:before="0"/>
+            </w:pPr>
+            <w:r>
+              <w:rPr>
+                <w:rFonts w:ascii="Courier New" w:cs="Courier New" w:eastAsia="Courier New" w:hAnsi="Courier New"/>
+                <w:color w:val="E8E8E8"/>
+                <w:sz w:val="15"/>
+                <w:szCs w:val="15"/>
+              </w:rPr>
+              <w:t xml:space="preserve">    return glm::vec2(sumX / count, sumY / count);</w:t>
+            </w:r>
+          </w:p>
+        </w:tc>
+      </w:tr>
+      <w:tr>
+        <w:tc>
+          <w:tcPr>
+            <w:tcW w:type="dxa" w:w="9746"/>
+            <w:tcBorders>
+              <w:top w:val="none"/>
+              <w:left w:val="none"/>
+              <w:bottom w:val="none"/>
+              <w:right w:val="none"/>
+            </w:tcBorders>
+            <w:shd w:fill="1A1A2E" w:val="clear"/>
+            <w:tcMar>
+              <w:top w:type="dxa" w:w="18"/>
+              <w:left w:type="dxa" w:w="160"/>
+              <w:bottom w:type="dxa" w:w="18"/>
+              <w:right w:type="dxa" w:w="80"/>
+            </w:tcMar>
+          </w:tcPr>
+          <w:p>
+            <w:pPr>
+              <w:spacing w:after="0" w:before="0"/>
+            </w:pPr>
+            <w:r>
+              <w:rPr>
+                <w:rFonts w:ascii="Courier New" w:cs="Courier New" w:eastAsia="Courier New" w:hAnsi="Courier New"/>
+                <w:color w:val="E8E8E8"/>
+                <w:sz w:val="15"/>
+                <w:szCs w:val="15"/>
+              </w:rPr>
+              <w:t xml:space="preserve">}</w:t>
+            </w:r>
+          </w:p>
+        </w:tc>
+      </w:tr>
+    </w:tbl>
+    <w:p>
+      <w:pPr>
+        <w:spacing w:after="60" w:before="0"/>
+      </w:pPr>
+    </w:p>
+    <w:p>
+      <w:pPr>
+        <w:spacing w:after="40" w:before="120"/>
+      </w:pPr>
+      <w:r>
+        <w:rPr>
+          <w:rFonts w:ascii="Arial" w:cs="Arial" w:eastAsia="Arial" w:hAnsi="Arial"/>
+          <w:b/>
+          <w:bCs/>
+          <w:color w:val="2E75B6"/>
+          <w:sz w:val="17"/>
+          <w:szCs w:val="17"/>
+        </w:rPr>
+        <w:t xml:space="preserve">5f. Env::findActivityInDomain()  (src/Env.cpp)</w:t>
+      </w:r>
+    </w:p>
+    <w:tbl>
+      <w:tblPr>
+        <w:tblW w:type="dxa" w:w="9746"/>
+        <w:tblBorders>
+          <w:top w:val="single" w:color="333355" w:sz="2"/>
+          <w:left w:val="single" w:color="2E75B6" w:sz="8"/>
+          <w:bottom w:val="single" w:color="333355" w:sz="2"/>
+          <w:right w:val="single" w:color="333355" w:sz="2"/>
+          <w:insideH w:val="single" w:color="auto" w:sz="4"/>
+          <w:insideV w:val="single" w:color="auto" w:sz="4"/>
+        </w:tblBorders>
+      </w:tblPr>
+      <w:tblGrid>
+        <w:gridCol w:w="9746"/>
+      </w:tblGrid>
+      <w:tr>
+        <w:tc>
+          <w:tcPr>
+            <w:tcW w:type="dxa" w:w="9746"/>
+            <w:tcBorders>
+              <w:top w:val="none"/>
+              <w:left w:val="none"/>
+              <w:bottom w:val="none"/>
+              <w:right w:val="none"/>
+            </w:tcBorders>
+            <w:shd w:fill="1A1A2E" w:val="clear"/>
+            <w:tcMar>
+              <w:top w:type="dxa" w:w="18"/>
+              <w:left w:type="dxa" w:w="160"/>
+              <w:bottom w:type="dxa" w:w="18"/>
+              <w:right w:type="dxa" w:w="80"/>
+            </w:tcMar>
+          </w:tcPr>
+          <w:p>
+            <w:pPr>
+              <w:spacing w:after="0" w:before="0"/>
+            </w:pPr>
+            <w:r>
+              <w:rPr>
+                <w:rFonts w:ascii="Courier New" w:cs="Courier New" w:eastAsia="Courier New" w:hAnsi="Courier New"/>
+                <w:color w:val="E8E8E8"/>
+                <w:sz w:val="15"/>
+                <w:szCs w:val="15"/>
+              </w:rPr>
+              <w:t xml:space="preserve">std::string Env::findActivityInDomain(int domain) const {</w:t>
+            </w:r>
+          </w:p>
+        </w:tc>
+      </w:tr>
+      <w:tr>
+        <w:tc>
+          <w:tcPr>
+            <w:tcW w:type="dxa" w:w="9746"/>
+            <w:tcBorders>
+              <w:top w:val="none"/>
+              <w:left w:val="none"/>
+              <w:bottom w:val="none"/>
+              <w:right w:val="none"/>
+            </w:tcBorders>
+            <w:shd w:fill="1A1A2E" w:val="clear"/>
+            <w:tcMar>
+              <w:top w:type="dxa" w:w="18"/>
+              <w:left w:type="dxa" w:w="160"/>
+              <w:bottom w:type="dxa" w:w="18"/>
+              <w:right w:type="dxa" w:w="80"/>
+            </w:tcMar>
+          </w:tcPr>
+          <w:p>
+            <w:pPr>
+              <w:spacing w:after="0" w:before="0"/>
+            </w:pPr>
+            <w:r>
+              <w:rPr>
+                <w:rFonts w:ascii="Courier New" w:cs="Courier New" w:eastAsia="Courier New" w:hAnsi="Courier New"/>
+                <w:color w:val="E8E8E8"/>
+                <w:sz w:val="15"/>
+                <w:szCs w:val="15"/>
+              </w:rPr>
+              <w:t xml:space="preserve">    for (const auto&amp; name : activityNames)</w:t>
+            </w:r>
+          </w:p>
+        </w:tc>
+      </w:tr>
+      <w:tr>
+        <w:tc>
+          <w:tcPr>
+            <w:tcW w:type="dxa" w:w="9746"/>
+            <w:tcBorders>
+              <w:top w:val="none"/>
+              <w:left w:val="none"/>
+              <w:bottom w:val="none"/>
+              <w:right w:val="none"/>
+            </w:tcBorders>
+            <w:shd w:fill="1A1A2E" w:val="clear"/>
+            <w:tcMar>
+              <w:top w:type="dxa" w:w="18"/>
+              <w:left w:type="dxa" w:w="160"/>
+              <w:bottom w:type="dxa" w:w="18"/>
+              <w:right w:type="dxa" w:w="80"/>
+            </w:tcMar>
+          </w:tcPr>
+          <w:p>
+            <w:pPr>
+              <w:spacing w:after="0" w:before="0"/>
+            </w:pPr>
+            <w:r>
+              <w:rPr>
+                <w:rFonts w:ascii="Courier New" w:cs="Courier New" w:eastAsia="Courier New" w:hAnsi="Courier New"/>
+                <w:color w:val="E8E8E8"/>
+                <w:sz w:val="15"/>
+                <w:szCs w:val="15"/>
+              </w:rPr>
+              <w:t xml:space="preserve">        if (activities.at(name).domain == domain) return name;</w:t>
+            </w:r>
+          </w:p>
+        </w:tc>
+      </w:tr>
+      <w:tr>
+        <w:tc>
+          <w:tcPr>
+            <w:tcW w:type="dxa" w:w="9746"/>
+            <w:tcBorders>
+              <w:top w:val="none"/>
+              <w:left w:val="none"/>
+              <w:bottom w:val="none"/>
+              <w:right w:val="none"/>
+            </w:tcBorders>
+            <w:shd w:fill="1A1A2E" w:val="clear"/>
+            <w:tcMar>
+              <w:top w:type="dxa" w:w="18"/>
+              <w:left w:type="dxa" w:w="160"/>
+              <w:bottom w:type="dxa" w:w="18"/>
+              <w:right w:type="dxa" w:w="80"/>
+            </w:tcMar>
+          </w:tcPr>
+          <w:p>
+            <w:pPr>
+              <w:spacing w:after="0" w:before="0"/>
+            </w:pPr>
+            <w:r>
+              <w:rPr>
+                <w:rFonts w:ascii="Courier New" w:cs="Courier New" w:eastAsia="Courier New" w:hAnsi="Courier New"/>
+                <w:color w:val="E8E8E8"/>
+                <w:sz w:val="15"/>
+                <w:szCs w:val="15"/>
+              </w:rPr>
+              <w:t xml:space="preserve">    return "";</w:t>
+            </w:r>
+          </w:p>
+        </w:tc>
+      </w:tr>
+      <w:tr>
+        <w:tc>
+          <w:tcPr>
+            <w:tcW w:type="dxa" w:w="9746"/>
+            <w:tcBorders>
+              <w:top w:val="none"/>
+              <w:left w:val="none"/>
+              <w:bottom w:val="none"/>
+              <w:right w:val="none"/>
+            </w:tcBorders>
+            <w:shd w:fill="1A1A2E" w:val="clear"/>
+            <w:tcMar>
+              <w:top w:type="dxa" w:w="18"/>
+              <w:left w:type="dxa" w:w="160"/>
+              <w:bottom w:type="dxa" w:w="18"/>
+              <w:right w:type="dxa" w:w="80"/>
+            </w:tcMar>
+          </w:tcPr>
+          <w:p>
+            <w:pPr>
+              <w:spacing w:after="0" w:before="0"/>
+            </w:pPr>
+            <w:r>
+              <w:rPr>
+                <w:rFonts w:ascii="Courier New" w:cs="Courier New" w:eastAsia="Courier New" w:hAnsi="Courier New"/>
+                <w:color w:val="E8E8E8"/>
+                <w:sz w:val="15"/>
+                <w:szCs w:val="15"/>
+              </w:rPr>
+              <w:t xml:space="preserve">}</w:t>
+            </w:r>
+          </w:p>
+        </w:tc>
+      </w:tr>
+    </w:tbl>
+    <w:p>
+      <w:pPr>
+        <w:spacing w:after="60" w:before="0"/>
+      </w:pPr>
+    </w:p>
+    <w:p>
+      <w:pPr>
+        <w:spacing w:after="40" w:before="120"/>
+      </w:pPr>
+      <w:r>
+        <w:rPr>
+          <w:rFonts w:ascii="Arial" w:cs="Arial" w:eastAsia="Arial" w:hAnsi="Arial"/>
+          <w:b/>
+          <w:bCs/>
+          <w:color w:val="2E75B6"/>
+          <w:sz w:val="17"/>
+          <w:szCs w:val="17"/>
+        </w:rPr>
+        <w:t xml:space="preserve">5g. Agent::bfs()  (src/Agent.cpp)</w:t>
+      </w:r>
+    </w:p>
+    <w:tbl>
+      <w:tblPr>
+        <w:tblW w:type="dxa" w:w="9746"/>
+        <w:tblBorders>
+          <w:top w:val="single" w:color="333355" w:sz="2"/>
+          <w:left w:val="single" w:color="2E75B6" w:sz="8"/>
+          <w:bottom w:val="single" w:color="333355" w:sz="2"/>
+          <w:right w:val="single" w:color="333355" w:sz="2"/>
+          <w:insideH w:val="single" w:color="auto" w:sz="4"/>
+          <w:insideV w:val="single" w:color="auto" w:sz="4"/>
+        </w:tblBorders>
+      </w:tblPr>
+      <w:tblGrid>
+        <w:gridCol w:w="9746"/>
+      </w:tblGrid>
+      <w:tr>
+        <w:tc>
+          <w:tcPr>
+            <w:tcW w:type="dxa" w:w="9746"/>
+            <w:tcBorders>
+              <w:top w:val="none"/>
+              <w:left w:val="none"/>
+              <w:bottom w:val="none"/>
+              <w:right w:val="none"/>
+            </w:tcBorders>
+            <w:shd w:fill="1A1A2E" w:val="clear"/>
+            <w:tcMar>
+              <w:top w:type="dxa" w:w="18"/>
+              <w:left w:type="dxa" w:w="160"/>
+              <w:bottom w:type="dxa" w:w="18"/>
+              <w:right w:type="dxa" w:w="80"/>
+            </w:tcMar>
+          </w:tcPr>
+          <w:p>
+            <w:pPr>
+              <w:spacing w:after="0" w:before="0"/>
+            </w:pPr>
+            <w:r>
+              <w:rPr>
+                <w:rFonts w:ascii="Courier New" w:cs="Courier New" w:eastAsia="Courier New" w:hAnsi="Courier New"/>
+                <w:color w:val="E8E8E8"/>
+                <w:sz w:val="15"/>
+                <w:szCs w:val="15"/>
+              </w:rPr>
+              <w:t xml:space="preserve">std::vector&lt;glm::vec2&gt; Agent::bfs(glm::vec2 start, glm::vec2 goal) const {</w:t>
+            </w:r>
+          </w:p>
+        </w:tc>
+      </w:tr>
+      <w:tr>
+        <w:tc>
+          <w:tcPr>
+            <w:tcW w:type="dxa" w:w="9746"/>
+            <w:tcBorders>
+              <w:top w:val="none"/>
+              <w:left w:val="none"/>
+              <w:bottom w:val="none"/>
+              <w:right w:val="none"/>
+            </w:tcBorders>
+            <w:shd w:fill="1A1A2E" w:val="clear"/>
+            <w:tcMar>
+              <w:top w:type="dxa" w:w="18"/>
+              <w:left w:type="dxa" w:w="160"/>
+              <w:bottom w:type="dxa" w:w="18"/>
+              <w:right w:type="dxa" w:w="80"/>
+            </w:tcMar>
+          </w:tcPr>
+          <w:p>
+            <w:pPr>
+              <w:spacing w:after="0" w:before="0"/>
+            </w:pPr>
+            <w:r>
+              <w:rPr>
+                <w:rFonts w:ascii="Courier New" w:cs="Courier New" w:eastAsia="Courier New" w:hAnsi="Courier New"/>
+                <w:color w:val="E8E8E8"/>
+                <w:sz w:val="15"/>
+                <w:szCs w:val="15"/>
+              </w:rPr>
+              <w:t xml:space="preserve">    if (!world) return {};</w:t>
+            </w:r>
+          </w:p>
+        </w:tc>
+      </w:tr>
+      <w:tr>
+        <w:tc>
+          <w:tcPr>
+            <w:tcW w:type="dxa" w:w="9746"/>
+            <w:tcBorders>
+              <w:top w:val="none"/>
+              <w:left w:val="none"/>
+              <w:bottom w:val="none"/>
+              <w:right w:val="none"/>
+            </w:tcBorders>
+            <w:shd w:fill="1A1A2E" w:val="clear"/>
+            <w:tcMar>
+              <w:top w:type="dxa" w:w="18"/>
+              <w:left w:type="dxa" w:w="160"/>
+              <w:bottom w:type="dxa" w:w="18"/>
+              <w:right w:type="dxa" w:w="80"/>
+            </w:tcMar>
+          </w:tcPr>
+          <w:p>
+            <w:pPr>
+              <w:spacing w:after="0" w:before="0"/>
+            </w:pPr>
+            <w:r>
+              <w:rPr>
+                <w:rFonts w:ascii="Courier New" w:cs="Courier New" w:eastAsia="Courier New" w:hAnsi="Courier New"/>
+                <w:color w:val="E8E8E8"/>
+                <w:sz w:val="15"/>
+                <w:szCs w:val="15"/>
+              </w:rPr>
+              <w:t xml:space="preserve">    const WalkGrid&amp; grid = world-&gt;getWalkGrid();</w:t>
+            </w:r>
+          </w:p>
+        </w:tc>
+      </w:tr>
+      <w:tr>
+        <w:tc>
+          <w:tcPr>
+            <w:tcW w:type="dxa" w:w="9746"/>
+            <w:tcBorders>
+              <w:top w:val="none"/>
+              <w:left w:val="none"/>
+              <w:bottom w:val="none"/>
+              <w:right w:val="none"/>
+            </w:tcBorders>
+            <w:shd w:fill="1A1A2E" w:val="clear"/>
+            <w:tcMar>
+              <w:top w:type="dxa" w:w="18"/>
+              <w:left w:type="dxa" w:w="160"/>
+              <w:bottom w:type="dxa" w:w="18"/>
+              <w:right w:type="dxa" w:w="80"/>
+            </w:tcMar>
+          </w:tcPr>
+          <w:p>
+            <w:pPr>
+              <w:spacing w:after="0" w:before="0"/>
+            </w:pPr>
+            <w:r>
+              <w:rPr>
+                <w:rFonts w:ascii="Courier New" w:cs="Courier New" w:eastAsia="Courier New" w:hAnsi="Courier New"/>
+                <w:color w:val="E8E8E8"/>
+                <w:sz w:val="15"/>
+                <w:szCs w:val="15"/>
+              </w:rPr>
+              <w:t xml:space="preserve">    int currentDomain = world-&gt;roomOf(start);</w:t>
+            </w:r>
+          </w:p>
+        </w:tc>
+      </w:tr>
+      <w:tr>
+        <w:tc>
+          <w:tcPr>
+            <w:tcW w:type="dxa" w:w="9746"/>
+            <w:tcBorders>
+              <w:top w:val="none"/>
+              <w:left w:val="none"/>
+              <w:bottom w:val="none"/>
+              <w:right w:val="none"/>
+            </w:tcBorders>
+            <w:shd w:fill="1A1A2E" w:val="clear"/>
+            <w:tcMar>
+              <w:top w:type="dxa" w:w="18"/>
+              <w:left w:type="dxa" w:w="160"/>
+              <w:bottom w:type="dxa" w:w="18"/>
+              <w:right w:type="dxa" w:w="80"/>
+            </w:tcMar>
+          </w:tcPr>
+          <w:p>
+            <w:pPr>
+              <w:spacing w:after="0" w:before="0"/>
+            </w:pPr>
+            <w:r>
+              <w:rPr>
+                <w:rFonts w:ascii="Courier New" w:cs="Courier New" w:eastAsia="Courier New" w:hAnsi="Courier New"/>
+                <w:color w:val="E8E8E8"/>
+                <w:sz w:val="15"/>
+                <w:szCs w:val="15"/>
+              </w:rPr>
+              <w:t xml:space="preserve">    Path p = Pathfinding::findPath(start, goal, grid, {currentDomain});</w:t>
+            </w:r>
+          </w:p>
+        </w:tc>
+      </w:tr>
+      <w:tr>
+        <w:tc>
+          <w:tcPr>
+            <w:tcW w:type="dxa" w:w="9746"/>
+            <w:tcBorders>
+              <w:top w:val="none"/>
+              <w:left w:val="none"/>
+              <w:bottom w:val="none"/>
+              <w:right w:val="none"/>
+            </w:tcBorders>
+            <w:shd w:fill="1A1A2E" w:val="clear"/>
+            <w:tcMar>
+              <w:top w:type="dxa" w:w="18"/>
+              <w:left w:type="dxa" w:w="160"/>
+              <w:bottom w:type="dxa" w:w="18"/>
+              <w:right w:type="dxa" w:w="80"/>
+            </w:tcMar>
+          </w:tcPr>
+          <w:p>
+            <w:pPr>
+              <w:spacing w:after="0" w:before="0"/>
+            </w:pPr>
+            <w:r>
+              <w:rPr>
+                <w:rFonts w:ascii="Courier New" w:cs="Courier New" w:eastAsia="Courier New" w:hAnsi="Courier New"/>
+                <w:color w:val="E8E8E8"/>
+                <w:sz w:val="15"/>
+                <w:szCs w:val="15"/>
+              </w:rPr>
+              <w:t xml:space="preserve">    return p.found ? p.waypoints : std::vector&lt;glm::vec2&gt;();</w:t>
+            </w:r>
+          </w:p>
+        </w:tc>
+      </w:tr>
+      <w:tr>
+        <w:tc>
+          <w:tcPr>
+            <w:tcW w:type="dxa" w:w="9746"/>
+            <w:tcBorders>
+              <w:top w:val="none"/>
+              <w:left w:val="none"/>
+              <w:bottom w:val="none"/>
+              <w:right w:val="none"/>
+            </w:tcBorders>
+            <w:shd w:fill="1A1A2E" w:val="clear"/>
+            <w:tcMar>
+              <w:top w:type="dxa" w:w="18"/>
+              <w:left w:type="dxa" w:w="160"/>
+              <w:bottom w:type="dxa" w:w="18"/>
+              <w:right w:type="dxa" w:w="80"/>
+            </w:tcMar>
+          </w:tcPr>
+          <w:p>
+            <w:pPr>
+              <w:spacing w:after="0" w:before="0"/>
+            </w:pPr>
+            <w:r>
+              <w:rPr>
+                <w:rFonts w:ascii="Courier New" w:cs="Courier New" w:eastAsia="Courier New" w:hAnsi="Courier New"/>
+                <w:color w:val="E8E8E8"/>
+                <w:sz w:val="15"/>
+                <w:szCs w:val="15"/>
+              </w:rPr>
+              <w:t xml:space="preserve">}</w:t>
+            </w:r>
+          </w:p>
+        </w:tc>
+      </w:tr>
+    </w:tbl>
+    <w:p>
+      <w:pPr>
+        <w:spacing w:after="60" w:before="0"/>
+      </w:pPr>
+    </w:p>
+    <w:p>
+      <w:pPr>
+        <w:spacing w:after="40" w:before="120"/>
+      </w:pPr>
+      <w:r>
+        <w:rPr>
+          <w:rFonts w:ascii="Arial" w:cs="Arial" w:eastAsia="Arial" w:hAnsi="Arial"/>
+          <w:b/>
+          <w:bCs/>
+          <w:color w:val="2E75B6"/>
+          <w:sz w:val="17"/>
+          <w:szCs w:val="17"/>
+        </w:rPr>
+        <w:t xml:space="preserve">5h. Agent::pickPosition()  (src/Agent.cpp)</w:t>
+      </w:r>
+    </w:p>
+    <w:tbl>
+      <w:tblPr>
+        <w:tblW w:type="dxa" w:w="9746"/>
+        <w:tblBorders>
+          <w:top w:val="single" w:color="333355" w:sz="2"/>
+          <w:left w:val="single" w:color="2E75B6" w:sz="8"/>
+          <w:bottom w:val="single" w:color="333355" w:sz="2"/>
+          <w:right w:val="single" w:color="333355" w:sz="2"/>
+          <w:insideH w:val="single" w:color="auto" w:sz="4"/>
+          <w:insideV w:val="single" w:color="auto" w:sz="4"/>
+        </w:tblBorders>
+      </w:tblPr>
+      <w:tblGrid>
+        <w:gridCol w:w="9746"/>
+      </w:tblGrid>
+      <w:tr>
+        <w:tc>
+          <w:tcPr>
+            <w:tcW w:type="dxa" w:w="9746"/>
+            <w:tcBorders>
+              <w:top w:val="none"/>
+              <w:left w:val="none"/>
+              <w:bottom w:val="none"/>
+              <w:right w:val="none"/>
+            </w:tcBorders>
+            <w:shd w:fill="1A1A2E" w:val="clear"/>
+            <w:tcMar>
+              <w:top w:type="dxa" w:w="18"/>
+              <w:left w:type="dxa" w:w="160"/>
+              <w:bottom w:type="dxa" w:w="18"/>
+              <w:right w:type="dxa" w:w="80"/>
+            </w:tcMar>
+          </w:tcPr>
+          <w:p>
+            <w:pPr>
+              <w:spacing w:after="0" w:before="0"/>
+            </w:pPr>
+            <w:r>
+              <w:rPr>
+                <w:rFonts w:ascii="Courier New" w:cs="Courier New" w:eastAsia="Courier New" w:hAnsi="Courier New"/>
+                <w:color w:val="E8E8E8"/>
+                <w:sz w:val="15"/>
+                <w:szCs w:val="15"/>
+              </w:rPr>
+              <w:t xml:space="preserve">glm::vec2 Agent::pickPosition() const {</w:t>
+            </w:r>
+          </w:p>
+        </w:tc>
+      </w:tr>
+      <w:tr>
+        <w:tc>
+          <w:tcPr>
+            <w:tcW w:type="dxa" w:w="9746"/>
+            <w:tcBorders>
+              <w:top w:val="none"/>
+              <w:left w:val="none"/>
+              <w:bottom w:val="none"/>
+              <w:right w:val="none"/>
+            </w:tcBorders>
+            <w:shd w:fill="1A1A2E" w:val="clear"/>
+            <w:tcMar>
+              <w:top w:type="dxa" w:w="18"/>
+              <w:left w:type="dxa" w:w="160"/>
+              <w:bottom w:type="dxa" w:w="18"/>
+              <w:right w:type="dxa" w:w="80"/>
+            </w:tcMar>
+          </w:tcPr>
+          <w:p>
+            <w:pPr>
+              <w:spacing w:after="0" w:before="0"/>
+            </w:pPr>
+            <w:r>
+              <w:rPr>
+                <w:rFonts w:ascii="Courier New" w:cs="Courier New" w:eastAsia="Courier New" w:hAnsi="Courier New"/>
+                <w:color w:val="E8E8E8"/>
+                <w:sz w:val="15"/>
+                <w:szCs w:val="15"/>
+              </w:rPr>
+              <w:t xml:space="preserve">    const Activity* act = world-&gt;findActivity(activity);</w:t>
+            </w:r>
+          </w:p>
+        </w:tc>
+      </w:tr>
+      <w:tr>
+        <w:tc>
+          <w:tcPr>
+            <w:tcW w:type="dxa" w:w="9746"/>
+            <w:tcBorders>
+              <w:top w:val="none"/>
+              <w:left w:val="none"/>
+              <w:bottom w:val="none"/>
+              <w:right w:val="none"/>
+            </w:tcBorders>
+            <w:shd w:fill="1A1A2E" w:val="clear"/>
+            <w:tcMar>
+              <w:top w:type="dxa" w:w="18"/>
+              <w:left w:type="dxa" w:w="160"/>
+              <w:bottom w:type="dxa" w:w="18"/>
+              <w:right w:type="dxa" w:w="80"/>
+            </w:tcMar>
+          </w:tcPr>
+          <w:p>
+            <w:pPr>
+              <w:spacing w:after="0" w:before="0"/>
+            </w:pPr>
+            <w:r>
+              <w:rPr>
+                <w:rFonts w:ascii="Courier New" w:cs="Courier New" w:eastAsia="Courier New" w:hAnsi="Courier New"/>
+                <w:color w:val="E8E8E8"/>
+                <w:sz w:val="15"/>
+                <w:szCs w:val="15"/>
+              </w:rPr>
+              <w:t xml:space="preserve">    if (!act || act-&gt;positions.empty()) return positionCurrent;</w:t>
+            </w:r>
+          </w:p>
+        </w:tc>
+      </w:tr>
+      <w:tr>
+        <w:tc>
+          <w:tcPr>
+            <w:tcW w:type="dxa" w:w="9746"/>
+            <w:tcBorders>
+              <w:top w:val="none"/>
+              <w:left w:val="none"/>
+              <w:bottom w:val="none"/>
+              <w:right w:val="none"/>
+            </w:tcBorders>
+            <w:shd w:fill="1A1A2E" w:val="clear"/>
+            <w:tcMar>
+              <w:top w:type="dxa" w:w="18"/>
+              <w:left w:type="dxa" w:w="160"/>
+              <w:bottom w:type="dxa" w:w="18"/>
+              <w:right w:type="dxa" w:w="80"/>
+            </w:tcMar>
+          </w:tcPr>
+          <w:p>
+            <w:pPr>
+              <w:spacing w:after="0" w:before="0"/>
+            </w:pPr>
+            <w:r>
+              <w:rPr>
+                <w:rFonts w:ascii="Courier New" w:cs="Courier New" w:eastAsia="Courier New" w:hAnsi="Courier New"/>
+                <w:color w:val="E8E8E8"/>
+                <w:sz w:val="15"/>
+                <w:szCs w:val="15"/>
+              </w:rPr>
+              <w:t xml:space="preserve">    if (activity == "idle") return randChoice(act-&gt;positions);</w:t>
+            </w:r>
+          </w:p>
+        </w:tc>
+      </w:tr>
+      <w:tr>
+        <w:tc>
+          <w:tcPr>
+            <w:tcW w:type="dxa" w:w="9746"/>
+            <w:tcBorders>
+              <w:top w:val="none"/>
+              <w:left w:val="none"/>
+              <w:bottom w:val="none"/>
+              <w:right w:val="none"/>
+            </w:tcBorders>
+            <w:shd w:fill="1A1A2E" w:val="clear"/>
+            <w:tcMar>
+              <w:top w:type="dxa" w:w="18"/>
+              <w:left w:type="dxa" w:w="160"/>
+              <w:bottom w:type="dxa" w:w="18"/>
+              <w:right w:type="dxa" w:w="80"/>
+            </w:tcMar>
+          </w:tcPr>
+          <w:p>
+            <w:pPr>
+              <w:spacing w:after="0" w:before="0"/>
+            </w:pPr>
+            <w:r>
+              <w:rPr>
+                <w:rFonts w:ascii="Courier New" w:cs="Courier New" w:eastAsia="Courier New" w:hAnsi="Courier New"/>
+                <w:color w:val="E8E8E8"/>
+                <w:sz w:val="15"/>
+                <w:szCs w:val="15"/>
+              </w:rPr>
+              <w:t xml:space="preserve">    std::vector&lt;glm::vec2&gt; sorted = act-&gt;positions;</w:t>
+            </w:r>
+          </w:p>
+        </w:tc>
+      </w:tr>
+      <w:tr>
+        <w:tc>
+          <w:tcPr>
+            <w:tcW w:type="dxa" w:w="9746"/>
+            <w:tcBorders>
+              <w:top w:val="none"/>
+              <w:left w:val="none"/>
+              <w:bottom w:val="none"/>
+              <w:right w:val="none"/>
+            </w:tcBorders>
+            <w:shd w:fill="1A1A2E" w:val="clear"/>
+            <w:tcMar>
+              <w:top w:type="dxa" w:w="18"/>
+              <w:left w:type="dxa" w:w="160"/>
+              <w:bottom w:type="dxa" w:w="18"/>
+              <w:right w:type="dxa" w:w="80"/>
+            </w:tcMar>
+          </w:tcPr>
+          <w:p>
+            <w:pPr>
+              <w:spacing w:after="0" w:before="0"/>
+            </w:pPr>
+            <w:r>
+              <w:rPr>
+                <w:rFonts w:ascii="Courier New" w:cs="Courier New" w:eastAsia="Courier New" w:hAnsi="Courier New"/>
+                <w:color w:val="E8E8E8"/>
+                <w:sz w:val="15"/>
+                <w:szCs w:val="15"/>
+              </w:rPr>
+              <w:t xml:space="preserve">    std::sort(sorted.begin(), sorted.end(), [this](const glm::vec2&amp; a, const glm::vec2&amp; b) {</w:t>
+            </w:r>
+          </w:p>
+        </w:tc>
+      </w:tr>
+      <w:tr>
+        <w:tc>
+          <w:tcPr>
+            <w:tcW w:type="dxa" w:w="9746"/>
+            <w:tcBorders>
+              <w:top w:val="none"/>
+              <w:left w:val="none"/>
+              <w:bottom w:val="none"/>
+              <w:right w:val="none"/>
+            </w:tcBorders>
+            <w:shd w:fill="1A1A2E" w:val="clear"/>
+            <w:tcMar>
+              <w:top w:type="dxa" w:w="18"/>
+              <w:left w:type="dxa" w:w="160"/>
+              <w:bottom w:type="dxa" w:w="18"/>
+              <w:right w:type="dxa" w:w="80"/>
+            </w:tcMar>
+          </w:tcPr>
+          <w:p>
+            <w:pPr>
+              <w:spacing w:after="0" w:before="0"/>
+            </w:pPr>
+            <w:r>
+              <w:rPr>
+                <w:rFonts w:ascii="Courier New" w:cs="Courier New" w:eastAsia="Courier New" w:hAnsi="Courier New"/>
+                <w:color w:val="E8E8E8"/>
+                <w:sz w:val="15"/>
+                <w:szCs w:val="15"/>
+              </w:rPr>
+              <w:t xml:space="preserve">        float da = std::abs(a.x-positionCurrent.x)+std::abs(a.y-positionCurrent.y);</w:t>
+            </w:r>
+          </w:p>
+        </w:tc>
+      </w:tr>
+      <w:tr>
+        <w:tc>
+          <w:tcPr>
+            <w:tcW w:type="dxa" w:w="9746"/>
+            <w:tcBorders>
+              <w:top w:val="none"/>
+              <w:left w:val="none"/>
+              <w:bottom w:val="none"/>
+              <w:right w:val="none"/>
+            </w:tcBorders>
+            <w:shd w:fill="1A1A2E" w:val="clear"/>
+            <w:tcMar>
+              <w:top w:type="dxa" w:w="18"/>
+              <w:left w:type="dxa" w:w="160"/>
+              <w:bottom w:type="dxa" w:w="18"/>
+              <w:right w:type="dxa" w:w="80"/>
+            </w:tcMar>
+          </w:tcPr>
+          <w:p>
+            <w:pPr>
+              <w:spacing w:after="0" w:before="0"/>
+            </w:pPr>
+            <w:r>
+              <w:rPr>
+                <w:rFonts w:ascii="Courier New" w:cs="Courier New" w:eastAsia="Courier New" w:hAnsi="Courier New"/>
+                <w:color w:val="E8E8E8"/>
+                <w:sz w:val="15"/>
+                <w:szCs w:val="15"/>
+              </w:rPr>
+              <w:t xml:space="preserve">        float db = std::abs(b.x-positionCurrent.x)+std::abs(b.y-positionCurrent.y);</w:t>
+            </w:r>
+          </w:p>
+        </w:tc>
+      </w:tr>
+      <w:tr>
+        <w:tc>
+          <w:tcPr>
+            <w:tcW w:type="dxa" w:w="9746"/>
+            <w:tcBorders>
+              <w:top w:val="none"/>
+              <w:left w:val="none"/>
+              <w:bottom w:val="none"/>
+              <w:right w:val="none"/>
+            </w:tcBorders>
+            <w:shd w:fill="1A1A2E" w:val="clear"/>
+            <w:tcMar>
+              <w:top w:type="dxa" w:w="18"/>
+              <w:left w:type="dxa" w:w="160"/>
+              <w:bottom w:type="dxa" w:w="18"/>
+              <w:right w:type="dxa" w:w="80"/>
+            </w:tcMar>
+          </w:tcPr>
+          <w:p>
+            <w:pPr>
+              <w:spacing w:after="0" w:before="0"/>
+            </w:pPr>
+            <w:r>
+              <w:rPr>
+                <w:rFonts w:ascii="Courier New" w:cs="Courier New" w:eastAsia="Courier New" w:hAnsi="Courier New"/>
+                <w:color w:val="E8E8E8"/>
+                <w:sz w:val="15"/>
+                <w:szCs w:val="15"/>
+              </w:rPr>
+              <w:t xml:space="preserve">        return da &lt; db; });</w:t>
+            </w:r>
+          </w:p>
+        </w:tc>
+      </w:tr>
+      <w:tr>
+        <w:tc>
+          <w:tcPr>
+            <w:tcW w:type="dxa" w:w="9746"/>
+            <w:tcBorders>
+              <w:top w:val="none"/>
+              <w:left w:val="none"/>
+              <w:bottom w:val="none"/>
+              <w:right w:val="none"/>
+            </w:tcBorders>
+            <w:shd w:fill="1A1A2E" w:val="clear"/>
+            <w:tcMar>
+              <w:top w:type="dxa" w:w="18"/>
+              <w:left w:type="dxa" w:w="160"/>
+              <w:bottom w:type="dxa" w:w="18"/>
+              <w:right w:type="dxa" w:w="80"/>
+            </w:tcMar>
+          </w:tcPr>
+          <w:p>
+            <w:pPr>
+              <w:spacing w:after="0" w:before="0"/>
+            </w:pPr>
+            <w:r>
+              <w:rPr>
+                <w:rFonts w:ascii="Courier New" w:cs="Courier New" w:eastAsia="Courier New" w:hAnsi="Courier New"/>
+                <w:color w:val="E8E8E8"/>
+                <w:sz w:val="15"/>
+                <w:szCs w:val="15"/>
+              </w:rPr>
+              <w:t xml:space="preserve">    size_t half = sorted.size() / 2;</w:t>
+            </w:r>
+          </w:p>
+        </w:tc>
+      </w:tr>
+      <w:tr>
+        <w:tc>
+          <w:tcPr>
+            <w:tcW w:type="dxa" w:w="9746"/>
+            <w:tcBorders>
+              <w:top w:val="none"/>
+              <w:left w:val="none"/>
+              <w:bottom w:val="none"/>
+              <w:right w:val="none"/>
+            </w:tcBorders>
+            <w:shd w:fill="1A1A2E" w:val="clear"/>
+            <w:tcMar>
+              <w:top w:type="dxa" w:w="18"/>
+              <w:left w:type="dxa" w:w="160"/>
+              <w:bottom w:type="dxa" w:w="18"/>
+              <w:right w:type="dxa" w:w="80"/>
+            </w:tcMar>
+          </w:tcPr>
+          <w:p>
+            <w:pPr>
+              <w:spacing w:after="0" w:before="0"/>
+            </w:pPr>
+            <w:r>
+              <w:rPr>
+                <w:rFonts w:ascii="Courier New" w:cs="Courier New" w:eastAsia="Courier New" w:hAnsi="Courier New"/>
+                <w:color w:val="E8E8E8"/>
+                <w:sz w:val="15"/>
+                <w:szCs w:val="15"/>
+              </w:rPr>
+              <w:t xml:space="preserve">    if (half &gt; 0 &amp;&amp; uniform01() &lt; 0.75f)</w:t>
+            </w:r>
+          </w:p>
+        </w:tc>
+      </w:tr>
+      <w:tr>
+        <w:tc>
+          <w:tcPr>
+            <w:tcW w:type="dxa" w:w="9746"/>
+            <w:tcBorders>
+              <w:top w:val="none"/>
+              <w:left w:val="none"/>
+              <w:bottom w:val="none"/>
+              <w:right w:val="none"/>
+            </w:tcBorders>
+            <w:shd w:fill="1A1A2E" w:val="clear"/>
+            <w:tcMar>
+              <w:top w:type="dxa" w:w="18"/>
+              <w:left w:type="dxa" w:w="160"/>
+              <w:bottom w:type="dxa" w:w="18"/>
+              <w:right w:type="dxa" w:w="80"/>
+            </w:tcMar>
+          </w:tcPr>
+          <w:p>
+            <w:pPr>
+              <w:spacing w:after="0" w:before="0"/>
+            </w:pPr>
+            <w:r>
+              <w:rPr>
+                <w:rFonts w:ascii="Courier New" w:cs="Courier New" w:eastAsia="Courier New" w:hAnsi="Courier New"/>
+                <w:color w:val="E8E8E8"/>
+                <w:sz w:val="15"/>
+                <w:szCs w:val="15"/>
+              </w:rPr>
+              <w:t xml:space="preserve">        return sorted[randInt(0, (int)half - 1)];</w:t>
+            </w:r>
+          </w:p>
+        </w:tc>
+      </w:tr>
+      <w:tr>
+        <w:tc>
+          <w:tcPr>
+            <w:tcW w:type="dxa" w:w="9746"/>
+            <w:tcBorders>
+              <w:top w:val="none"/>
+              <w:left w:val="none"/>
+              <w:bottom w:val="none"/>
+              <w:right w:val="none"/>
+            </w:tcBorders>
+            <w:shd w:fill="1A1A2E" w:val="clear"/>
+            <w:tcMar>
+              <w:top w:type="dxa" w:w="18"/>
+              <w:left w:type="dxa" w:w="160"/>
+              <w:bottom w:type="dxa" w:w="18"/>
+              <w:right w:type="dxa" w:w="80"/>
+            </w:tcMar>
+          </w:tcPr>
+          <w:p>
+            <w:pPr>
+              <w:spacing w:after="0" w:before="0"/>
+            </w:pPr>
+            <w:r>
+              <w:rPr>
+                <w:rFonts w:ascii="Courier New" w:cs="Courier New" w:eastAsia="Courier New" w:hAnsi="Courier New"/>
+                <w:color w:val="E8E8E8"/>
+                <w:sz w:val="15"/>
+                <w:szCs w:val="15"/>
+              </w:rPr>
+              <w:t xml:space="preserve">    return randChoice(sorted);</w:t>
+            </w:r>
+          </w:p>
+        </w:tc>
+      </w:tr>
+      <w:tr>
+        <w:tc>
+          <w:tcPr>
+            <w:tcW w:type="dxa" w:w="9746"/>
+            <w:tcBorders>
+              <w:top w:val="none"/>
+              <w:left w:val="none"/>
+              <w:bottom w:val="none"/>
+              <w:right w:val="none"/>
+            </w:tcBorders>
+            <w:shd w:fill="1A1A2E" w:val="clear"/>
+            <w:tcMar>
+              <w:top w:type="dxa" w:w="18"/>
+              <w:left w:type="dxa" w:w="160"/>
+              <w:bottom w:type="dxa" w:w="18"/>
+              <w:right w:type="dxa" w:w="80"/>
+            </w:tcMar>
+          </w:tcPr>
+          <w:p>
+            <w:pPr>
+              <w:spacing w:after="0" w:before="0"/>
+            </w:pPr>
+            <w:r>
+              <w:rPr>
+                <w:rFonts w:ascii="Courier New" w:cs="Courier New" w:eastAsia="Courier New" w:hAnsi="Courier New"/>
+                <w:color w:val="E8E8E8"/>
+                <w:sz w:val="15"/>
+                <w:szCs w:val="15"/>
+              </w:rPr>
+              <w:t xml:space="preserve">}</w:t>
+            </w:r>
+          </w:p>
+        </w:tc>
+      </w:tr>
+    </w:tbl>
+    <w:p>
+      <w:pPr>
+        <w:spacing w:after="60" w:before="0"/>
+      </w:pPr>
+    </w:p>
+    <w:p>
+      <w:pPr>
+        <w:spacing w:after="40" w:before="120"/>
+      </w:pPr>
+      <w:r>
+        <w:rPr>
+          <w:rFonts w:ascii="Arial" w:cs="Arial" w:eastAsia="Arial" w:hAnsi="Arial"/>
+          <w:b/>
+          <w:bCs/>
+          <w:color w:val="2E75B6"/>
+          <w:sz w:val="17"/>
+          <w:szCs w:val="17"/>
+        </w:rPr>
+        <w:t xml:space="preserve">5i. Agent::routeTo()  (src/Agent.cpp)</w:t>
+      </w:r>
+    </w:p>
+    <w:tbl>
+      <w:tblPr>
+        <w:tblW w:type="dxa" w:w="9746"/>
+        <w:tblBorders>
+          <w:top w:val="single" w:color="333355" w:sz="2"/>
+          <w:left w:val="single" w:color="2E75B6" w:sz="8"/>
+          <w:bottom w:val="single" w:color="333355" w:sz="2"/>
+          <w:right w:val="single" w:color="333355" w:sz="2"/>
+          <w:insideH w:val="single" w:color="auto" w:sz="4"/>
+          <w:insideV w:val="single" w:color="auto" w:sz="4"/>
+        </w:tblBorders>
+      </w:tblPr>
+      <w:tblGrid>
+        <w:gridCol w:w="9746"/>
+      </w:tblGrid>
+      <w:tr>
+        <w:tc>
+          <w:tcPr>
+            <w:tcW w:type="dxa" w:w="9746"/>
+            <w:tcBorders>
+              <w:top w:val="none"/>
+              <w:left w:val="none"/>
+              <w:bottom w:val="none"/>
+              <w:right w:val="none"/>
+            </w:tcBorders>
+            <w:shd w:fill="1A1A2E" w:val="clear"/>
+            <w:tcMar>
+              <w:top w:type="dxa" w:w="18"/>
+              <w:left w:type="dxa" w:w="160"/>
+              <w:bottom w:type="dxa" w:w="18"/>
+              <w:right w:type="dxa" w:w="80"/>
+            </w:tcMar>
+          </w:tcPr>
+          <w:p>
+            <w:pPr>
+              <w:spacing w:after="0" w:before="0"/>
+            </w:pPr>
+            <w:r>
+              <w:rPr>
+                <w:rFonts w:ascii="Courier New" w:cs="Courier New" w:eastAsia="Courier New" w:hAnsi="Courier New"/>
+                <w:color w:val="E8E8E8"/>
+                <w:sz w:val="15"/>
+                <w:szCs w:val="15"/>
+              </w:rPr>
+              <w:t xml:space="preserve">void Agent::routeTo(glm::vec2 goal) {</w:t>
+            </w:r>
+          </w:p>
+        </w:tc>
+      </w:tr>
+      <w:tr>
+        <w:tc>
+          <w:tcPr>
+            <w:tcW w:type="dxa" w:w="9746"/>
+            <w:tcBorders>
+              <w:top w:val="none"/>
+              <w:left w:val="none"/>
+              <w:bottom w:val="none"/>
+              <w:right w:val="none"/>
+            </w:tcBorders>
+            <w:shd w:fill="1A1A2E" w:val="clear"/>
+            <w:tcMar>
+              <w:top w:type="dxa" w:w="18"/>
+              <w:left w:type="dxa" w:w="160"/>
+              <w:bottom w:type="dxa" w:w="18"/>
+              <w:right w:type="dxa" w:w="80"/>
+            </w:tcMar>
+          </w:tcPr>
+          <w:p>
+            <w:pPr>
+              <w:spacing w:after="0" w:before="0"/>
+            </w:pPr>
+            <w:r>
+              <w:rPr>
+                <w:rFonts w:ascii="Courier New" w:cs="Courier New" w:eastAsia="Courier New" w:hAnsi="Courier New"/>
+                <w:color w:val="E8E8E8"/>
+                <w:sz w:val="15"/>
+                <w:szCs w:val="15"/>
+              </w:rPr>
+              <w:t xml:space="preserve">    Path p = Pathfinding::findPath(positionCurrent, goal, world-&gt;getWalkGrid(), allowedDomains());</w:t>
+            </w:r>
+          </w:p>
+        </w:tc>
+      </w:tr>
+      <w:tr>
+        <w:tc>
+          <w:tcPr>
+            <w:tcW w:type="dxa" w:w="9746"/>
+            <w:tcBorders>
+              <w:top w:val="none"/>
+              <w:left w:val="none"/>
+              <w:bottom w:val="none"/>
+              <w:right w:val="none"/>
+            </w:tcBorders>
+            <w:shd w:fill="1A1A2E" w:val="clear"/>
+            <w:tcMar>
+              <w:top w:type="dxa" w:w="18"/>
+              <w:left w:type="dxa" w:w="160"/>
+              <w:bottom w:type="dxa" w:w="18"/>
+              <w:right w:type="dxa" w:w="80"/>
+            </w:tcMar>
+          </w:tcPr>
+          <w:p>
+            <w:pPr>
+              <w:spacing w:after="0" w:before="0"/>
+            </w:pPr>
+            <w:r>
+              <w:rPr>
+                <w:rFonts w:ascii="Courier New" w:cs="Courier New" w:eastAsia="Courier New" w:hAnsi="Courier New"/>
+                <w:color w:val="E8E8E8"/>
+                <w:sz w:val="15"/>
+                <w:szCs w:val="15"/>
+              </w:rPr>
+              <w:t xml:space="preserve">    if (p.found) path.insert(path.end(), p.waypoints.begin(), p.waypoints.end());</w:t>
+            </w:r>
+          </w:p>
+        </w:tc>
+      </w:tr>
+      <w:tr>
+        <w:tc>
+          <w:tcPr>
+            <w:tcW w:type="dxa" w:w="9746"/>
+            <w:tcBorders>
+              <w:top w:val="none"/>
+              <w:left w:val="none"/>
+              <w:bottom w:val="none"/>
+              <w:right w:val="none"/>
+            </w:tcBorders>
+            <w:shd w:fill="1A1A2E" w:val="clear"/>
+            <w:tcMar>
+              <w:top w:type="dxa" w:w="18"/>
+              <w:left w:type="dxa" w:w="160"/>
+              <w:bottom w:type="dxa" w:w="18"/>
+              <w:right w:type="dxa" w:w="80"/>
+            </w:tcMar>
+          </w:tcPr>
+          <w:p>
+            <w:pPr>
+              <w:spacing w:after="0" w:before="0"/>
+            </w:pPr>
+            <w:r>
+              <w:rPr>
+                <w:rFonts w:ascii="Courier New" w:cs="Courier New" w:eastAsia="Courier New" w:hAnsi="Courier New"/>
+                <w:color w:val="E8E8E8"/>
+                <w:sz w:val="15"/>
+                <w:szCs w:val="15"/>
+              </w:rPr>
+              <w:t xml:space="preserve">    else path.assign(randInt(5, 15), positionCurrent);</w:t>
+            </w:r>
+          </w:p>
+        </w:tc>
+      </w:tr>
+      <w:tr>
+        <w:tc>
+          <w:tcPr>
+            <w:tcW w:type="dxa" w:w="9746"/>
+            <w:tcBorders>
+              <w:top w:val="none"/>
+              <w:left w:val="none"/>
+              <w:bottom w:val="none"/>
+              <w:right w:val="none"/>
+            </w:tcBorders>
+            <w:shd w:fill="1A1A2E" w:val="clear"/>
+            <w:tcMar>
+              <w:top w:type="dxa" w:w="18"/>
+              <w:left w:type="dxa" w:w="160"/>
+              <w:bottom w:type="dxa" w:w="18"/>
+              <w:right w:type="dxa" w:w="80"/>
+            </w:tcMar>
+          </w:tcPr>
+          <w:p>
+            <w:pPr>
+              <w:spacing w:after="0" w:before="0"/>
+            </w:pPr>
+            <w:r>
+              <w:rPr>
+                <w:rFonts w:ascii="Courier New" w:cs="Courier New" w:eastAsia="Courier New" w:hAnsi="Courier New"/>
+                <w:color w:val="E8E8E8"/>
+                <w:sz w:val="15"/>
+                <w:szCs w:val="15"/>
+              </w:rPr>
+              <w:t xml:space="preserve">}</w:t>
+            </w:r>
+          </w:p>
+        </w:tc>
+      </w:tr>
+    </w:tbl>
+    <w:p>
+      <w:pPr>
+        <w:spacing w:after="60" w:before="0"/>
+      </w:pPr>
+    </w:p>
+    <w:p>
+      <w:pPr>
+        <w:spacing w:after="40" w:before="120"/>
+      </w:pPr>
+      <w:r>
+        <w:rPr>
+          <w:rFonts w:ascii="Arial" w:cs="Arial" w:eastAsia="Arial" w:hAnsi="Arial"/>
+          <w:b/>
+          <w:bCs/>
+          <w:color w:val="2E75B6"/>
+          <w:sz w:val="17"/>
+          <w:szCs w:val="17"/>
+        </w:rPr>
+        <w:t xml:space="preserve">5j. Agent::allowedDomains()  (src/Agent.cpp)</w:t>
+      </w:r>
+    </w:p>
+    <w:tbl>
+      <w:tblPr>
+        <w:tblW w:type="dxa" w:w="9746"/>
+        <w:tblBorders>
+          <w:top w:val="single" w:color="333355" w:sz="2"/>
+          <w:left w:val="single" w:color="2E75B6" w:sz="8"/>
+          <w:bottom w:val="single" w:color="333355" w:sz="2"/>
+          <w:right w:val="single" w:color="333355" w:sz="2"/>
+          <w:insideH w:val="single" w:color="auto" w:sz="4"/>
+          <w:insideV w:val="single" w:color="auto" w:sz="4"/>
+        </w:tblBorders>
+      </w:tblPr>
+      <w:tblGrid>
+        <w:gridCol w:w="9746"/>
+      </w:tblGrid>
+      <w:tr>
+        <w:tc>
+          <w:tcPr>
+            <w:tcW w:type="dxa" w:w="9746"/>
+            <w:tcBorders>
+              <w:top w:val="none"/>
+              <w:left w:val="none"/>
+              <w:bottom w:val="none"/>
+              <w:right w:val="none"/>
+            </w:tcBorders>
+            <w:shd w:fill="1A1A2E" w:val="clear"/>
+            <w:tcMar>
+              <w:top w:type="dxa" w:w="18"/>
+              <w:left w:type="dxa" w:w="160"/>
+              <w:bottom w:type="dxa" w:w="18"/>
+              <w:right w:type="dxa" w:w="80"/>
+            </w:tcMar>
+          </w:tcPr>
+          <w:p>
+            <w:pPr>
+              <w:spacing w:after="0" w:before="0"/>
+            </w:pPr>
+            <w:r>
+              <w:rPr>
+                <w:rFonts w:ascii="Courier New" w:cs="Courier New" w:eastAsia="Courier New" w:hAnsi="Courier New"/>
+                <w:color w:val="E8E8E8"/>
+                <w:sz w:val="15"/>
+                <w:szCs w:val="15"/>
+              </w:rPr>
+              <w:t xml:space="preserve">std::vector&lt;int&gt; Agent::allowedDomains() const {</w:t>
+            </w:r>
+          </w:p>
+        </w:tc>
+      </w:tr>
+      <w:tr>
+        <w:tc>
+          <w:tcPr>
+            <w:tcW w:type="dxa" w:w="9746"/>
+            <w:tcBorders>
+              <w:top w:val="none"/>
+              <w:left w:val="none"/>
+              <w:bottom w:val="none"/>
+              <w:right w:val="none"/>
+            </w:tcBorders>
+            <w:shd w:fill="1A1A2E" w:val="clear"/>
+            <w:tcMar>
+              <w:top w:type="dxa" w:w="18"/>
+              <w:left w:type="dxa" w:w="160"/>
+              <w:bottom w:type="dxa" w:w="18"/>
+              <w:right w:type="dxa" w:w="80"/>
+            </w:tcMar>
+          </w:tcPr>
+          <w:p>
+            <w:pPr>
+              <w:spacing w:after="0" w:before="0"/>
+            </w:pPr>
+            <w:r>
+              <w:rPr>
+                <w:rFonts w:ascii="Courier New" w:cs="Courier New" w:eastAsia="Courier New" w:hAnsi="Courier New"/>
+                <w:color w:val="E8E8E8"/>
+                <w:sz w:val="15"/>
+                <w:szCs w:val="15"/>
+              </w:rPr>
+              <w:t xml:space="preserve">    std::vector&lt;int&gt; allowed;</w:t>
+            </w:r>
+          </w:p>
+        </w:tc>
+      </w:tr>
+      <w:tr>
+        <w:tc>
+          <w:tcPr>
+            <w:tcW w:type="dxa" w:w="9746"/>
+            <w:tcBorders>
+              <w:top w:val="none"/>
+              <w:left w:val="none"/>
+              <w:bottom w:val="none"/>
+              <w:right w:val="none"/>
+            </w:tcBorders>
+            <w:shd w:fill="1A1A2E" w:val="clear"/>
+            <w:tcMar>
+              <w:top w:type="dxa" w:w="18"/>
+              <w:left w:type="dxa" w:w="160"/>
+              <w:bottom w:type="dxa" w:w="18"/>
+              <w:right w:type="dxa" w:w="80"/>
+            </w:tcMar>
+          </w:tcPr>
+          <w:p>
+            <w:pPr>
+              <w:spacing w:after="0" w:before="0"/>
+            </w:pPr>
+            <w:r>
+              <w:rPr>
+                <w:rFonts w:ascii="Courier New" w:cs="Courier New" w:eastAsia="Courier New" w:hAnsi="Courier New"/>
+                <w:color w:val="E8E8E8"/>
+                <w:sz w:val="15"/>
+                <w:szCs w:val="15"/>
+              </w:rPr>
+              <w:t xml:space="preserve">    const Activity* act = world-&gt;findActivity(activity);</w:t>
+            </w:r>
+          </w:p>
+        </w:tc>
+      </w:tr>
+      <w:tr>
+        <w:tc>
+          <w:tcPr>
+            <w:tcW w:type="dxa" w:w="9746"/>
+            <w:tcBorders>
+              <w:top w:val="none"/>
+              <w:left w:val="none"/>
+              <w:bottom w:val="none"/>
+              <w:right w:val="none"/>
+            </w:tcBorders>
+            <w:shd w:fill="1A1A2E" w:val="clear"/>
+            <w:tcMar>
+              <w:top w:type="dxa" w:w="18"/>
+              <w:left w:type="dxa" w:w="160"/>
+              <w:bottom w:type="dxa" w:w="18"/>
+              <w:right w:type="dxa" w:w="80"/>
+            </w:tcMar>
+          </w:tcPr>
+          <w:p>
+            <w:pPr>
+              <w:spacing w:after="0" w:before="0"/>
+            </w:pPr>
+            <w:r>
+              <w:rPr>
+                <w:rFonts w:ascii="Courier New" w:cs="Courier New" w:eastAsia="Courier New" w:hAnsi="Courier New"/>
+                <w:color w:val="E8E8E8"/>
+                <w:sz w:val="15"/>
+                <w:szCs w:val="15"/>
+              </w:rPr>
+              <w:t xml:space="preserve">    if (act) allowed.push_back(act-&gt;domain);</w:t>
+            </w:r>
+          </w:p>
+        </w:tc>
+      </w:tr>
+      <w:tr>
+        <w:tc>
+          <w:tcPr>
+            <w:tcW w:type="dxa" w:w="9746"/>
+            <w:tcBorders>
+              <w:top w:val="none"/>
+              <w:left w:val="none"/>
+              <w:bottom w:val="none"/>
+              <w:right w:val="none"/>
+            </w:tcBorders>
+            <w:shd w:fill="1A1A2E" w:val="clear"/>
+            <w:tcMar>
+              <w:top w:type="dxa" w:w="18"/>
+              <w:left w:type="dxa" w:w="160"/>
+              <w:bottom w:type="dxa" w:w="18"/>
+              <w:right w:type="dxa" w:w="80"/>
+            </w:tcMar>
+          </w:tcPr>
+          <w:p>
+            <w:pPr>
+              <w:spacing w:after="0" w:before="0"/>
+            </w:pPr>
+            <w:r>
+              <w:rPr>
+                <w:rFonts w:ascii="Courier New" w:cs="Courier New" w:eastAsia="Courier New" w:hAnsi="Courier New"/>
+                <w:color w:val="E8E8E8"/>
+                <w:sz w:val="15"/>
+                <w:szCs w:val="15"/>
+              </w:rPr>
+              <w:t xml:space="preserve">    return allowed;</w:t>
+            </w:r>
+          </w:p>
+        </w:tc>
+      </w:tr>
+      <w:tr>
+        <w:tc>
+          <w:tcPr>
+            <w:tcW w:type="dxa" w:w="9746"/>
+            <w:tcBorders>
+              <w:top w:val="none"/>
+              <w:left w:val="none"/>
+              <w:bottom w:val="none"/>
+              <w:right w:val="none"/>
+            </w:tcBorders>
+            <w:shd w:fill="1A1A2E" w:val="clear"/>
+            <w:tcMar>
+              <w:top w:type="dxa" w:w="18"/>
+              <w:left w:type="dxa" w:w="160"/>
+              <w:bottom w:type="dxa" w:w="18"/>
+              <w:right w:type="dxa" w:w="80"/>
+            </w:tcMar>
+          </w:tcPr>
+          <w:p>
+            <w:pPr>
+              <w:spacing w:after="0" w:before="0"/>
+            </w:pPr>
+            <w:r>
+              <w:rPr>
+                <w:rFonts w:ascii="Courier New" w:cs="Courier New" w:eastAsia="Courier New" w:hAnsi="Courier New"/>
+                <w:color w:val="E8E8E8"/>
+                <w:sz w:val="15"/>
+                <w:szCs w:val="15"/>
+              </w:rPr>
+              <w:t xml:space="preserve">}</w:t>
+            </w:r>
+          </w:p>
+        </w:tc>
+      </w:tr>
+    </w:tbl>
+    <w:p>
+      <w:pPr>
+        <w:spacing w:after="60" w:before="0"/>
+      </w:pPr>
+    </w:p>
+    <w:p>
+      <w:pPr>
+        <w:spacing w:after="40" w:before="120"/>
+      </w:pPr>
+      <w:r>
+        <w:rPr>
+          <w:rFonts w:ascii="Arial" w:cs="Arial" w:eastAsia="Arial" w:hAnsi="Arial"/>
+          <w:b/>
+          <w:bCs/>
+          <w:color w:val="2E75B6"/>
+          <w:sz w:val="17"/>
+          <w:szCs w:val="17"/>
+        </w:rPr>
+        <w:t xml:space="preserve">5k. Pathfinding::findPath() — WalkGrid overload  (src/Pathfinding.cpp)</w:t>
+      </w:r>
+    </w:p>
+    <w:tbl>
+      <w:tblPr>
+        <w:tblW w:type="dxa" w:w="9746"/>
+        <w:tblBorders>
+          <w:top w:val="single" w:color="333355" w:sz="2"/>
+          <w:left w:val="single" w:color="2E75B6" w:sz="8"/>
+          <w:bottom w:val="single" w:color="333355" w:sz="2"/>
+          <w:right w:val="single" w:color="333355" w:sz="2"/>
+          <w:insideH w:val="single" w:color="auto" w:sz="4"/>
+          <w:insideV w:val="single" w:color="auto" w:sz="4"/>
+        </w:tblBorders>
+      </w:tblPr>
+      <w:tblGrid>
+        <w:gridCol w:w="9746"/>
+      </w:tblGrid>
+      <w:tr>
+        <w:tc>
+          <w:tcPr>
+            <w:tcW w:type="dxa" w:w="9746"/>
+            <w:tcBorders>
+              <w:top w:val="none"/>
+              <w:left w:val="none"/>
+              <w:bottom w:val="none"/>
+              <w:right w:val="none"/>
+            </w:tcBorders>
+            <w:shd w:fill="1A1A2E" w:val="clear"/>
+            <w:tcMar>
+              <w:top w:type="dxa" w:w="18"/>
+              <w:left w:type="dxa" w:w="160"/>
+              <w:bottom w:type="dxa" w:w="18"/>
+              <w:right w:type="dxa" w:w="80"/>
+            </w:tcMar>
+          </w:tcPr>
+          <w:p>
+            <w:pPr>
+              <w:spacing w:after="0" w:before="0"/>
+            </w:pPr>
+            <w:r>
+              <w:rPr>
+                <w:rFonts w:ascii="Courier New" w:cs="Courier New" w:eastAsia="Courier New" w:hAnsi="Courier New"/>
+                <w:color w:val="E8E8E8"/>
+                <w:sz w:val="15"/>
+                <w:szCs w:val="15"/>
+              </w:rPr>
+              <w:t xml:space="preserve">Path Pathfinding::findPath(glm::vec2 start, glm::vec2 goal,</w:t>
+            </w:r>
+          </w:p>
+        </w:tc>
+      </w:tr>
+      <w:tr>
+        <w:tc>
+          <w:tcPr>
+            <w:tcW w:type="dxa" w:w="9746"/>
+            <w:tcBorders>
+              <w:top w:val="none"/>
+              <w:left w:val="none"/>
+              <w:bottom w:val="none"/>
+              <w:right w:val="none"/>
+            </w:tcBorders>
+            <w:shd w:fill="1A1A2E" w:val="clear"/>
+            <w:tcMar>
+              <w:top w:type="dxa" w:w="18"/>
+              <w:left w:type="dxa" w:w="160"/>
+              <w:bottom w:type="dxa" w:w="18"/>
+              <w:right w:type="dxa" w:w="80"/>
+            </w:tcMar>
+          </w:tcPr>
+          <w:p>
+            <w:pPr>
+              <w:spacing w:after="0" w:before="0"/>
+            </w:pPr>
+            <w:r>
+              <w:rPr>
+                <w:rFonts w:ascii="Courier New" w:cs="Courier New" w:eastAsia="Courier New" w:hAnsi="Courier New"/>
+                <w:color w:val="E8E8E8"/>
+                <w:sz w:val="15"/>
+                <w:szCs w:val="15"/>
+              </w:rPr>
+              <w:t xml:space="preserve">                           const WalkGrid&amp; grid,</w:t>
+            </w:r>
+          </w:p>
+        </w:tc>
+      </w:tr>
+      <w:tr>
+        <w:tc>
+          <w:tcPr>
+            <w:tcW w:type="dxa" w:w="9746"/>
+            <w:tcBorders>
+              <w:top w:val="none"/>
+              <w:left w:val="none"/>
+              <w:bottom w:val="none"/>
+              <w:right w:val="none"/>
+            </w:tcBorders>
+            <w:shd w:fill="1A1A2E" w:val="clear"/>
+            <w:tcMar>
+              <w:top w:type="dxa" w:w="18"/>
+              <w:left w:type="dxa" w:w="160"/>
+              <w:bottom w:type="dxa" w:w="18"/>
+              <w:right w:type="dxa" w:w="80"/>
+            </w:tcMar>
+          </w:tcPr>
+          <w:p>
+            <w:pPr>
+              <w:spacing w:after="0" w:before="0"/>
+            </w:pPr>
+            <w:r>
+              <w:rPr>
+                <w:rFonts w:ascii="Courier New" w:cs="Courier New" w:eastAsia="Courier New" w:hAnsi="Courier New"/>
+                <w:color w:val="E8E8E8"/>
+                <w:sz w:val="15"/>
+                <w:szCs w:val="15"/>
+              </w:rPr>
+              <w:t xml:space="preserve">                           const std::vector&lt;int&gt;&amp; allowedDomains) {</w:t>
+            </w:r>
+          </w:p>
+        </w:tc>
+      </w:tr>
+      <w:tr>
+        <w:tc>
+          <w:tcPr>
+            <w:tcW w:type="dxa" w:w="9746"/>
+            <w:tcBorders>
+              <w:top w:val="none"/>
+              <w:left w:val="none"/>
+              <w:bottom w:val="none"/>
+              <w:right w:val="none"/>
+            </w:tcBorders>
+            <w:shd w:fill="1A1A2E" w:val="clear"/>
+            <w:tcMar>
+              <w:top w:type="dxa" w:w="18"/>
+              <w:left w:type="dxa" w:w="160"/>
+              <w:bottom w:type="dxa" w:w="18"/>
+              <w:right w:type="dxa" w:w="80"/>
+            </w:tcMar>
+          </w:tcPr>
+          <w:p>
+            <w:pPr>
+              <w:spacing w:after="0" w:before="0"/>
+            </w:pPr>
+            <w:r>
+              <w:rPr>
+                <w:rFonts w:ascii="Courier New" w:cs="Courier New" w:eastAsia="Courier New" w:hAnsi="Courier New"/>
+                <w:color w:val="E8E8E8"/>
+                <w:sz w:val="15"/>
+                <w:szCs w:val="15"/>
+              </w:rPr>
+              <w:t xml:space="preserve">    Path path;</w:t>
+            </w:r>
+          </w:p>
+        </w:tc>
+      </w:tr>
+      <w:tr>
+        <w:tc>
+          <w:tcPr>
+            <w:tcW w:type="dxa" w:w="9746"/>
+            <w:tcBorders>
+              <w:top w:val="none"/>
+              <w:left w:val="none"/>
+              <w:bottom w:val="none"/>
+              <w:right w:val="none"/>
+            </w:tcBorders>
+            <w:shd w:fill="1A1A2E" w:val="clear"/>
+            <w:tcMar>
+              <w:top w:type="dxa" w:w="18"/>
+              <w:left w:type="dxa" w:w="160"/>
+              <w:bottom w:type="dxa" w:w="18"/>
+              <w:right w:type="dxa" w:w="80"/>
+            </w:tcMar>
+          </w:tcPr>
+          <w:p>
+            <w:pPr>
+              <w:spacing w:after="0" w:before="0"/>
+            </w:pPr>
+            <w:r>
+              <w:rPr>
+                <w:rFonts w:ascii="Courier New" w:cs="Courier New" w:eastAsia="Courier New" w:hAnsi="Courier New"/>
+                <w:color w:val="E8E8E8"/>
+                <w:sz w:val="15"/>
+                <w:szCs w:val="15"/>
+              </w:rPr>
+              <w:t xml:space="preserve">    if (grid.cols == 0 || grid.rows == 0) return path;</w:t>
+            </w:r>
+          </w:p>
+        </w:tc>
+      </w:tr>
+      <w:tr>
+        <w:tc>
+          <w:tcPr>
+            <w:tcW w:type="dxa" w:w="9746"/>
+            <w:tcBorders>
+              <w:top w:val="none"/>
+              <w:left w:val="none"/>
+              <w:bottom w:val="none"/>
+              <w:right w:val="none"/>
+            </w:tcBorders>
+            <w:shd w:fill="1A1A2E" w:val="clear"/>
+            <w:tcMar>
+              <w:top w:type="dxa" w:w="18"/>
+              <w:left w:type="dxa" w:w="160"/>
+              <w:bottom w:type="dxa" w:w="18"/>
+              <w:right w:type="dxa" w:w="80"/>
+            </w:tcMar>
+          </w:tcPr>
+          <w:p>
+            <w:pPr>
+              <w:spacing w:after="0" w:before="0"/>
+            </w:pPr>
+            <w:r>
+              <w:rPr>
+                <w:rFonts w:ascii="Courier New" w:cs="Courier New" w:eastAsia="Courier New" w:hAnsi="Courier New"/>
+                <w:color w:val="E8E8E8"/>
+                <w:sz w:val="15"/>
+                <w:szCs w:val="15"/>
+              </w:rPr>
+              <w:t xml:space="preserve">    auto passable = [&amp;](glm::ivec2 c) -&gt; bool {</w:t>
+            </w:r>
+          </w:p>
+        </w:tc>
+      </w:tr>
+      <w:tr>
+        <w:tc>
+          <w:tcPr>
+            <w:tcW w:type="dxa" w:w="9746"/>
+            <w:tcBorders>
+              <w:top w:val="none"/>
+              <w:left w:val="none"/>
+              <w:bottom w:val="none"/>
+              <w:right w:val="none"/>
+            </w:tcBorders>
+            <w:shd w:fill="1A1A2E" w:val="clear"/>
+            <w:tcMar>
+              <w:top w:type="dxa" w:w="18"/>
+              <w:left w:type="dxa" w:w="160"/>
+              <w:bottom w:type="dxa" w:w="18"/>
+              <w:right w:type="dxa" w:w="80"/>
+            </w:tcMar>
+          </w:tcPr>
+          <w:p>
+            <w:pPr>
+              <w:spacing w:after="0" w:before="0"/>
+            </w:pPr>
+            <w:r>
+              <w:rPr>
+                <w:rFonts w:ascii="Courier New" w:cs="Courier New" w:eastAsia="Courier New" w:hAnsi="Courier New"/>
+                <w:color w:val="E8E8E8"/>
+                <w:sz w:val="15"/>
+                <w:szCs w:val="15"/>
+              </w:rPr>
+              <w:t xml:space="preserve">        if (!grid.inBounds(c)) return false;</w:t>
+            </w:r>
+          </w:p>
+        </w:tc>
+      </w:tr>
+      <w:tr>
+        <w:tc>
+          <w:tcPr>
+            <w:tcW w:type="dxa" w:w="9746"/>
+            <w:tcBorders>
+              <w:top w:val="none"/>
+              <w:left w:val="none"/>
+              <w:bottom w:val="none"/>
+              <w:right w:val="none"/>
+            </w:tcBorders>
+            <w:shd w:fill="1A1A2E" w:val="clear"/>
+            <w:tcMar>
+              <w:top w:type="dxa" w:w="18"/>
+              <w:left w:type="dxa" w:w="160"/>
+              <w:bottom w:type="dxa" w:w="18"/>
+              <w:right w:type="dxa" w:w="80"/>
+            </w:tcMar>
+          </w:tcPr>
+          <w:p>
+            <w:pPr>
+              <w:spacing w:after="0" w:before="0"/>
+            </w:pPr>
+            <w:r>
+              <w:rPr>
+                <w:rFonts w:ascii="Courier New" w:cs="Courier New" w:eastAsia="Courier New" w:hAnsi="Courier New"/>
+                <w:color w:val="E8E8E8"/>
+                <w:sz w:val="15"/>
+                <w:szCs w:val="15"/>
+              </w:rPr>
+              <w:t xml:space="preserve">        int d = grid.domainAt(c);</w:t>
+            </w:r>
+          </w:p>
+        </w:tc>
+      </w:tr>
+      <w:tr>
+        <w:tc>
+          <w:tcPr>
+            <w:tcW w:type="dxa" w:w="9746"/>
+            <w:tcBorders>
+              <w:top w:val="none"/>
+              <w:left w:val="none"/>
+              <w:bottom w:val="none"/>
+              <w:right w:val="none"/>
+            </w:tcBorders>
+            <w:shd w:fill="1A1A2E" w:val="clear"/>
+            <w:tcMar>
+              <w:top w:type="dxa" w:w="18"/>
+              <w:left w:type="dxa" w:w="160"/>
+              <w:bottom w:type="dxa" w:w="18"/>
+              <w:right w:type="dxa" w:w="80"/>
+            </w:tcMar>
+          </w:tcPr>
+          <w:p>
+            <w:pPr>
+              <w:spacing w:after="0" w:before="0"/>
+            </w:pPr>
+            <w:r>
+              <w:rPr>
+                <w:rFonts w:ascii="Courier New" w:cs="Courier New" w:eastAsia="Courier New" w:hAnsi="Courier New"/>
+                <w:color w:val="E8E8E8"/>
+                <w:sz w:val="15"/>
+                <w:szCs w:val="15"/>
+              </w:rPr>
+              <w:t xml:space="preserve">        if (d == WalkGrid::BLOCKED) return false;</w:t>
+            </w:r>
+          </w:p>
+        </w:tc>
+      </w:tr>
+      <w:tr>
+        <w:tc>
+          <w:tcPr>
+            <w:tcW w:type="dxa" w:w="9746"/>
+            <w:tcBorders>
+              <w:top w:val="none"/>
+              <w:left w:val="none"/>
+              <w:bottom w:val="none"/>
+              <w:right w:val="none"/>
+            </w:tcBorders>
+            <w:shd w:fill="1A1A2E" w:val="clear"/>
+            <w:tcMar>
+              <w:top w:type="dxa" w:w="18"/>
+              <w:left w:type="dxa" w:w="160"/>
+              <w:bottom w:type="dxa" w:w="18"/>
+              <w:right w:type="dxa" w:w="80"/>
+            </w:tcMar>
+          </w:tcPr>
+          <w:p>
+            <w:pPr>
+              <w:spacing w:after="0" w:before="0"/>
+            </w:pPr>
+            <w:r>
+              <w:rPr>
+                <w:rFonts w:ascii="Courier New" w:cs="Courier New" w:eastAsia="Courier New" w:hAnsi="Courier New"/>
+                <w:color w:val="E8E8E8"/>
+                <w:sz w:val="15"/>
+                <w:szCs w:val="15"/>
+              </w:rPr>
+              <w:t xml:space="preserve">        if (allowedDomains.empty() || d == WalkGrid::CORRIDOR) return true;</w:t>
+            </w:r>
+          </w:p>
+        </w:tc>
+      </w:tr>
+      <w:tr>
+        <w:tc>
+          <w:tcPr>
+            <w:tcW w:type="dxa" w:w="9746"/>
+            <w:tcBorders>
+              <w:top w:val="none"/>
+              <w:left w:val="none"/>
+              <w:bottom w:val="none"/>
+              <w:right w:val="none"/>
+            </w:tcBorders>
+            <w:shd w:fill="1A1A2E" w:val="clear"/>
+            <w:tcMar>
+              <w:top w:type="dxa" w:w="18"/>
+              <w:left w:type="dxa" w:w="160"/>
+              <w:bottom w:type="dxa" w:w="18"/>
+              <w:right w:type="dxa" w:w="80"/>
+            </w:tcMar>
+          </w:tcPr>
+          <w:p>
+            <w:pPr>
+              <w:spacing w:after="0" w:before="0"/>
+            </w:pPr>
+            <w:r>
+              <w:rPr>
+                <w:rFonts w:ascii="Courier New" w:cs="Courier New" w:eastAsia="Courier New" w:hAnsi="Courier New"/>
+                <w:color w:val="E8E8E8"/>
+                <w:sz w:val="15"/>
+                <w:szCs w:val="15"/>
+              </w:rPr>
+              <w:t xml:space="preserve">        return std::find(allowedDomains.begin(), allowedDomains.end(), d) != allowedDomains.end();</w:t>
+            </w:r>
+          </w:p>
+        </w:tc>
+      </w:tr>
+      <w:tr>
+        <w:tc>
+          <w:tcPr>
+            <w:tcW w:type="dxa" w:w="9746"/>
+            <w:tcBorders>
+              <w:top w:val="none"/>
+              <w:left w:val="none"/>
+              <w:bottom w:val="none"/>
+              <w:right w:val="none"/>
+            </w:tcBorders>
+            <w:shd w:fill="1A1A2E" w:val="clear"/>
+            <w:tcMar>
+              <w:top w:type="dxa" w:w="18"/>
+              <w:left w:type="dxa" w:w="160"/>
+              <w:bottom w:type="dxa" w:w="18"/>
+              <w:right w:type="dxa" w:w="80"/>
+            </w:tcMar>
+          </w:tcPr>
+          <w:p>
+            <w:pPr>
+              <w:spacing w:after="0" w:before="0"/>
+            </w:pPr>
+            <w:r>
+              <w:rPr>
+                <w:rFonts w:ascii="Courier New" w:cs="Courier New" w:eastAsia="Courier New" w:hAnsi="Courier New"/>
+                <w:color w:val="E8E8E8"/>
+                <w:sz w:val="15"/>
+                <w:szCs w:val="15"/>
+              </w:rPr>
+              <w:t xml:space="preserve">    };</w:t>
+            </w:r>
+          </w:p>
+        </w:tc>
+      </w:tr>
+      <w:tr>
+        <w:tc>
+          <w:tcPr>
+            <w:tcW w:type="dxa" w:w="9746"/>
+            <w:tcBorders>
+              <w:top w:val="none"/>
+              <w:left w:val="none"/>
+              <w:bottom w:val="none"/>
+              <w:right w:val="none"/>
+            </w:tcBorders>
+            <w:shd w:fill="1A1A2E" w:val="clear"/>
+            <w:tcMar>
+              <w:top w:type="dxa" w:w="18"/>
+              <w:left w:type="dxa" w:w="160"/>
+              <w:bottom w:type="dxa" w:w="18"/>
+              <w:right w:type="dxa" w:w="80"/>
+            </w:tcMar>
+          </w:tcPr>
+          <w:p>
+            <w:pPr>
+              <w:spacing w:after="0" w:before="0"/>
+            </w:pPr>
+            <w:r>
+              <w:rPr>
+                <w:rFonts w:ascii="Courier New" w:cs="Courier New" w:eastAsia="Courier New" w:hAnsi="Courier New"/>
+                <w:color w:val="E8E8E8"/>
+                <w:sz w:val="15"/>
+                <w:szCs w:val="15"/>
+              </w:rPr>
+              <w:t xml:space="preserve">    glm::ivec2 startGrid = grid.toGrid(start), goalGrid = grid.toGrid(goal);</w:t>
+            </w:r>
+          </w:p>
+        </w:tc>
+      </w:tr>
+      <w:tr>
+        <w:tc>
+          <w:tcPr>
+            <w:tcW w:type="dxa" w:w="9746"/>
+            <w:tcBorders>
+              <w:top w:val="none"/>
+              <w:left w:val="none"/>
+              <w:bottom w:val="none"/>
+              <w:right w:val="none"/>
+            </w:tcBorders>
+            <w:shd w:fill="1A1A2E" w:val="clear"/>
+            <w:tcMar>
+              <w:top w:type="dxa" w:w="18"/>
+              <w:left w:type="dxa" w:w="160"/>
+              <w:bottom w:type="dxa" w:w="18"/>
+              <w:right w:type="dxa" w:w="80"/>
+            </w:tcMar>
+          </w:tcPr>
+          <w:p>
+            <w:pPr>
+              <w:spacing w:after="0" w:before="0"/>
+            </w:pPr>
+            <w:r>
+              <w:rPr>
+                <w:rFonts w:ascii="Courier New" w:cs="Courier New" w:eastAsia="Courier New" w:hAnsi="Courier New"/>
+                <w:color w:val="E8E8E8"/>
+                <w:sz w:val="15"/>
+                <w:szCs w:val="15"/>
+              </w:rPr>
+              <w:t xml:space="preserve">    if (!grid.inBounds(startGrid) || !grid.inBounds(goalGrid)) return path;</w:t>
+            </w:r>
+          </w:p>
+        </w:tc>
+      </w:tr>
+      <w:tr>
+        <w:tc>
+          <w:tcPr>
+            <w:tcW w:type="dxa" w:w="9746"/>
+            <w:tcBorders>
+              <w:top w:val="none"/>
+              <w:left w:val="none"/>
+              <w:bottom w:val="none"/>
+              <w:right w:val="none"/>
+            </w:tcBorders>
+            <w:shd w:fill="1A1A2E" w:val="clear"/>
+            <w:tcMar>
+              <w:top w:type="dxa" w:w="18"/>
+              <w:left w:type="dxa" w:w="160"/>
+              <w:bottom w:type="dxa" w:w="18"/>
+              <w:right w:type="dxa" w:w="80"/>
+            </w:tcMar>
+          </w:tcPr>
+          <w:p>
+            <w:pPr>
+              <w:spacing w:after="0" w:before="0"/>
+            </w:pPr>
+            <w:r>
+              <w:rPr>
+                <w:rFonts w:ascii="Courier New" w:cs="Courier New" w:eastAsia="Courier New" w:hAnsi="Courier New"/>
+                <w:color w:val="E8E8E8"/>
+                <w:sz w:val="15"/>
+                <w:szCs w:val="15"/>
+              </w:rPr>
+              <w:t xml:space="preserve">    if (startGrid == goalGrid) { path.waypoints.push_back(goal); path.found=true; return path; }</w:t>
+            </w:r>
+          </w:p>
+        </w:tc>
+      </w:tr>
+      <w:tr>
+        <w:tc>
+          <w:tcPr>
+            <w:tcW w:type="dxa" w:w="9746"/>
+            <w:tcBorders>
+              <w:top w:val="none"/>
+              <w:left w:val="none"/>
+              <w:bottom w:val="none"/>
+              <w:right w:val="none"/>
+            </w:tcBorders>
+            <w:shd w:fill="1A1A2E" w:val="clear"/>
+            <w:tcMar>
+              <w:top w:type="dxa" w:w="18"/>
+              <w:left w:type="dxa" w:w="160"/>
+              <w:bottom w:type="dxa" w:w="18"/>
+              <w:right w:type="dxa" w:w="80"/>
+            </w:tcMar>
+          </w:tcPr>
+          <w:p>
+            <w:pPr>
+              <w:spacing w:after="0" w:before="0"/>
+            </w:pPr>
+            <w:r>
+              <w:rPr>
+                <w:rFonts w:ascii="Courier New" w:cs="Courier New" w:eastAsia="Courier New" w:hAnsi="Courier New"/>
+                <w:color w:val="E8E8E8"/>
+                <w:sz w:val="15"/>
+                <w:szCs w:val="15"/>
+              </w:rPr>
+              <w:t xml:space="preserve">    std::vector&lt;Node*&gt; openSet, allNodes;</w:t>
+            </w:r>
+          </w:p>
+        </w:tc>
+      </w:tr>
+      <w:tr>
+        <w:tc>
+          <w:tcPr>
+            <w:tcW w:type="dxa" w:w="9746"/>
+            <w:tcBorders>
+              <w:top w:val="none"/>
+              <w:left w:val="none"/>
+              <w:bottom w:val="none"/>
+              <w:right w:val="none"/>
+            </w:tcBorders>
+            <w:shd w:fill="1A1A2E" w:val="clear"/>
+            <w:tcMar>
+              <w:top w:type="dxa" w:w="18"/>
+              <w:left w:type="dxa" w:w="160"/>
+              <w:bottom w:type="dxa" w:w="18"/>
+              <w:right w:type="dxa" w:w="80"/>
+            </w:tcMar>
+          </w:tcPr>
+          <w:p>
+            <w:pPr>
+              <w:spacing w:after="0" w:before="0"/>
+            </w:pPr>
+            <w:r>
+              <w:rPr>
+                <w:rFonts w:ascii="Courier New" w:cs="Courier New" w:eastAsia="Courier New" w:hAnsi="Courier New"/>
+                <w:color w:val="E8E8E8"/>
+                <w:sz w:val="15"/>
+                <w:szCs w:val="15"/>
+              </w:rPr>
+              <w:t xml:space="preserve">    std::vector&lt;glm::ivec2&gt; closedSet;</w:t>
+            </w:r>
+          </w:p>
+        </w:tc>
+      </w:tr>
+      <w:tr>
+        <w:tc>
+          <w:tcPr>
+            <w:tcW w:type="dxa" w:w="9746"/>
+            <w:tcBorders>
+              <w:top w:val="none"/>
+              <w:left w:val="none"/>
+              <w:bottom w:val="none"/>
+              <w:right w:val="none"/>
+            </w:tcBorders>
+            <w:shd w:fill="1A1A2E" w:val="clear"/>
+            <w:tcMar>
+              <w:top w:type="dxa" w:w="18"/>
+              <w:left w:type="dxa" w:w="160"/>
+              <w:bottom w:type="dxa" w:w="18"/>
+              <w:right w:type="dxa" w:w="80"/>
+            </w:tcMar>
+          </w:tcPr>
+          <w:p>
+            <w:pPr>
+              <w:spacing w:after="0" w:before="0"/>
+            </w:pPr>
+            <w:r>
+              <w:rPr>
+                <w:rFonts w:ascii="Courier New" w:cs="Courier New" w:eastAsia="Courier New" w:hAnsi="Courier New"/>
+                <w:color w:val="E8E8E8"/>
+                <w:sz w:val="15"/>
+                <w:szCs w:val="15"/>
+              </w:rPr>
+              <w:t xml:space="preserve">    Node* sn = new Node(startGrid); sn-&gt;g=0; sn-&gt;h=heuristic(startGrid,goalGrid);</w:t>
+            </w:r>
+          </w:p>
+        </w:tc>
+      </w:tr>
+      <w:tr>
+        <w:tc>
+          <w:tcPr>
+            <w:tcW w:type="dxa" w:w="9746"/>
+            <w:tcBorders>
+              <w:top w:val="none"/>
+              <w:left w:val="none"/>
+              <w:bottom w:val="none"/>
+              <w:right w:val="none"/>
+            </w:tcBorders>
+            <w:shd w:fill="1A1A2E" w:val="clear"/>
+            <w:tcMar>
+              <w:top w:type="dxa" w:w="18"/>
+              <w:left w:type="dxa" w:w="160"/>
+              <w:bottom w:type="dxa" w:w="18"/>
+              <w:right w:type="dxa" w:w="80"/>
+            </w:tcMar>
+          </w:tcPr>
+          <w:p>
+            <w:pPr>
+              <w:spacing w:after="0" w:before="0"/>
+            </w:pPr>
+            <w:r>
+              <w:rPr>
+                <w:rFonts w:ascii="Courier New" w:cs="Courier New" w:eastAsia="Courier New" w:hAnsi="Courier New"/>
+                <w:color w:val="E8E8E8"/>
+                <w:sz w:val="15"/>
+                <w:szCs w:val="15"/>
+              </w:rPr>
+              <w:t xml:space="preserve">    openSet.push_back(sn); allNodes.push_back(sn);</w:t>
+            </w:r>
+          </w:p>
+        </w:tc>
+      </w:tr>
+      <w:tr>
+        <w:tc>
+          <w:tcPr>
+            <w:tcW w:type="dxa" w:w="9746"/>
+            <w:tcBorders>
+              <w:top w:val="none"/>
+              <w:left w:val="none"/>
+              <w:bottom w:val="none"/>
+              <w:right w:val="none"/>
+            </w:tcBorders>
+            <w:shd w:fill="1A1A2E" w:val="clear"/>
+            <w:tcMar>
+              <w:top w:type="dxa" w:w="18"/>
+              <w:left w:type="dxa" w:w="160"/>
+              <w:bottom w:type="dxa" w:w="18"/>
+              <w:right w:type="dxa" w:w="80"/>
+            </w:tcMar>
+          </w:tcPr>
+          <w:p>
+            <w:pPr>
+              <w:spacing w:after="0" w:before="0"/>
+            </w:pPr>
+            <w:r>
+              <w:rPr>
+                <w:rFonts w:ascii="Courier New" w:cs="Courier New" w:eastAsia="Courier New" w:hAnsi="Courier New"/>
+                <w:color w:val="E8E8E8"/>
+                <w:sz w:val="15"/>
+                <w:szCs w:val="15"/>
+              </w:rPr>
+              <w:t xml:space="preserve">    const glm::ivec2 dirs[] = {{0,1},{1,0},{0,-1},{-1,0},{1,1},{1,-1},{-1,1},{-1,-1}};</w:t>
+            </w:r>
+          </w:p>
+        </w:tc>
+      </w:tr>
+      <w:tr>
+        <w:tc>
+          <w:tcPr>
+            <w:tcW w:type="dxa" w:w="9746"/>
+            <w:tcBorders>
+              <w:top w:val="none"/>
+              <w:left w:val="none"/>
+              <w:bottom w:val="none"/>
+              <w:right w:val="none"/>
+            </w:tcBorders>
+            <w:shd w:fill="1A1A2E" w:val="clear"/>
+            <w:tcMar>
+              <w:top w:type="dxa" w:w="18"/>
+              <w:left w:type="dxa" w:w="160"/>
+              <w:bottom w:type="dxa" w:w="18"/>
+              <w:right w:type="dxa" w:w="80"/>
+            </w:tcMar>
+          </w:tcPr>
+          <w:p>
+            <w:pPr>
+              <w:spacing w:after="0" w:before="0"/>
+            </w:pPr>
+            <w:r>
+              <w:rPr>
+                <w:rFonts w:ascii="Courier New" w:cs="Courier New" w:eastAsia="Courier New" w:hAnsi="Courier New"/>
+                <w:color w:val="E8E8E8"/>
+                <w:sz w:val="15"/>
+                <w:szCs w:val="15"/>
+              </w:rPr>
+              <w:t xml:space="preserve">    Node* cur = nullptr;</w:t>
+            </w:r>
+          </w:p>
+        </w:tc>
+      </w:tr>
+      <w:tr>
+        <w:tc>
+          <w:tcPr>
+            <w:tcW w:type="dxa" w:w="9746"/>
+            <w:tcBorders>
+              <w:top w:val="none"/>
+              <w:left w:val="none"/>
+              <w:bottom w:val="none"/>
+              <w:right w:val="none"/>
+            </w:tcBorders>
+            <w:shd w:fill="1A1A2E" w:val="clear"/>
+            <w:tcMar>
+              <w:top w:type="dxa" w:w="18"/>
+              <w:left w:type="dxa" w:w="160"/>
+              <w:bottom w:type="dxa" w:w="18"/>
+              <w:right w:type="dxa" w:w="80"/>
+            </w:tcMar>
+          </w:tcPr>
+          <w:p>
+            <w:pPr>
+              <w:spacing w:after="0" w:before="0"/>
+            </w:pPr>
+            <w:r>
+              <w:rPr>
+                <w:rFonts w:ascii="Courier New" w:cs="Courier New" w:eastAsia="Courier New" w:hAnsi="Courier New"/>
+                <w:color w:val="E8E8E8"/>
+                <w:sz w:val="15"/>
+                <w:szCs w:val="15"/>
+              </w:rPr>
+              <w:t xml:space="preserve">    while (!openSet.empty()) {</w:t>
+            </w:r>
+          </w:p>
+        </w:tc>
+      </w:tr>
+      <w:tr>
+        <w:tc>
+          <w:tcPr>
+            <w:tcW w:type="dxa" w:w="9746"/>
+            <w:tcBorders>
+              <w:top w:val="none"/>
+              <w:left w:val="none"/>
+              <w:bottom w:val="none"/>
+              <w:right w:val="none"/>
+            </w:tcBorders>
+            <w:shd w:fill="1A1A2E" w:val="clear"/>
+            <w:tcMar>
+              <w:top w:type="dxa" w:w="18"/>
+              <w:left w:type="dxa" w:w="160"/>
+              <w:bottom w:type="dxa" w:w="18"/>
+              <w:right w:type="dxa" w:w="80"/>
+            </w:tcMar>
+          </w:tcPr>
+          <w:p>
+            <w:pPr>
+              <w:spacing w:after="0" w:before="0"/>
+            </w:pPr>
+            <w:r>
+              <w:rPr>
+                <w:rFonts w:ascii="Courier New" w:cs="Courier New" w:eastAsia="Courier New" w:hAnsi="Courier New"/>
+                <w:color w:val="E8E8E8"/>
+                <w:sz w:val="15"/>
+                <w:szCs w:val="15"/>
+              </w:rPr>
+              <w:t xml:space="preserve">        auto minIt = std::min_element(openSet.begin(), openSet.end(),</w:t>
+            </w:r>
+          </w:p>
+        </w:tc>
+      </w:tr>
+      <w:tr>
+        <w:tc>
+          <w:tcPr>
+            <w:tcW w:type="dxa" w:w="9746"/>
+            <w:tcBorders>
+              <w:top w:val="none"/>
+              <w:left w:val="none"/>
+              <w:bottom w:val="none"/>
+              <w:right w:val="none"/>
+            </w:tcBorders>
+            <w:shd w:fill="1A1A2E" w:val="clear"/>
+            <w:tcMar>
+              <w:top w:type="dxa" w:w="18"/>
+              <w:left w:type="dxa" w:w="160"/>
+              <w:bottom w:type="dxa" w:w="18"/>
+              <w:right w:type="dxa" w:w="80"/>
+            </w:tcMar>
+          </w:tcPr>
+          <w:p>
+            <w:pPr>
+              <w:spacing w:after="0" w:before="0"/>
+            </w:pPr>
+            <w:r>
+              <w:rPr>
+                <w:rFonts w:ascii="Courier New" w:cs="Courier New" w:eastAsia="Courier New" w:hAnsi="Courier New"/>
+                <w:color w:val="E8E8E8"/>
+                <w:sz w:val="15"/>
+                <w:szCs w:val="15"/>
+              </w:rPr>
+              <w:t xml:space="preserve">            [](Node* a, Node* b){ return a-&gt;f() &lt; b-&gt;f(); });</w:t>
+            </w:r>
+          </w:p>
+        </w:tc>
+      </w:tr>
+      <w:tr>
+        <w:tc>
+          <w:tcPr>
+            <w:tcW w:type="dxa" w:w="9746"/>
+            <w:tcBorders>
+              <w:top w:val="none"/>
+              <w:left w:val="none"/>
+              <w:bottom w:val="none"/>
+              <w:right w:val="none"/>
+            </w:tcBorders>
+            <w:shd w:fill="1A1A2E" w:val="clear"/>
+            <w:tcMar>
+              <w:top w:type="dxa" w:w="18"/>
+              <w:left w:type="dxa" w:w="160"/>
+              <w:bottom w:type="dxa" w:w="18"/>
+              <w:right w:type="dxa" w:w="80"/>
+            </w:tcMar>
+          </w:tcPr>
+          <w:p>
+            <w:pPr>
+              <w:spacing w:after="0" w:before="0"/>
+            </w:pPr>
+            <w:r>
+              <w:rPr>
+                <w:rFonts w:ascii="Courier New" w:cs="Courier New" w:eastAsia="Courier New" w:hAnsi="Courier New"/>
+                <w:color w:val="E8E8E8"/>
+                <w:sz w:val="15"/>
+                <w:szCs w:val="15"/>
+              </w:rPr>
+              <w:t xml:space="preserve">        cur = *minIt; openSet.erase(minIt);</w:t>
+            </w:r>
+          </w:p>
+        </w:tc>
+      </w:tr>
+      <w:tr>
+        <w:tc>
+          <w:tcPr>
+            <w:tcW w:type="dxa" w:w="9746"/>
+            <w:tcBorders>
+              <w:top w:val="none"/>
+              <w:left w:val="none"/>
+              <w:bottom w:val="none"/>
+              <w:right w:val="none"/>
+            </w:tcBorders>
+            <w:shd w:fill="1A1A2E" w:val="clear"/>
+            <w:tcMar>
+              <w:top w:type="dxa" w:w="18"/>
+              <w:left w:type="dxa" w:w="160"/>
+              <w:bottom w:type="dxa" w:w="18"/>
+              <w:right w:type="dxa" w:w="80"/>
+            </w:tcMar>
+          </w:tcPr>
+          <w:p>
+            <w:pPr>
+              <w:spacing w:after="0" w:before="0"/>
+            </w:pPr>
+            <w:r>
+              <w:rPr>
+                <w:rFonts w:ascii="Courier New" w:cs="Courier New" w:eastAsia="Courier New" w:hAnsi="Courier New"/>
+                <w:color w:val="E8E8E8"/>
+                <w:sz w:val="15"/>
+                <w:szCs w:val="15"/>
+              </w:rPr>
+              <w:t xml:space="preserve">        if (cur-&gt;pos == goalGrid) {</w:t>
+            </w:r>
+          </w:p>
+        </w:tc>
+      </w:tr>
+      <w:tr>
+        <w:tc>
+          <w:tcPr>
+            <w:tcW w:type="dxa" w:w="9746"/>
+            <w:tcBorders>
+              <w:top w:val="none"/>
+              <w:left w:val="none"/>
+              <w:bottom w:val="none"/>
+              <w:right w:val="none"/>
+            </w:tcBorders>
+            <w:shd w:fill="1A1A2E" w:val="clear"/>
+            <w:tcMar>
+              <w:top w:type="dxa" w:w="18"/>
+              <w:left w:type="dxa" w:w="160"/>
+              <w:bottom w:type="dxa" w:w="18"/>
+              <w:right w:type="dxa" w:w="80"/>
+            </w:tcMar>
+          </w:tcPr>
+          <w:p>
+            <w:pPr>
+              <w:spacing w:after="0" w:before="0"/>
+            </w:pPr>
+            <w:r>
+              <w:rPr>
+                <w:rFonts w:ascii="Courier New" w:cs="Courier New" w:eastAsia="Courier New" w:hAnsi="Courier New"/>
+                <w:color w:val="E8E8E8"/>
+                <w:sz w:val="15"/>
+                <w:szCs w:val="15"/>
+              </w:rPr>
+              <w:t xml:space="preserve">            path.found = true;</w:t>
+            </w:r>
+          </w:p>
+        </w:tc>
+      </w:tr>
+      <w:tr>
+        <w:tc>
+          <w:tcPr>
+            <w:tcW w:type="dxa" w:w="9746"/>
+            <w:tcBorders>
+              <w:top w:val="none"/>
+              <w:left w:val="none"/>
+              <w:bottom w:val="none"/>
+              <w:right w:val="none"/>
+            </w:tcBorders>
+            <w:shd w:fill="1A1A2E" w:val="clear"/>
+            <w:tcMar>
+              <w:top w:type="dxa" w:w="18"/>
+              <w:left w:type="dxa" w:w="160"/>
+              <w:bottom w:type="dxa" w:w="18"/>
+              <w:right w:type="dxa" w:w="80"/>
+            </w:tcMar>
+          </w:tcPr>
+          <w:p>
+            <w:pPr>
+              <w:spacing w:after="0" w:before="0"/>
+            </w:pPr>
+            <w:r>
+              <w:rPr>
+                <w:rFonts w:ascii="Courier New" w:cs="Courier New" w:eastAsia="Courier New" w:hAnsi="Courier New"/>
+                <w:color w:val="E8E8E8"/>
+                <w:sz w:val="15"/>
+                <w:szCs w:val="15"/>
+              </w:rPr>
+              <w:t xml:space="preserve">            while (cur) { path.waypoints.insert(path.waypoints.begin(), grid.toWorld(cur-&gt;pos)); cur=cur-&gt;parent; }</w:t>
+            </w:r>
+          </w:p>
+        </w:tc>
+      </w:tr>
+      <w:tr>
+        <w:tc>
+          <w:tcPr>
+            <w:tcW w:type="dxa" w:w="9746"/>
+            <w:tcBorders>
+              <w:top w:val="none"/>
+              <w:left w:val="none"/>
+              <w:bottom w:val="none"/>
+              <w:right w:val="none"/>
+            </w:tcBorders>
+            <w:shd w:fill="1A1A2E" w:val="clear"/>
+            <w:tcMar>
+              <w:top w:type="dxa" w:w="18"/>
+              <w:left w:type="dxa" w:w="160"/>
+              <w:bottom w:type="dxa" w:w="18"/>
+              <w:right w:type="dxa" w:w="80"/>
+            </w:tcMar>
+          </w:tcPr>
+          <w:p>
+            <w:pPr>
+              <w:spacing w:after="0" w:before="0"/>
+            </w:pPr>
+            <w:r>
+              <w:rPr>
+                <w:rFonts w:ascii="Courier New" w:cs="Courier New" w:eastAsia="Courier New" w:hAnsi="Courier New"/>
+                <w:color w:val="E8E8E8"/>
+                <w:sz w:val="15"/>
+                <w:szCs w:val="15"/>
+              </w:rPr>
+              <w:t xml:space="preserve">            if (!path.waypoints.empty()) path.waypoints.back() = goal;</w:t>
+            </w:r>
+          </w:p>
+        </w:tc>
+      </w:tr>
+      <w:tr>
+        <w:tc>
+          <w:tcPr>
+            <w:tcW w:type="dxa" w:w="9746"/>
+            <w:tcBorders>
+              <w:top w:val="none"/>
+              <w:left w:val="none"/>
+              <w:bottom w:val="none"/>
+              <w:right w:val="none"/>
+            </w:tcBorders>
+            <w:shd w:fill="1A1A2E" w:val="clear"/>
+            <w:tcMar>
+              <w:top w:type="dxa" w:w="18"/>
+              <w:left w:type="dxa" w:w="160"/>
+              <w:bottom w:type="dxa" w:w="18"/>
+              <w:right w:type="dxa" w:w="80"/>
+            </w:tcMar>
+          </w:tcPr>
+          <w:p>
+            <w:pPr>
+              <w:spacing w:after="0" w:before="0"/>
+            </w:pPr>
+            <w:r>
+              <w:rPr>
+                <w:rFonts w:ascii="Courier New" w:cs="Courier New" w:eastAsia="Courier New" w:hAnsi="Courier New"/>
+                <w:color w:val="E8E8E8"/>
+                <w:sz w:val="15"/>
+                <w:szCs w:val="15"/>
+              </w:rPr>
+              <w:t xml:space="preserve">            for (auto n : allNodes) delete n; return path;</w:t>
+            </w:r>
+          </w:p>
+        </w:tc>
+      </w:tr>
+      <w:tr>
+        <w:tc>
+          <w:tcPr>
+            <w:tcW w:type="dxa" w:w="9746"/>
+            <w:tcBorders>
+              <w:top w:val="none"/>
+              <w:left w:val="none"/>
+              <w:bottom w:val="none"/>
+              <w:right w:val="none"/>
+            </w:tcBorders>
+            <w:shd w:fill="1A1A2E" w:val="clear"/>
+            <w:tcMar>
+              <w:top w:type="dxa" w:w="18"/>
+              <w:left w:type="dxa" w:w="160"/>
+              <w:bottom w:type="dxa" w:w="18"/>
+              <w:right w:type="dxa" w:w="80"/>
+            </w:tcMar>
+          </w:tcPr>
+          <w:p>
+            <w:pPr>
+              <w:spacing w:after="0" w:before="0"/>
+            </w:pPr>
+            <w:r>
+              <w:rPr>
+                <w:rFonts w:ascii="Courier New" w:cs="Courier New" w:eastAsia="Courier New" w:hAnsi="Courier New"/>
+                <w:color w:val="E8E8E8"/>
+                <w:sz w:val="15"/>
+                <w:szCs w:val="15"/>
+              </w:rPr>
+              <w:t xml:space="preserve">        }</w:t>
+            </w:r>
+          </w:p>
+        </w:tc>
+      </w:tr>
+      <w:tr>
+        <w:tc>
+          <w:tcPr>
+            <w:tcW w:type="dxa" w:w="9746"/>
+            <w:tcBorders>
+              <w:top w:val="none"/>
+              <w:left w:val="none"/>
+              <w:bottom w:val="none"/>
+              <w:right w:val="none"/>
+            </w:tcBorders>
+            <w:shd w:fill="1A1A2E" w:val="clear"/>
+            <w:tcMar>
+              <w:top w:type="dxa" w:w="18"/>
+              <w:left w:type="dxa" w:w="160"/>
+              <w:bottom w:type="dxa" w:w="18"/>
+              <w:right w:type="dxa" w:w="80"/>
+            </w:tcMar>
+          </w:tcPr>
+          <w:p>
+            <w:pPr>
+              <w:spacing w:after="0" w:before="0"/>
+            </w:pPr>
+            <w:r>
+              <w:rPr>
+                <w:rFonts w:ascii="Courier New" w:cs="Courier New" w:eastAsia="Courier New" w:hAnsi="Courier New"/>
+                <w:color w:val="E8E8E8"/>
+                <w:sz w:val="15"/>
+                <w:szCs w:val="15"/>
+              </w:rPr>
+              <w:t xml:space="preserve">        closedSet.push_back(cur-&gt;pos);</w:t>
+            </w:r>
+          </w:p>
+        </w:tc>
+      </w:tr>
+      <w:tr>
+        <w:tc>
+          <w:tcPr>
+            <w:tcW w:type="dxa" w:w="9746"/>
+            <w:tcBorders>
+              <w:top w:val="none"/>
+              <w:left w:val="none"/>
+              <w:bottom w:val="none"/>
+              <w:right w:val="none"/>
+            </w:tcBorders>
+            <w:shd w:fill="1A1A2E" w:val="clear"/>
+            <w:tcMar>
+              <w:top w:type="dxa" w:w="18"/>
+              <w:left w:type="dxa" w:w="160"/>
+              <w:bottom w:type="dxa" w:w="18"/>
+              <w:right w:type="dxa" w:w="80"/>
+            </w:tcMar>
+          </w:tcPr>
+          <w:p>
+            <w:pPr>
+              <w:spacing w:after="0" w:before="0"/>
+            </w:pPr>
+            <w:r>
+              <w:rPr>
+                <w:rFonts w:ascii="Courier New" w:cs="Courier New" w:eastAsia="Courier New" w:hAnsi="Courier New"/>
+                <w:color w:val="E8E8E8"/>
+                <w:sz w:val="15"/>
+                <w:szCs w:val="15"/>
+              </w:rPr>
+              <w:t xml:space="preserve">        for (const auto&amp; dir : dirs) {</w:t>
+            </w:r>
+          </w:p>
+        </w:tc>
+      </w:tr>
+      <w:tr>
+        <w:tc>
+          <w:tcPr>
+            <w:tcW w:type="dxa" w:w="9746"/>
+            <w:tcBorders>
+              <w:top w:val="none"/>
+              <w:left w:val="none"/>
+              <w:bottom w:val="none"/>
+              <w:right w:val="none"/>
+            </w:tcBorders>
+            <w:shd w:fill="1A1A2E" w:val="clear"/>
+            <w:tcMar>
+              <w:top w:type="dxa" w:w="18"/>
+              <w:left w:type="dxa" w:w="160"/>
+              <w:bottom w:type="dxa" w:w="18"/>
+              <w:right w:type="dxa" w:w="80"/>
+            </w:tcMar>
+          </w:tcPr>
+          <w:p>
+            <w:pPr>
+              <w:spacing w:after="0" w:before="0"/>
+            </w:pPr>
+            <w:r>
+              <w:rPr>
+                <w:rFonts w:ascii="Courier New" w:cs="Courier New" w:eastAsia="Courier New" w:hAnsi="Courier New"/>
+                <w:color w:val="E8E8E8"/>
+                <w:sz w:val="15"/>
+                <w:szCs w:val="15"/>
+              </w:rPr>
+              <w:t xml:space="preserve">            glm::ivec2 nb = cur-&gt;pos + dir;</w:t>
+            </w:r>
+          </w:p>
+        </w:tc>
+      </w:tr>
+      <w:tr>
+        <w:tc>
+          <w:tcPr>
+            <w:tcW w:type="dxa" w:w="9746"/>
+            <w:tcBorders>
+              <w:top w:val="none"/>
+              <w:left w:val="none"/>
+              <w:bottom w:val="none"/>
+              <w:right w:val="none"/>
+            </w:tcBorders>
+            <w:shd w:fill="1A1A2E" w:val="clear"/>
+            <w:tcMar>
+              <w:top w:type="dxa" w:w="18"/>
+              <w:left w:type="dxa" w:w="160"/>
+              <w:bottom w:type="dxa" w:w="18"/>
+              <w:right w:type="dxa" w:w="80"/>
+            </w:tcMar>
+          </w:tcPr>
+          <w:p>
+            <w:pPr>
+              <w:spacing w:after="0" w:before="0"/>
+            </w:pPr>
+            <w:r>
+              <w:rPr>
+                <w:rFonts w:ascii="Courier New" w:cs="Courier New" w:eastAsia="Courier New" w:hAnsi="Courier New"/>
+                <w:color w:val="E8E8E8"/>
+                <w:sz w:val="15"/>
+                <w:szCs w:val="15"/>
+              </w:rPr>
+              <w:t xml:space="preserve">            if (!passable(nb)) continue;</w:t>
+            </w:r>
+          </w:p>
+        </w:tc>
+      </w:tr>
+      <w:tr>
+        <w:tc>
+          <w:tcPr>
+            <w:tcW w:type="dxa" w:w="9746"/>
+            <w:tcBorders>
+              <w:top w:val="none"/>
+              <w:left w:val="none"/>
+              <w:bottom w:val="none"/>
+              <w:right w:val="none"/>
+            </w:tcBorders>
+            <w:shd w:fill="1A1A2E" w:val="clear"/>
+            <w:tcMar>
+              <w:top w:type="dxa" w:w="18"/>
+              <w:left w:type="dxa" w:w="160"/>
+              <w:bottom w:type="dxa" w:w="18"/>
+              <w:right w:type="dxa" w:w="80"/>
+            </w:tcMar>
+          </w:tcPr>
+          <w:p>
+            <w:pPr>
+              <w:spacing w:after="0" w:before="0"/>
+            </w:pPr>
+            <w:r>
+              <w:rPr>
+                <w:rFonts w:ascii="Courier New" w:cs="Courier New" w:eastAsia="Courier New" w:hAnsi="Courier New"/>
+                <w:color w:val="E8E8E8"/>
+                <w:sz w:val="15"/>
+                <w:szCs w:val="15"/>
+              </w:rPr>
+              <w:t xml:space="preserve">            if (dir.x!=0 &amp;&amp; dir.y!=0 &amp;&amp;</w:t>
+            </w:r>
+          </w:p>
+        </w:tc>
+      </w:tr>
+      <w:tr>
+        <w:tc>
+          <w:tcPr>
+            <w:tcW w:type="dxa" w:w="9746"/>
+            <w:tcBorders>
+              <w:top w:val="none"/>
+              <w:left w:val="none"/>
+              <w:bottom w:val="none"/>
+              <w:right w:val="none"/>
+            </w:tcBorders>
+            <w:shd w:fill="1A1A2E" w:val="clear"/>
+            <w:tcMar>
+              <w:top w:type="dxa" w:w="18"/>
+              <w:left w:type="dxa" w:w="160"/>
+              <w:bottom w:type="dxa" w:w="18"/>
+              <w:right w:type="dxa" w:w="80"/>
+            </w:tcMar>
+          </w:tcPr>
+          <w:p>
+            <w:pPr>
+              <w:spacing w:after="0" w:before="0"/>
+            </w:pPr>
+            <w:r>
+              <w:rPr>
+                <w:rFonts w:ascii="Courier New" w:cs="Courier New" w:eastAsia="Courier New" w:hAnsi="Courier New"/>
+                <w:color w:val="E8E8E8"/>
+                <w:sz w:val="15"/>
+                <w:szCs w:val="15"/>
+              </w:rPr>
+              <w:t xml:space="preserve">                !passable({cur-&gt;pos.x+dir.x, cur-&gt;pos.y}) &amp;&amp;</w:t>
+            </w:r>
+          </w:p>
+        </w:tc>
+      </w:tr>
+      <w:tr>
+        <w:tc>
+          <w:tcPr>
+            <w:tcW w:type="dxa" w:w="9746"/>
+            <w:tcBorders>
+              <w:top w:val="none"/>
+              <w:left w:val="none"/>
+              <w:bottom w:val="none"/>
+              <w:right w:val="none"/>
+            </w:tcBorders>
+            <w:shd w:fill="1A1A2E" w:val="clear"/>
+            <w:tcMar>
+              <w:top w:type="dxa" w:w="18"/>
+              <w:left w:type="dxa" w:w="160"/>
+              <w:bottom w:type="dxa" w:w="18"/>
+              <w:right w:type="dxa" w:w="80"/>
+            </w:tcMar>
+          </w:tcPr>
+          <w:p>
+            <w:pPr>
+              <w:spacing w:after="0" w:before="0"/>
+            </w:pPr>
+            <w:r>
+              <w:rPr>
+                <w:rFonts w:ascii="Courier New" w:cs="Courier New" w:eastAsia="Courier New" w:hAnsi="Courier New"/>
+                <w:color w:val="E8E8E8"/>
+                <w:sz w:val="15"/>
+                <w:szCs w:val="15"/>
+              </w:rPr>
+              <w:t xml:space="preserve">                !passable({cur-&gt;pos.x, cur-&gt;pos.y+dir.y})) continue;</w:t>
+            </w:r>
+          </w:p>
+        </w:tc>
+      </w:tr>
+      <w:tr>
+        <w:tc>
+          <w:tcPr>
+            <w:tcW w:type="dxa" w:w="9746"/>
+            <w:tcBorders>
+              <w:top w:val="none"/>
+              <w:left w:val="none"/>
+              <w:bottom w:val="none"/>
+              <w:right w:val="none"/>
+            </w:tcBorders>
+            <w:shd w:fill="1A1A2E" w:val="clear"/>
+            <w:tcMar>
+              <w:top w:type="dxa" w:w="18"/>
+              <w:left w:type="dxa" w:w="160"/>
+              <w:bottom w:type="dxa" w:w="18"/>
+              <w:right w:type="dxa" w:w="80"/>
+            </w:tcMar>
+          </w:tcPr>
+          <w:p>
+            <w:pPr>
+              <w:spacing w:after="0" w:before="0"/>
+            </w:pPr>
+            <w:r>
+              <w:rPr>
+                <w:rFonts w:ascii="Courier New" w:cs="Courier New" w:eastAsia="Courier New" w:hAnsi="Courier New"/>
+                <w:color w:val="E8E8E8"/>
+                <w:sz w:val="15"/>
+                <w:szCs w:val="15"/>
+              </w:rPr>
+              <w:t xml:space="preserve">            if (std::find(closedSet.begin(),closedSet.end(),nb)!=closedSet.end()) continue;</w:t>
+            </w:r>
+          </w:p>
+        </w:tc>
+      </w:tr>
+      <w:tr>
+        <w:tc>
+          <w:tcPr>
+            <w:tcW w:type="dxa" w:w="9746"/>
+            <w:tcBorders>
+              <w:top w:val="none"/>
+              <w:left w:val="none"/>
+              <w:bottom w:val="none"/>
+              <w:right w:val="none"/>
+            </w:tcBorders>
+            <w:shd w:fill="1A1A2E" w:val="clear"/>
+            <w:tcMar>
+              <w:top w:type="dxa" w:w="18"/>
+              <w:left w:type="dxa" w:w="160"/>
+              <w:bottom w:type="dxa" w:w="18"/>
+              <w:right w:type="dxa" w:w="80"/>
+            </w:tcMar>
+          </w:tcPr>
+          <w:p>
+            <w:pPr>
+              <w:spacing w:after="0" w:before="0"/>
+            </w:pPr>
+            <w:r>
+              <w:rPr>
+                <w:rFonts w:ascii="Courier New" w:cs="Courier New" w:eastAsia="Courier New" w:hAnsi="Courier New"/>
+                <w:color w:val="E8E8E8"/>
+                <w:sz w:val="15"/>
+                <w:szCs w:val="15"/>
+              </w:rPr>
+              <w:t xml:space="preserve">            float mv = (dir.x!=0&amp;&amp;dir.y!=0)?1.414f:1.0f;</w:t>
+            </w:r>
+          </w:p>
+        </w:tc>
+      </w:tr>
+      <w:tr>
+        <w:tc>
+          <w:tcPr>
+            <w:tcW w:type="dxa" w:w="9746"/>
+            <w:tcBorders>
+              <w:top w:val="none"/>
+              <w:left w:val="none"/>
+              <w:bottom w:val="none"/>
+              <w:right w:val="none"/>
+            </w:tcBorders>
+            <w:shd w:fill="1A1A2E" w:val="clear"/>
+            <w:tcMar>
+              <w:top w:type="dxa" w:w="18"/>
+              <w:left w:type="dxa" w:w="160"/>
+              <w:bottom w:type="dxa" w:w="18"/>
+              <w:right w:type="dxa" w:w="80"/>
+            </w:tcMar>
+          </w:tcPr>
+          <w:p>
+            <w:pPr>
+              <w:spacing w:after="0" w:before="0"/>
+            </w:pPr>
+            <w:r>
+              <w:rPr>
+                <w:rFonts w:ascii="Courier New" w:cs="Courier New" w:eastAsia="Courier New" w:hAnsi="Courier New"/>
+                <w:color w:val="E8E8E8"/>
+                <w:sz w:val="15"/>
+                <w:szCs w:val="15"/>
+              </w:rPr>
+              <w:t xml:space="preserve">            float tG = cur-&gt;g + mv;</w:t>
+            </w:r>
+          </w:p>
+        </w:tc>
+      </w:tr>
+      <w:tr>
+        <w:tc>
+          <w:tcPr>
+            <w:tcW w:type="dxa" w:w="9746"/>
+            <w:tcBorders>
+              <w:top w:val="none"/>
+              <w:left w:val="none"/>
+              <w:bottom w:val="none"/>
+              <w:right w:val="none"/>
+            </w:tcBorders>
+            <w:shd w:fill="1A1A2E" w:val="clear"/>
+            <w:tcMar>
+              <w:top w:type="dxa" w:w="18"/>
+              <w:left w:type="dxa" w:w="160"/>
+              <w:bottom w:type="dxa" w:w="18"/>
+              <w:right w:type="dxa" w:w="80"/>
+            </w:tcMar>
+          </w:tcPr>
+          <w:p>
+            <w:pPr>
+              <w:spacing w:after="0" w:before="0"/>
+            </w:pPr>
+            <w:r>
+              <w:rPr>
+                <w:rFonts w:ascii="Courier New" w:cs="Courier New" w:eastAsia="Courier New" w:hAnsi="Courier New"/>
+                <w:color w:val="E8E8E8"/>
+                <w:sz w:val="15"/>
+                <w:szCs w:val="15"/>
+              </w:rPr>
+              <w:t xml:space="preserve">            auto ex = std::find_if(openSet.begin(),openSet.end(),[nb](Node* n){return n-&gt;pos==nb;});</w:t>
+            </w:r>
+          </w:p>
+        </w:tc>
+      </w:tr>
+      <w:tr>
+        <w:tc>
+          <w:tcPr>
+            <w:tcW w:type="dxa" w:w="9746"/>
+            <w:tcBorders>
+              <w:top w:val="none"/>
+              <w:left w:val="none"/>
+              <w:bottom w:val="none"/>
+              <w:right w:val="none"/>
+            </w:tcBorders>
+            <w:shd w:fill="1A1A2E" w:val="clear"/>
+            <w:tcMar>
+              <w:top w:type="dxa" w:w="18"/>
+              <w:left w:type="dxa" w:w="160"/>
+              <w:bottom w:type="dxa" w:w="18"/>
+              <w:right w:type="dxa" w:w="80"/>
+            </w:tcMar>
+          </w:tcPr>
+          <w:p>
+            <w:pPr>
+              <w:spacing w:after="0" w:before="0"/>
+            </w:pPr>
+            <w:r>
+              <w:rPr>
+                <w:rFonts w:ascii="Courier New" w:cs="Courier New" w:eastAsia="Courier New" w:hAnsi="Courier New"/>
+                <w:color w:val="E8E8E8"/>
+                <w:sz w:val="15"/>
+                <w:szCs w:val="15"/>
+              </w:rPr>
+              <w:t xml:space="preserve">            if (ex==openSet.end()) {</w:t>
+            </w:r>
+          </w:p>
+        </w:tc>
+      </w:tr>
+      <w:tr>
+        <w:tc>
+          <w:tcPr>
+            <w:tcW w:type="dxa" w:w="9746"/>
+            <w:tcBorders>
+              <w:top w:val="none"/>
+              <w:left w:val="none"/>
+              <w:bottom w:val="none"/>
+              <w:right w:val="none"/>
+            </w:tcBorders>
+            <w:shd w:fill="1A1A2E" w:val="clear"/>
+            <w:tcMar>
+              <w:top w:type="dxa" w:w="18"/>
+              <w:left w:type="dxa" w:w="160"/>
+              <w:bottom w:type="dxa" w:w="18"/>
+              <w:right w:type="dxa" w:w="80"/>
+            </w:tcMar>
+          </w:tcPr>
+          <w:p>
+            <w:pPr>
+              <w:spacing w:after="0" w:before="0"/>
+            </w:pPr>
+            <w:r>
+              <w:rPr>
+                <w:rFonts w:ascii="Courier New" w:cs="Courier New" w:eastAsia="Courier New" w:hAnsi="Courier New"/>
+                <w:color w:val="E8E8E8"/>
+                <w:sz w:val="15"/>
+                <w:szCs w:val="15"/>
+              </w:rPr>
+              <w:t xml:space="preserve">                Node* nn=new Node(nb); nn-&gt;g=tG; nn-&gt;h=heuristic(nb,goalGrid); nn-&gt;parent=cur;</w:t>
+            </w:r>
+          </w:p>
+        </w:tc>
+      </w:tr>
+      <w:tr>
+        <w:tc>
+          <w:tcPr>
+            <w:tcW w:type="dxa" w:w="9746"/>
+            <w:tcBorders>
+              <w:top w:val="none"/>
+              <w:left w:val="none"/>
+              <w:bottom w:val="none"/>
+              <w:right w:val="none"/>
+            </w:tcBorders>
+            <w:shd w:fill="1A1A2E" w:val="clear"/>
+            <w:tcMar>
+              <w:top w:type="dxa" w:w="18"/>
+              <w:left w:type="dxa" w:w="160"/>
+              <w:bottom w:type="dxa" w:w="18"/>
+              <w:right w:type="dxa" w:w="80"/>
+            </w:tcMar>
+          </w:tcPr>
+          <w:p>
+            <w:pPr>
+              <w:spacing w:after="0" w:before="0"/>
+            </w:pPr>
+            <w:r>
+              <w:rPr>
+                <w:rFonts w:ascii="Courier New" w:cs="Courier New" w:eastAsia="Courier New" w:hAnsi="Courier New"/>
+                <w:color w:val="E8E8E8"/>
+                <w:sz w:val="15"/>
+                <w:szCs w:val="15"/>
+              </w:rPr>
+              <w:t xml:space="preserve">                openSet.push_back(nn); allNodes.push_back(nn);</w:t>
+            </w:r>
+          </w:p>
+        </w:tc>
+      </w:tr>
+      <w:tr>
+        <w:tc>
+          <w:tcPr>
+            <w:tcW w:type="dxa" w:w="9746"/>
+            <w:tcBorders>
+              <w:top w:val="none"/>
+              <w:left w:val="none"/>
+              <w:bottom w:val="none"/>
+              <w:right w:val="none"/>
+            </w:tcBorders>
+            <w:shd w:fill="1A1A2E" w:val="clear"/>
+            <w:tcMar>
+              <w:top w:type="dxa" w:w="18"/>
+              <w:left w:type="dxa" w:w="160"/>
+              <w:bottom w:type="dxa" w:w="18"/>
+              <w:right w:type="dxa" w:w="80"/>
+            </w:tcMar>
+          </w:tcPr>
+          <w:p>
+            <w:pPr>
+              <w:spacing w:after="0" w:before="0"/>
+            </w:pPr>
+            <w:r>
+              <w:rPr>
+                <w:rFonts w:ascii="Courier New" w:cs="Courier New" w:eastAsia="Courier New" w:hAnsi="Courier New"/>
+                <w:color w:val="E8E8E8"/>
+                <w:sz w:val="15"/>
+                <w:szCs w:val="15"/>
+              </w:rPr>
+              <w:t xml:space="preserve">            } else if (tG &lt; (*ex)-&gt;g) { (*ex)-&gt;g=tG; (*ex)-&gt;parent=cur; }</w:t>
+            </w:r>
+          </w:p>
+        </w:tc>
+      </w:tr>
+      <w:tr>
+        <w:tc>
+          <w:tcPr>
+            <w:tcW w:type="dxa" w:w="9746"/>
+            <w:tcBorders>
+              <w:top w:val="none"/>
+              <w:left w:val="none"/>
+              <w:bottom w:val="none"/>
+              <w:right w:val="none"/>
+            </w:tcBorders>
+            <w:shd w:fill="1A1A2E" w:val="clear"/>
+            <w:tcMar>
+              <w:top w:type="dxa" w:w="18"/>
+              <w:left w:type="dxa" w:w="160"/>
+              <w:bottom w:type="dxa" w:w="18"/>
+              <w:right w:type="dxa" w:w="80"/>
+            </w:tcMar>
+          </w:tcPr>
+          <w:p>
+            <w:pPr>
+              <w:spacing w:after="0" w:before="0"/>
+            </w:pPr>
+            <w:r>
+              <w:rPr>
+                <w:rFonts w:ascii="Courier New" w:cs="Courier New" w:eastAsia="Courier New" w:hAnsi="Courier New"/>
+                <w:color w:val="E8E8E8"/>
+                <w:sz w:val="15"/>
+                <w:szCs w:val="15"/>
+              </w:rPr>
+              <w:t xml:space="preserve">        }</w:t>
+            </w:r>
+          </w:p>
+        </w:tc>
+      </w:tr>
+      <w:tr>
+        <w:tc>
+          <w:tcPr>
+            <w:tcW w:type="dxa" w:w="9746"/>
+            <w:tcBorders>
+              <w:top w:val="none"/>
+              <w:left w:val="none"/>
+              <w:bottom w:val="none"/>
+              <w:right w:val="none"/>
+            </w:tcBorders>
+            <w:shd w:fill="1A1A2E" w:val="clear"/>
+            <w:tcMar>
+              <w:top w:type="dxa" w:w="18"/>
+              <w:left w:type="dxa" w:w="160"/>
+              <w:bottom w:type="dxa" w:w="18"/>
+              <w:right w:type="dxa" w:w="80"/>
+            </w:tcMar>
+          </w:tcPr>
+          <w:p>
+            <w:pPr>
+              <w:spacing w:after="0" w:before="0"/>
+            </w:pPr>
+            <w:r>
+              <w:rPr>
+                <w:rFonts w:ascii="Courier New" w:cs="Courier New" w:eastAsia="Courier New" w:hAnsi="Courier New"/>
+                <w:color w:val="E8E8E8"/>
+                <w:sz w:val="15"/>
+                <w:szCs w:val="15"/>
+              </w:rPr>
+              <w:t xml:space="preserve">    }</w:t>
+            </w:r>
+          </w:p>
+        </w:tc>
+      </w:tr>
+      <w:tr>
+        <w:tc>
+          <w:tcPr>
+            <w:tcW w:type="dxa" w:w="9746"/>
+            <w:tcBorders>
+              <w:top w:val="none"/>
+              <w:left w:val="none"/>
+              <w:bottom w:val="none"/>
+              <w:right w:val="none"/>
+            </w:tcBorders>
+            <w:shd w:fill="1A1A2E" w:val="clear"/>
+            <w:tcMar>
+              <w:top w:type="dxa" w:w="18"/>
+              <w:left w:type="dxa" w:w="160"/>
+              <w:bottom w:type="dxa" w:w="18"/>
+              <w:right w:type="dxa" w:w="80"/>
+            </w:tcMar>
+          </w:tcPr>
+          <w:p>
+            <w:pPr>
+              <w:spacing w:after="0" w:before="0"/>
+            </w:pPr>
+            <w:r>
+              <w:rPr>
+                <w:rFonts w:ascii="Courier New" w:cs="Courier New" w:eastAsia="Courier New" w:hAnsi="Courier New"/>
+                <w:color w:val="E8E8E8"/>
+                <w:sz w:val="15"/>
+                <w:szCs w:val="15"/>
+              </w:rPr>
+              <w:t xml:space="preserve">    path.found = false; for (auto n : allNodes) delete n; return path;</w:t>
+            </w:r>
+          </w:p>
+        </w:tc>
+      </w:tr>
+      <w:tr>
+        <w:tc>
+          <w:tcPr>
+            <w:tcW w:type="dxa" w:w="9746"/>
+            <w:tcBorders>
+              <w:top w:val="none"/>
+              <w:left w:val="none"/>
+              <w:bottom w:val="none"/>
+              <w:right w:val="none"/>
+            </w:tcBorders>
+            <w:shd w:fill="1A1A2E" w:val="clear"/>
+            <w:tcMar>
+              <w:top w:type="dxa" w:w="18"/>
+              <w:left w:type="dxa" w:w="160"/>
+              <w:bottom w:type="dxa" w:w="18"/>
+              <w:right w:type="dxa" w:w="80"/>
+            </w:tcMar>
+          </w:tcPr>
+          <w:p>
+            <w:pPr>
+              <w:spacing w:after="0" w:before="0"/>
+            </w:pPr>
+            <w:r>
+              <w:rPr>
+                <w:rFonts w:ascii="Courier New" w:cs="Courier New" w:eastAsia="Courier New" w:hAnsi="Courier New"/>
+                <w:color w:val="E8E8E8"/>
+                <w:sz w:val="15"/>
+                <w:szCs w:val="15"/>
+              </w:rPr>
+              <w:t xml:space="preserve">}</w:t>
+            </w:r>
+          </w:p>
+        </w:tc>
+      </w:tr>
+    </w:tbl>
+    <w:p>
+      <w:pPr>
+        <w:spacing w:after="60" w:before="0"/>
+      </w:pPr>
+    </w:p>
+    <w:p>
+      <w:pPr>
+        <w:pBdr>
+          <w:top w:val="single" w:color="2E75B6" w:sz="4" w:space="1"/>
+        </w:pBdr>
+        <w:spacing w:before="180"/>
+      </w:pPr>
+      <w:r>
+        <w:rPr>
+          <w:i/>
+          <w:iCs/>
+          <w:color w:val="555555"/>
+          <w:sz w:val="17"/>
+          <w:szCs w:val="17"/>
+        </w:rPr>
+        <w:t xml:space="preserve">End of artefact. Pasting sections 1–5 into a clean project reproduces the approved walking behaviour exactly.</w:t>
       </w:r>
     </w:p>
     <w:sectPr>

--- a/instruction_manual/Agent_Walking_Pathfinding_Manual.docx
+++ b/instruction_manual/Agent_Walking_Pathfinding_Manual.docx
@@ -121,7 +121,7 @@
           <w:sz w:val="19"/>
           <w:szCs w:val="19"/>
         </w:rPr>
-        <w:t xml:space="preserve">Activiteit (3 soorten): </w:t>
+        <w:t xml:space="preserve">Activiteit (5 soorten): </w:t>
       </w:r>
       <w:r>
         <w:rPr>
@@ -130,7 +130,7 @@
           <w:sz w:val="19"/>
           <w:szCs w:val="19"/>
         </w:rPr>
-        <w:t xml:space="preserve">idle = niks te doen, loopt wat rond in zijn kamer; working = blijft staan waar hij is; move to domain = nog onderweg via de gang naar het doel-domein.</w:t>
+        <w:t xml:space="preserve">idle = niks te doen, loopt wat rond in zijn kamer; working / offline / standby = gedragen zich voorlopig als idle (lopen wat rond in de kamer); walking to a domain = nog onderweg via de gang naar het doel-domein.</w:t>
       </w:r>
     </w:p>
     <w:p>
@@ -396,7 +396,7 @@
                 <w:sz w:val="18"/>
                 <w:szCs w:val="18"/>
               </w:rPr>
-              <w:t xml:space="preserve">move to domain</w:t>
+              <w:t xml:space="preserve">walking to a domain</w:t>
             </w:r>
           </w:p>
         </w:tc>
@@ -619,7 +619,7 @@
           <w:sz w:val="19"/>
           <w:szCs w:val="19"/>
         </w:rPr>
-        <w:t xml:space="preserve">De drie activiteiten idle / working / move to domain gedragen zich correct.</w:t>
+        <w:t xml:space="preserve">De vijf activiteiten idle / working / offline / standby / walking to a domain gedragen zich correct (working/offline/standby gedragen zich voorlopig als idle).</w:t>
       </w:r>
     </w:p>
     <w:p>
